--- a/10-保护电路/06-防反接保护/MOSFET防反接电路/MOSFET防反接电路.docx
+++ b/10-保护电路/06-防反接保护/MOSFET防反接电路/MOSFET防反接电路.docx
@@ -2383,6 +2383,20 @@
     </w:p>
     <w:bookmarkEnd w:id="26"/>
     <w:bookmarkEnd w:id="27"/>
+    <w:p>
+      <w:pPr>
+        <w:spacing w:before="360"/>
+        <w:jc w:val="center"/>
+      </w:pPr>
+      <w:r>
+        <w:rPr>
+          <w:rFonts w:ascii="Times New Roman" w:hAnsi="Times New Roman"/>
+          <w:color w:val="555555"/>
+          <w:sz w:val="21"/>
+        </w:rPr>
+        <w:t>材料收集者：杜文杰</w:t>
+      </w:r>
+    </w:p>
     <w:sectPr>
       <w:headerReference r:id="rId9" w:type="default"/>
       <w:footerReference r:id="rId10" w:type="default"/>

--- a/10-保护电路/06-防反接保护/MOSFET防反接电路/MOSFET防反接电路.docx
+++ b/10-保护电路/06-防反接保护/MOSFET防反接电路/MOSFET防反接电路.docx
@@ -1,6 +1,6 @@
 
 <file path=word/document.xml><?xml version="1.0" encoding="utf-8"?>
-<w:document xmlns:w="http://schemas.openxmlformats.org/wordprocessingml/2006/main" xmlns:m="http://schemas.openxmlformats.org/officeDocument/2006/math" xmlns:r="http://schemas.openxmlformats.org/officeDocument/2006/relationships" xmlns:o="urn:schemas-microsoft-com:office:office" xmlns:v="urn:schemas-microsoft-com:vml" xmlns:w10="urn:schemas-microsoft-com:office:word" xmlns:a="http://schemas.openxmlformats.org/drawingml/2006/main" xmlns:pic="http://schemas.openxmlformats.org/drawingml/2006/picture" xmlns:wp="http://schemas.openxmlformats.org/drawingml/2006/wordprocessingDrawing">
+<w:document xmlns:m="http://schemas.openxmlformats.org/officeDocument/2006/math" xmlns:r="http://schemas.openxmlformats.org/officeDocument/2006/relationships" xmlns:w="http://schemas.openxmlformats.org/wordprocessingml/2006/main" xmlns:o="urn:schemas-microsoft-com:office:office" xmlns:v="urn:schemas-microsoft-com:vml" xmlns:w10="urn:schemas-microsoft-com:office:word" xmlns:a="http://schemas.openxmlformats.org/drawingml/2006/main" xmlns:pic="http://schemas.openxmlformats.org/drawingml/2006/picture" xmlns:wp="http://schemas.openxmlformats.org/drawingml/2006/wordprocessingDrawing">
   <w:body>
     <w:bookmarkStart w:id="27" w:name="mosfet-防反接电路"/>
     <w:p>
@@ -8,11 +8,14 @@
         <w:pStyle w:val="Heading1"/>
       </w:pPr>
       <w:r>
+        <w:rPr>
+          <w:rFonts w:eastAsia="黑体"/>
+        </w:rPr>
         <w:t xml:space="preserve">MOSFET </w:t>
       </w:r>
       <w:r>
         <w:rPr>
-          <w:rFonts w:hint="eastAsia"/>
+          <w:rFonts w:hint="eastAsia" w:eastAsia="黑体"/>
         </w:rPr>
         <w:t xml:space="preserve">防反接电路</w:t>
       </w:r>
@@ -24,7 +27,7 @@
       </w:pPr>
       <w:r>
         <w:rPr>
-          <w:rFonts w:hint="eastAsia"/>
+          <w:rFonts w:hint="eastAsia" w:eastAsia="黑体"/>
         </w:rPr>
         <w:t xml:space="preserve">拓扑描述</w:t>
       </w:r>
@@ -35,56 +38,74 @@
       </w:pPr>
       <w:r>
         <w:rPr>
-          <w:rFonts w:hint="eastAsia"/>
+          <w:rFonts w:hint="eastAsia" w:eastAsia="黑体"/>
         </w:rPr>
         <w:t xml:space="preserve">该电路由一颗功率</w:t>
       </w:r>
       <w:r>
+        <w:rPr>
+          <w:rFonts w:eastAsia="黑体"/>
+        </w:rPr>
         <w:t xml:space="preserve"> MOSFET </w:t>
       </w:r>
       <w:r>
         <w:rPr>
-          <w:rFonts w:hint="eastAsia"/>
+          <w:rFonts w:hint="eastAsia" w:eastAsia="黑体"/>
         </w:rPr>
         <w:t xml:space="preserve">Q1（N</w:t>
       </w:r>
       <w:r>
+        <w:rPr>
+          <w:rFonts w:eastAsia="黑体"/>
+        </w:rPr>
         <w:t xml:space="preserve"> </w:t>
       </w:r>
       <w:r>
         <w:rPr>
-          <w:rFonts w:hint="eastAsia"/>
+          <w:rFonts w:hint="eastAsia" w:eastAsia="黑体"/>
         </w:rPr>
         <w:t xml:space="preserve">沟道或</w:t>
       </w:r>
       <w:r>
+        <w:rPr>
+          <w:rFonts w:eastAsia="黑体"/>
+        </w:rPr>
         <w:t xml:space="preserve"> P </w:t>
       </w:r>
       <w:r>
         <w:rPr>
-          <w:rFonts w:hint="eastAsia"/>
+          <w:rFonts w:hint="eastAsia" w:eastAsia="黑体"/>
         </w:rPr>
         <w:t xml:space="preserve">沟道，编号</w:t>
       </w:r>
       <w:r>
+        <w:rPr>
+          <w:rFonts w:eastAsia="黑体"/>
+        </w:rPr>
         <w:t xml:space="preserve"> </w:t>
       </w:r>
       <w:r>
         <w:rPr>
-          <w:rFonts w:hint="eastAsia"/>
+          <w:rFonts w:hint="eastAsia" w:eastAsia="黑体"/>
         </w:rPr>
         <w:t xml:space="preserve">Q1，内含体二极管</w:t>
       </w:r>
       <w:r>
+        <w:rPr>
+          <w:rFonts w:eastAsia="黑体"/>
+        </w:rPr>
         <w:t xml:space="preserve"> </w:t>
       </w:r>
       <w:r>
         <w:rPr>
-          <w:rFonts w:hint="eastAsia"/>
+          <w:rFonts w:hint="eastAsia" w:eastAsia="黑体"/>
         </w:rPr>
         <w:t xml:space="preserve">D1）组成，串联在电源回路中。关键节点定义如下：电源正输入节点</w:t>
       </w:r>
       <w:r>
+        <w:rPr>
+          <w:rFonts w:eastAsia="黑体"/>
+        </w:rPr>
         <w:t xml:space="preserve"> </w:t>
       </w:r>
       <m:oMath>
@@ -105,42 +126,57 @@
         </m:sSub>
       </m:oMath>
       <w:r>
+        <w:rPr>
+          <w:rFonts w:eastAsia="黑体"/>
+        </w:rPr>
         <w:t xml:space="preserve"> </w:t>
       </w:r>
       <w:r>
         <w:rPr>
-          <w:rFonts w:hint="eastAsia"/>
+          <w:rFonts w:hint="eastAsia" w:eastAsia="黑体"/>
         </w:rPr>
         <w:t xml:space="preserve">是电源正极接入点，接</w:t>
       </w:r>
       <w:r>
+        <w:rPr>
+          <w:rFonts w:eastAsia="黑体"/>
+        </w:rPr>
         <w:t xml:space="preserve"> MOSFET </w:t>
       </w:r>
       <w:r>
         <w:rPr>
-          <w:rFonts w:hint="eastAsia"/>
+          <w:rFonts w:hint="eastAsia" w:eastAsia="黑体"/>
         </w:rPr>
         <w:t xml:space="preserve">的漏极</w:t>
       </w:r>
       <w:r>
+        <w:rPr>
+          <w:rFonts w:eastAsia="黑体"/>
+        </w:rPr>
         <w:t xml:space="preserve"> </w:t>
       </w:r>
       <w:r>
         <w:rPr>
-          <w:rFonts w:hint="eastAsia"/>
+          <w:rFonts w:hint="eastAsia" w:eastAsia="黑体"/>
         </w:rPr>
         <w:t xml:space="preserve">D（N</w:t>
       </w:r>
       <w:r>
+        <w:rPr>
+          <w:rFonts w:eastAsia="黑体"/>
+        </w:rPr>
         <w:t xml:space="preserve"> </w:t>
       </w:r>
       <w:r>
         <w:rPr>
-          <w:rFonts w:hint="eastAsia"/>
+          <w:rFonts w:hint="eastAsia" w:eastAsia="黑体"/>
         </w:rPr>
         <w:t xml:space="preserve">沟道接法）；负载供电节点</w:t>
       </w:r>
       <w:r>
+        <w:rPr>
+          <w:rFonts w:eastAsia="黑体"/>
+        </w:rPr>
         <w:t xml:space="preserve"> </w:t>
       </w:r>
       <m:oMath>
@@ -164,33 +200,45 @@
         </m:sSub>
       </m:oMath>
       <w:r>
+        <w:rPr>
+          <w:rFonts w:eastAsia="黑体"/>
+        </w:rPr>
         <w:t xml:space="preserve"> </w:t>
       </w:r>
       <w:r>
         <w:rPr>
-          <w:rFonts w:hint="eastAsia"/>
+          <w:rFonts w:hint="eastAsia" w:eastAsia="黑体"/>
         </w:rPr>
         <w:t xml:space="preserve">接</w:t>
       </w:r>
       <w:r>
+        <w:rPr>
+          <w:rFonts w:eastAsia="黑体"/>
+        </w:rPr>
         <w:t xml:space="preserve"> MOSFET </w:t>
       </w:r>
       <w:r>
         <w:rPr>
-          <w:rFonts w:hint="eastAsia"/>
+          <w:rFonts w:hint="eastAsia" w:eastAsia="黑体"/>
         </w:rPr>
         <w:t xml:space="preserve">的源极</w:t>
       </w:r>
       <w:r>
+        <w:rPr>
+          <w:rFonts w:eastAsia="黑体"/>
+        </w:rPr>
         <w:t xml:space="preserve"> S </w:t>
       </w:r>
       <w:r>
         <w:rPr>
-          <w:rFonts w:hint="eastAsia"/>
+          <w:rFonts w:hint="eastAsia" w:eastAsia="黑体"/>
         </w:rPr>
         <w:t xml:space="preserve">并连到负载的正端；负极/回路节点</w:t>
       </w:r>
       <w:r>
+        <w:rPr>
+          <w:rFonts w:eastAsia="黑体"/>
+        </w:rPr>
         <w:t xml:space="preserve"> </w:t>
       </w:r>
       <m:oMath>
@@ -218,20 +266,26 @@
       </m:oMath>
       <w:r>
         <w:rPr>
-          <w:rFonts w:hint="eastAsia"/>
+          <w:rFonts w:hint="eastAsia" w:eastAsia="黑体"/>
         </w:rPr>
         <w:t xml:space="preserve">（或地</w:t>
       </w:r>
       <w:r>
+        <w:rPr>
+          <w:rFonts w:eastAsia="黑体"/>
+        </w:rPr>
         <w:t xml:space="preserve"> </w:t>
       </w:r>
       <w:r>
         <w:rPr>
-          <w:rFonts w:hint="eastAsia"/>
+          <w:rFonts w:hint="eastAsia" w:eastAsia="黑体"/>
         </w:rPr>
         <w:t xml:space="preserve">GND）是电源负极与负载负端的公共点，作为电流回流路径；栅极驱动节点</w:t>
       </w:r>
       <w:r>
+        <w:rPr>
+          <w:rFonts w:eastAsia="黑体"/>
+        </w:rPr>
         <w:t xml:space="preserve"> </w:t>
       </w:r>
       <m:oMath>
@@ -249,29 +303,38 @@
         </m:sSub>
       </m:oMath>
       <w:r>
+        <w:rPr>
+          <w:rFonts w:eastAsia="黑体"/>
+        </w:rPr>
         <w:t xml:space="preserve"> </w:t>
       </w:r>
       <w:r>
         <w:rPr>
-          <w:rFonts w:hint="eastAsia"/>
+          <w:rFonts w:hint="eastAsia" w:eastAsia="黑体"/>
         </w:rPr>
         <w:t xml:space="preserve">是</w:t>
       </w:r>
       <w:r>
+        <w:rPr>
+          <w:rFonts w:eastAsia="黑体"/>
+        </w:rPr>
         <w:t xml:space="preserve"> MOSFET </w:t>
       </w:r>
       <w:r>
         <w:rPr>
-          <w:rFonts w:hint="eastAsia"/>
+          <w:rFonts w:hint="eastAsia" w:eastAsia="黑体"/>
         </w:rPr>
         <w:t xml:space="preserve">栅极</w:t>
       </w:r>
       <w:r>
+        <w:rPr>
+          <w:rFonts w:eastAsia="黑体"/>
+        </w:rPr>
         <w:t xml:space="preserve"> G </w:t>
       </w:r>
       <w:r>
         <w:rPr>
-          <w:rFonts w:hint="eastAsia"/>
+          <w:rFonts w:hint="eastAsia" w:eastAsia="黑体"/>
         </w:rPr>
         <w:t xml:space="preserve">的驱动信号接入端，其参考点为源极电平。</w:t>
       </w:r>
@@ -280,38 +343,50 @@
       <w:pPr/>
       <w:r>
         <w:rPr>
-          <w:rFonts w:hint="eastAsia"/>
+          <w:rFonts w:hint="eastAsia" w:eastAsia="黑体"/>
         </w:rPr>
         <w:t xml:space="preserve">各元件管脚连接：MOSFET</w:t>
       </w:r>
       <w:r>
+        <w:rPr>
+          <w:rFonts w:eastAsia="黑体"/>
+        </w:rPr>
         <w:t xml:space="preserve"> </w:t>
       </w:r>
       <w:r>
         <w:rPr>
-          <w:rFonts w:hint="eastAsia"/>
+          <w:rFonts w:hint="eastAsia" w:eastAsia="黑体"/>
         </w:rPr>
         <w:t xml:space="preserve">Q1（以</w:t>
       </w:r>
       <w:r>
+        <w:rPr>
+          <w:rFonts w:eastAsia="黑体"/>
+        </w:rPr>
         <w:t xml:space="preserve"> N </w:t>
       </w:r>
       <w:r>
         <w:rPr>
-          <w:rFonts w:hint="eastAsia"/>
+          <w:rFonts w:hint="eastAsia" w:eastAsia="黑体"/>
         </w:rPr>
         <w:t xml:space="preserve">沟道、源极接负载为例）漏极</w:t>
       </w:r>
       <w:r>
+        <w:rPr>
+          <w:rFonts w:eastAsia="黑体"/>
+        </w:rPr>
         <w:t xml:space="preserve"> D </w:t>
       </w:r>
       <w:r>
         <w:rPr>
-          <w:rFonts w:hint="eastAsia"/>
+          <w:rFonts w:hint="eastAsia" w:eastAsia="黑体"/>
         </w:rPr>
         <w:t xml:space="preserve">接电源正输入节点</w:t>
       </w:r>
       <w:r>
+        <w:rPr>
+          <w:rFonts w:eastAsia="黑体"/>
+        </w:rPr>
         <w:t xml:space="preserve"> </w:t>
       </w:r>
       <m:oMath>
@@ -333,20 +408,26 @@
       </m:oMath>
       <w:r>
         <w:rPr>
-          <w:rFonts w:hint="eastAsia"/>
+          <w:rFonts w:hint="eastAsia" w:eastAsia="黑体"/>
         </w:rPr>
         <w:t xml:space="preserve">，源极</w:t>
       </w:r>
       <w:r>
+        <w:rPr>
+          <w:rFonts w:eastAsia="黑体"/>
+        </w:rPr>
         <w:t xml:space="preserve"> S </w:t>
       </w:r>
       <w:r>
         <w:rPr>
-          <w:rFonts w:hint="eastAsia"/>
+          <w:rFonts w:hint="eastAsia" w:eastAsia="黑体"/>
         </w:rPr>
         <w:t xml:space="preserve">接负载供电节点</w:t>
       </w:r>
       <w:r>
+        <w:rPr>
+          <w:rFonts w:eastAsia="黑体"/>
+        </w:rPr>
         <w:t xml:space="preserve"> </w:t>
       </w:r>
       <m:oMath>
@@ -371,47 +452,62 @@
       </m:oMath>
       <w:r>
         <w:rPr>
-          <w:rFonts w:hint="eastAsia"/>
+          <w:rFonts w:hint="eastAsia" w:eastAsia="黑体"/>
         </w:rPr>
         <w:t xml:space="preserve">（同时是体二极管</w:t>
       </w:r>
       <w:r>
+        <w:rPr>
+          <w:rFonts w:eastAsia="黑体"/>
+        </w:rPr>
         <w:t xml:space="preserve"> D1 </w:t>
       </w:r>
       <w:r>
         <w:rPr>
-          <w:rFonts w:hint="eastAsia"/>
+          <w:rFonts w:hint="eastAsia" w:eastAsia="黑体"/>
         </w:rPr>
         <w:t xml:space="preserve">的阳极，D1</w:t>
       </w:r>
       <w:r>
+        <w:rPr>
+          <w:rFonts w:eastAsia="黑体"/>
+        </w:rPr>
         <w:t xml:space="preserve"> </w:t>
       </w:r>
       <w:r>
         <w:rPr>
-          <w:rFonts w:hint="eastAsia"/>
+          <w:rFonts w:hint="eastAsia" w:eastAsia="黑体"/>
         </w:rPr>
         <w:t xml:space="preserve">的阴极在漏极</w:t>
       </w:r>
       <w:r>
+        <w:rPr>
+          <w:rFonts w:eastAsia="黑体"/>
+        </w:rPr>
         <w:t xml:space="preserve"> D </w:t>
       </w:r>
       <w:r>
         <w:rPr>
-          <w:rFonts w:hint="eastAsia"/>
+          <w:rFonts w:hint="eastAsia" w:eastAsia="黑体"/>
         </w:rPr>
         <w:t xml:space="preserve">内部相连），栅极</w:t>
       </w:r>
       <w:r>
+        <w:rPr>
+          <w:rFonts w:eastAsia="黑体"/>
+        </w:rPr>
         <w:t xml:space="preserve"> G </w:t>
       </w:r>
       <w:r>
         <w:rPr>
-          <w:rFonts w:hint="eastAsia"/>
+          <w:rFonts w:hint="eastAsia" w:eastAsia="黑体"/>
         </w:rPr>
         <w:t xml:space="preserve">接栅极驱动节点</w:t>
       </w:r>
       <w:r>
+        <w:rPr>
+          <w:rFonts w:eastAsia="黑体"/>
+        </w:rPr>
         <w:t xml:space="preserve"> </w:t>
       </w:r>
       <m:oMath>
@@ -430,34 +526,43 @@
       </m:oMath>
       <w:r>
         <w:rPr>
-          <w:rFonts w:hint="eastAsia"/>
+          <w:rFonts w:hint="eastAsia" w:eastAsia="黑体"/>
         </w:rPr>
         <w:t xml:space="preserve">（正接时该点拉至高电平使沟道导通）；体二极管</w:t>
       </w:r>
       <w:r>
+        <w:rPr>
+          <w:rFonts w:eastAsia="黑体"/>
+        </w:rPr>
         <w:t xml:space="preserve"> D1 </w:t>
       </w:r>
       <w:r>
         <w:rPr>
-          <w:rFonts w:hint="eastAsia"/>
+          <w:rFonts w:hint="eastAsia" w:eastAsia="黑体"/>
         </w:rPr>
         <w:t xml:space="preserve">的阳极与源极</w:t>
       </w:r>
       <w:r>
+        <w:rPr>
+          <w:rFonts w:eastAsia="黑体"/>
+        </w:rPr>
         <w:t xml:space="preserve"> S </w:t>
       </w:r>
       <w:r>
         <w:rPr>
-          <w:rFonts w:hint="eastAsia"/>
+          <w:rFonts w:hint="eastAsia" w:eastAsia="黑体"/>
         </w:rPr>
         <w:t xml:space="preserve">相连、阴极与漏极</w:t>
       </w:r>
       <w:r>
+        <w:rPr>
+          <w:rFonts w:eastAsia="黑体"/>
+        </w:rPr>
         <w:t xml:space="preserve"> D </w:t>
       </w:r>
       <w:r>
         <w:rPr>
-          <w:rFonts w:hint="eastAsia"/>
+          <w:rFonts w:hint="eastAsia" w:eastAsia="黑体"/>
         </w:rPr>
         <w:t xml:space="preserve">相连，方向为”源极指向漏极”，正接时处于反偏状态，反接时也反向截止。</w:t>
       </w:r>
@@ -466,34 +571,43 @@
       <w:pPr/>
       <w:r>
         <w:rPr>
-          <w:rFonts w:hint="eastAsia"/>
+          <w:rFonts w:hint="eastAsia" w:eastAsia="黑体"/>
         </w:rPr>
         <w:t xml:space="preserve">由此构成”单管串联</w:t>
       </w:r>
       <w:r>
+        <w:rPr>
+          <w:rFonts w:eastAsia="黑体"/>
+        </w:rPr>
         <w:t xml:space="preserve"> + </w:t>
       </w:r>
       <w:r>
         <w:rPr>
-          <w:rFonts w:hint="eastAsia"/>
+          <w:rFonts w:hint="eastAsia" w:eastAsia="黑体"/>
         </w:rPr>
         <w:t xml:space="preserve">体二极管定向”的防反接组态，正接时</w:t>
       </w:r>
       <w:r>
+        <w:rPr>
+          <w:rFonts w:eastAsia="黑体"/>
+        </w:rPr>
         <w:t xml:space="preserve"> Q1 </w:t>
       </w:r>
       <w:r>
         <w:rPr>
-          <w:rFonts w:hint="eastAsia"/>
+          <w:rFonts w:hint="eastAsia" w:eastAsia="黑体"/>
         </w:rPr>
         <w:t xml:space="preserve">低阻导通供电，反接时</w:t>
       </w:r>
       <w:r>
+        <w:rPr>
+          <w:rFonts w:eastAsia="黑体"/>
+        </w:rPr>
         <w:t xml:space="preserve"> Q1 </w:t>
       </w:r>
       <w:r>
         <w:rPr>
-          <w:rFonts w:hint="eastAsia"/>
+          <w:rFonts w:hint="eastAsia" w:eastAsia="黑体"/>
         </w:rPr>
         <w:t xml:space="preserve">关断且体二极管反偏截止，切断反向电流保护后级电路。</w:t>
       </w:r>
@@ -506,7 +620,7 @@
       </w:pPr>
       <w:r>
         <w:rPr>
-          <w:rFonts w:hint="eastAsia"/>
+          <w:rFonts w:hint="eastAsia" w:eastAsia="黑体"/>
         </w:rPr>
         <w:t xml:space="preserve">工作原理</w:t>
       </w:r>
@@ -517,20 +631,26 @@
       </w:pPr>
       <w:r>
         <w:rPr>
-          <w:rFonts w:hint="eastAsia"/>
+          <w:rFonts w:hint="eastAsia" w:eastAsia="黑体"/>
         </w:rPr>
         <w:t xml:space="preserve">正接时</w:t>
       </w:r>
       <w:r>
+        <w:rPr>
+          <w:rFonts w:eastAsia="黑体"/>
+        </w:rPr>
         <w:t xml:space="preserve"> MOSFET </w:t>
       </w:r>
       <w:r>
         <w:rPr>
-          <w:rFonts w:hint="eastAsia"/>
+          <w:rFonts w:hint="eastAsia" w:eastAsia="黑体"/>
         </w:rPr>
         <w:t xml:space="preserve">栅源控制电压使其导通，电流以极低导通电阻</w:t>
       </w:r>
       <w:r>
+        <w:rPr>
+          <w:rFonts w:eastAsia="黑体"/>
+        </w:rPr>
         <w:t xml:space="preserve"> </w:t>
       </w:r>
       <m:oMath>
@@ -569,20 +689,26 @@
         </m:sSub>
       </m:oMath>
       <w:r>
+        <w:rPr>
+          <w:rFonts w:eastAsia="黑体"/>
+        </w:rPr>
         <w:t xml:space="preserve"> </w:t>
       </w:r>
       <w:r>
         <w:rPr>
-          <w:rFonts w:hint="eastAsia"/>
+          <w:rFonts w:hint="eastAsia" w:eastAsia="黑体"/>
         </w:rPr>
         <w:t xml:space="preserve">流过，损耗远小于二极管方案；反接时栅源电压无法建立、MOSFET</w:t>
       </w:r>
       <w:r>
+        <w:rPr>
+          <w:rFonts w:eastAsia="黑体"/>
+        </w:rPr>
         <w:t xml:space="preserve"> </w:t>
       </w:r>
       <w:r>
         <w:rPr>
-          <w:rFonts w:hint="eastAsia"/>
+          <w:rFonts w:hint="eastAsia" w:eastAsia="黑体"/>
         </w:rPr>
         <w:t xml:space="preserve">关断，体二极管也处于反向截止，回路被切断，保护后级不被反向电压损坏。</w:t>
       </w:r>
@@ -595,7 +721,7 @@
       </w:pPr>
       <w:r>
         <w:rPr>
-          <w:rFonts w:hint="eastAsia"/>
+          <w:rFonts w:hint="eastAsia" w:eastAsia="黑体"/>
         </w:rPr>
         <w:t xml:space="preserve">关键计算公式</w:t>
       </w:r>
@@ -609,7 +735,7 @@
       </w:pPr>
       <w:r>
         <w:rPr>
-          <w:rFonts w:hint="eastAsia"/>
+          <w:rFonts w:hint="eastAsia" w:eastAsia="黑体"/>
         </w:rPr>
         <w:t xml:space="preserve">导通损耗：</w:t>
       </w:r>
@@ -708,7 +834,7 @@
       </w:pPr>
       <w:r>
         <w:rPr>
-          <w:rFonts w:hint="eastAsia"/>
+          <w:rFonts w:hint="eastAsia" w:eastAsia="黑体"/>
         </w:rPr>
         <w:t xml:space="preserve">正向压降（导通时）：</w:t>
       </w:r>
@@ -792,25 +918,31 @@
       </w:pPr>
       <w:r>
         <w:rPr>
-          <w:rFonts w:hint="eastAsia"/>
+          <w:rFonts w:hint="eastAsia" w:eastAsia="黑体"/>
         </w:rPr>
         <w:t xml:space="preserve">栅源驱动条件（N</w:t>
       </w:r>
       <w:r>
+        <w:rPr>
+          <w:rFonts w:eastAsia="黑体"/>
+        </w:rPr>
         <w:t xml:space="preserve"> </w:t>
       </w:r>
       <w:r>
         <w:rPr>
-          <w:rFonts w:hint="eastAsia"/>
+          <w:rFonts w:hint="eastAsia" w:eastAsia="黑体"/>
         </w:rPr>
         <w:t xml:space="preserve">沟道高侧需自举</w:t>
       </w:r>
       <w:r>
+        <w:rPr>
+          <w:rFonts w:eastAsia="黑体"/>
+        </w:rPr>
         <w:t xml:space="preserve"> / P </w:t>
       </w:r>
       <w:r>
         <w:rPr>
-          <w:rFonts w:hint="eastAsia"/>
+          <w:rFonts w:hint="eastAsia" w:eastAsia="黑体"/>
         </w:rPr>
         <w:t xml:space="preserve">沟道负压驱动）：</w:t>
       </w:r>
@@ -891,7 +1023,7 @@
       </w:pPr>
       <w:r>
         <w:rPr>
-          <w:rFonts w:hint="eastAsia"/>
+          <w:rFonts w:hint="eastAsia" w:eastAsia="黑体"/>
         </w:rPr>
         <w:t xml:space="preserve">反向时漏电流（近零）：</w:t>
       </w:r>
@@ -979,7 +1111,7 @@
             </w:pPr>
             <w:r>
               <w:rPr>
-                <w:rFonts w:hint="eastAsia"/>
+                <w:rFonts w:hint="eastAsia" w:eastAsia="黑体"/>
               </w:rPr>
               <w:t xml:space="preserve">符号</w:t>
             </w:r>
@@ -993,7 +1125,7 @@
             </w:pPr>
             <w:r>
               <w:rPr>
-                <w:rFonts w:hint="eastAsia"/>
+                <w:rFonts w:hint="eastAsia" w:eastAsia="黑体"/>
               </w:rPr>
               <w:t xml:space="preserve">含义</w:t>
             </w:r>
@@ -1007,7 +1139,7 @@
             </w:pPr>
             <w:r>
               <w:rPr>
-                <w:rFonts w:hint="eastAsia"/>
+                <w:rFonts w:hint="eastAsia" w:eastAsia="黑体"/>
               </w:rPr>
               <w:t xml:space="preserve">单位</w:t>
             </w:r>
@@ -1057,6 +1189,9 @@
               </m:sSub>
             </m:oMath>
             <w:r>
+              <w:rPr>
+                <w:rFonts w:eastAsia="黑体"/>
+              </w:rPr>
               <w:t xml:space="preserve">​</w:t>
             </w:r>
           </w:p>
@@ -1069,7 +1204,7 @@
             </w:pPr>
             <w:r>
               <w:rPr>
-                <w:rFonts w:hint="eastAsia"/>
+                <w:rFonts w:hint="eastAsia" w:eastAsia="黑体"/>
               </w:rPr>
               <w:t xml:space="preserve">导通电阻</w:t>
             </w:r>
@@ -1082,6 +1217,9 @@
               <w:pStyle w:val="Compact"/>
             </w:pPr>
             <w:r>
+              <w:rPr>
+                <w:rFonts w:eastAsia="黑体"/>
+              </w:rPr>
               <w:t xml:space="preserve">Ω</w:t>
             </w:r>
           </w:p>
@@ -1100,6 +1238,9 @@
               </m:r>
             </m:oMath>
             <w:r>
+              <w:rPr>
+                <w:rFonts w:eastAsia="黑体"/>
+              </w:rPr>
               <w:t xml:space="preserve">​</w:t>
             </w:r>
           </w:p>
@@ -1112,7 +1253,7 @@
             </w:pPr>
             <w:r>
               <w:rPr>
-                <w:rFonts w:hint="eastAsia"/>
+                <w:rFonts w:hint="eastAsia" w:eastAsia="黑体"/>
               </w:rPr>
               <w:t xml:space="preserve">负载电流</w:t>
             </w:r>
@@ -1125,6 +1266,9 @@
               <w:pStyle w:val="Compact"/>
             </w:pPr>
             <w:r>
+              <w:rPr>
+                <w:rFonts w:eastAsia="黑体"/>
+              </w:rPr>
               <w:t xml:space="preserve">A</w:t>
             </w:r>
           </w:p>
@@ -1161,6 +1305,9 @@
               </m:sSub>
             </m:oMath>
             <w:r>
+              <w:rPr>
+                <w:rFonts w:eastAsia="黑体"/>
+              </w:rPr>
               <w:t xml:space="preserve">​</w:t>
             </w:r>
           </w:p>
@@ -1173,7 +1320,7 @@
             </w:pPr>
             <w:r>
               <w:rPr>
-                <w:rFonts w:hint="eastAsia"/>
+                <w:rFonts w:hint="eastAsia" w:eastAsia="黑体"/>
               </w:rPr>
               <w:t xml:space="preserve">导通损耗</w:t>
             </w:r>
@@ -1186,6 +1333,9 @@
               <w:pStyle w:val="Compact"/>
             </w:pPr>
             <w:r>
+              <w:rPr>
+                <w:rFonts w:eastAsia="黑体"/>
+              </w:rPr>
               <w:t xml:space="preserve">W</w:t>
             </w:r>
           </w:p>
@@ -1216,6 +1366,9 @@
               </m:sSub>
             </m:oMath>
             <w:r>
+              <w:rPr>
+                <w:rFonts w:eastAsia="黑体"/>
+              </w:rPr>
               <w:t xml:space="preserve">​</w:t>
             </w:r>
           </w:p>
@@ -1228,7 +1381,7 @@
             </w:pPr>
             <w:r>
               <w:rPr>
-                <w:rFonts w:hint="eastAsia"/>
+                <w:rFonts w:hint="eastAsia" w:eastAsia="黑体"/>
               </w:rPr>
               <w:t xml:space="preserve">栅源电压</w:t>
             </w:r>
@@ -1241,6 +1394,9 @@
               <w:pStyle w:val="Compact"/>
             </w:pPr>
             <w:r>
+              <w:rPr>
+                <w:rFonts w:eastAsia="黑体"/>
+              </w:rPr>
               <w:t xml:space="preserve">V</w:t>
             </w:r>
           </w:p>
@@ -1289,6 +1445,9 @@
               </m:sSub>
             </m:oMath>
             <w:r>
+              <w:rPr>
+                <w:rFonts w:eastAsia="黑体"/>
+              </w:rPr>
               <w:t xml:space="preserve">​</w:t>
             </w:r>
           </w:p>
@@ -1301,7 +1460,7 @@
             </w:pPr>
             <w:r>
               <w:rPr>
-                <w:rFonts w:hint="eastAsia"/>
+                <w:rFonts w:hint="eastAsia" w:eastAsia="黑体"/>
               </w:rPr>
               <w:t xml:space="preserve">栅极阈值电压</w:t>
             </w:r>
@@ -1314,6 +1473,9 @@
               <w:pStyle w:val="Compact"/>
             </w:pPr>
             <w:r>
+              <w:rPr>
+                <w:rFonts w:eastAsia="黑体"/>
+              </w:rPr>
               <w:t xml:space="preserve">V</w:t>
             </w:r>
           </w:p>
@@ -1344,6 +1506,9 @@
               </m:sSub>
             </m:oMath>
             <w:r>
+              <w:rPr>
+                <w:rFonts w:eastAsia="黑体"/>
+              </w:rPr>
               <w:t xml:space="preserve">​</w:t>
             </w:r>
           </w:p>
@@ -1356,7 +1521,7 @@
             </w:pPr>
             <w:r>
               <w:rPr>
-                <w:rFonts w:hint="eastAsia"/>
+                <w:rFonts w:hint="eastAsia" w:eastAsia="黑体"/>
               </w:rPr>
               <w:t xml:space="preserve">漏源压降</w:t>
             </w:r>
@@ -1369,6 +1534,9 @@
               <w:pStyle w:val="Compact"/>
             </w:pPr>
             <w:r>
+              <w:rPr>
+                <w:rFonts w:eastAsia="黑体"/>
+              </w:rPr>
               <w:t xml:space="preserve">V</w:t>
             </w:r>
           </w:p>
@@ -1383,7 +1551,7 @@
       </w:pPr>
       <w:r>
         <w:rPr>
-          <w:rFonts w:hint="eastAsia"/>
+          <w:rFonts w:hint="eastAsia" w:eastAsia="黑体"/>
         </w:rPr>
         <w:t xml:space="preserve">元件调整影响</w:t>
       </w:r>
@@ -1433,6 +1601,7 @@
       </m:oMath>
       <w:r>
         <w:rPr>
+          <w:rFonts w:eastAsia="黑体"/>
           <w:b/>
           <w:bCs/>
         </w:rPr>
@@ -1440,21 +1609,27 @@
       </w:r>
       <w:r>
         <w:rPr>
-          <w:rFonts w:hint="eastAsia"/>
+          <w:rFonts w:hint="eastAsia" w:eastAsia="黑体"/>
           <w:b/>
           <w:bCs/>
         </w:rPr>
         <w:t xml:space="preserve">选小</w:t>
       </w:r>
       <w:r>
+        <w:rPr>
+          <w:rFonts w:eastAsia="黑体"/>
+        </w:rPr>
         <w:t xml:space="preserve"> </w:t>
       </w:r>
       <w:r>
+        <w:rPr>
+          <w:rFonts w:eastAsia="黑体"/>
+        </w:rPr>
         <w:t xml:space="preserve">→ </w:t>
       </w:r>
       <w:r>
         <w:rPr>
-          <w:rFonts w:hint="eastAsia"/>
+          <w:rFonts w:hint="eastAsia" w:eastAsia="黑体"/>
         </w:rPr>
         <w:t xml:space="preserve">压降与损耗低、发热小，但器件成本与栅极电荷上升。</w:t>
       </w:r>
@@ -1504,6 +1679,7 @@
       </m:oMath>
       <w:r>
         <w:rPr>
+          <w:rFonts w:eastAsia="黑体"/>
           <w:b/>
           <w:bCs/>
         </w:rPr>
@@ -1511,21 +1687,27 @@
       </w:r>
       <w:r>
         <w:rPr>
-          <w:rFonts w:hint="eastAsia"/>
+          <w:rFonts w:hint="eastAsia" w:eastAsia="黑体"/>
           <w:b/>
           <w:bCs/>
         </w:rPr>
         <w:t xml:space="preserve">低</w:t>
       </w:r>
       <w:r>
+        <w:rPr>
+          <w:rFonts w:eastAsia="黑体"/>
+        </w:rPr>
         <w:t xml:space="preserve"> </w:t>
       </w:r>
       <w:r>
+        <w:rPr>
+          <w:rFonts w:eastAsia="黑体"/>
+        </w:rPr>
         <w:t xml:space="preserve">→ </w:t>
       </w:r>
       <w:r>
         <w:rPr>
-          <w:rFonts w:hint="eastAsia"/>
+          <w:rFonts w:hint="eastAsia" w:eastAsia="黑体"/>
         </w:rPr>
         <w:t xml:space="preserve">低压下更容易可靠导通，适合低电源电压场合。</w:t>
       </w:r>
@@ -1540,6 +1722,7 @@
       </w:pPr>
       <w:r>
         <w:rPr>
+          <w:rFonts w:eastAsia="黑体"/>
           <w:b/>
           <w:bCs/>
         </w:rPr>
@@ -1547,30 +1730,39 @@
       </w:r>
       <w:r>
         <w:rPr>
-          <w:rFonts w:hint="eastAsia"/>
+          <w:rFonts w:hint="eastAsia" w:eastAsia="黑体"/>
           <w:b/>
           <w:bCs/>
         </w:rPr>
         <w:t xml:space="preserve">沟道用于高侧</w:t>
       </w:r>
       <w:r>
+        <w:rPr>
+          <w:rFonts w:eastAsia="黑体"/>
+        </w:rPr>
         <w:t xml:space="preserve"> </w:t>
       </w:r>
       <w:r>
+        <w:rPr>
+          <w:rFonts w:eastAsia="黑体"/>
+        </w:rPr>
         <w:t xml:space="preserve">→ </w:t>
       </w:r>
       <w:r>
         <w:rPr>
-          <w:rFonts w:hint="eastAsia"/>
+          <w:rFonts w:hint="eastAsia" w:eastAsia="黑体"/>
         </w:rPr>
         <w:t xml:space="preserve">需要更高栅极驱动电压（电荷泵</w:t>
       </w:r>
       <w:r>
+        <w:rPr>
+          <w:rFonts w:eastAsia="黑体"/>
+        </w:rPr>
         <w:t xml:space="preserve"> / </w:t>
       </w:r>
       <w:r>
         <w:rPr>
-          <w:rFonts w:hint="eastAsia"/>
+          <w:rFonts w:hint="eastAsia" w:eastAsia="黑体"/>
         </w:rPr>
         <w:t xml:space="preserve">自举），否则无法完全导通。</w:t>
       </w:r>
@@ -1585,6 +1777,7 @@
       </w:pPr>
       <w:r>
         <w:rPr>
+          <w:rFonts w:eastAsia="黑体"/>
           <w:b/>
           <w:bCs/>
         </w:rPr>
@@ -1592,25 +1785,34 @@
       </w:r>
       <w:r>
         <w:rPr>
-          <w:rFonts w:hint="eastAsia"/>
+          <w:rFonts w:hint="eastAsia" w:eastAsia="黑体"/>
           <w:b/>
           <w:bCs/>
         </w:rPr>
         <w:t xml:space="preserve">沟道用于高侧</w:t>
       </w:r>
       <w:r>
+        <w:rPr>
+          <w:rFonts w:eastAsia="黑体"/>
+        </w:rPr>
         <w:t xml:space="preserve"> </w:t>
       </w:r>
       <w:r>
+        <w:rPr>
+          <w:rFonts w:eastAsia="黑体"/>
+        </w:rPr>
         <w:t xml:space="preserve">→ </w:t>
       </w:r>
       <w:r>
         <w:rPr>
-          <w:rFonts w:hint="eastAsia"/>
+          <w:rFonts w:hint="eastAsia" w:eastAsia="黑体"/>
         </w:rPr>
         <w:t xml:space="preserve">驱动简单（栅极接低即可导通），但同规格</w:t>
       </w:r>
       <w:r>
+        <w:rPr>
+          <w:rFonts w:eastAsia="黑体"/>
+        </w:rPr>
         <w:t xml:space="preserve"> </w:t>
       </w:r>
       <m:oMath>
@@ -1649,11 +1851,14 @@
         </m:sSub>
       </m:oMath>
       <w:r>
+        <w:rPr>
+          <w:rFonts w:eastAsia="黑体"/>
+        </w:rPr>
         <w:t xml:space="preserve"> </w:t>
       </w:r>
       <w:r>
         <w:rPr>
-          <w:rFonts w:hint="eastAsia"/>
+          <w:rFonts w:hint="eastAsia" w:eastAsia="黑体"/>
         </w:rPr>
         <w:t xml:space="preserve">较大。</w:t>
       </w:r>
@@ -1668,7 +1873,7 @@
       </w:pPr>
       <w:r>
         <w:rPr>
-          <w:rFonts w:hint="eastAsia"/>
+          <w:rFonts w:hint="eastAsia" w:eastAsia="黑体"/>
           <w:b/>
           <w:bCs/>
         </w:rPr>
@@ -1676,6 +1881,7 @@
       </w:r>
       <w:r>
         <w:rPr>
+          <w:rFonts w:eastAsia="黑体"/>
           <w:b/>
           <w:bCs/>
         </w:rPr>
@@ -1683,21 +1889,27 @@
       </w:r>
       <w:r>
         <w:rPr>
-          <w:rFonts w:hint="eastAsia"/>
+          <w:rFonts w:hint="eastAsia" w:eastAsia="黑体"/>
           <w:b/>
           <w:bCs/>
         </w:rPr>
         <w:t xml:space="preserve">齐纳不当</w:t>
       </w:r>
       <w:r>
+        <w:rPr>
+          <w:rFonts w:eastAsia="黑体"/>
+        </w:rPr>
         <w:t xml:space="preserve"> </w:t>
       </w:r>
       <w:r>
+        <w:rPr>
+          <w:rFonts w:eastAsia="黑体"/>
+        </w:rPr>
         <w:t xml:space="preserve">→ </w:t>
       </w:r>
       <w:r>
         <w:rPr>
-          <w:rFonts w:hint="eastAsia"/>
+          <w:rFonts w:hint="eastAsia" w:eastAsia="黑体"/>
         </w:rPr>
         <w:t xml:space="preserve">栅源过压可能击穿氧化层，需限制栅源电压幅值。</w:t>
       </w:r>
@@ -1710,7 +1922,7 @@
       </w:pPr>
       <w:r>
         <w:rPr>
-          <w:rFonts w:hint="eastAsia"/>
+          <w:rFonts w:hint="eastAsia" w:eastAsia="黑体"/>
         </w:rPr>
         <w:t xml:space="preserve">典型参数示例</w:t>
       </w:r>
@@ -1725,11 +1937,14 @@
       </w:pPr>
       <w:r>
         <w:rPr>
-          <w:rFonts w:hint="eastAsia"/>
+          <w:rFonts w:hint="eastAsia" w:eastAsia="黑体"/>
         </w:rPr>
         <w:t xml:space="preserve">取</w:t>
       </w:r>
       <w:r>
+        <w:rPr>
+          <w:rFonts w:eastAsia="黑体"/>
+        </w:rPr>
         <w:t xml:space="preserve"> </w:t>
       </w:r>
       <m:oMath>
@@ -1787,6 +2002,9 @@
         </m:r>
       </m:oMath>
       <w:r>
+        <w:rPr>
+          <w:rFonts w:eastAsia="黑体"/>
+        </w:rPr>
         <w:t xml:space="preserve">、</w:t>
       </w:r>
       <m:oMath>
@@ -1815,11 +2033,14 @@
       </m:oMath>
       <w:r>
         <w:rPr>
-          <w:rFonts w:hint="eastAsia"/>
+          <w:rFonts w:hint="eastAsia" w:eastAsia="黑体"/>
         </w:rPr>
         <w:t xml:space="preserve">：导通压降</w:t>
       </w:r>
       <w:r>
+        <w:rPr>
+          <w:rFonts w:eastAsia="黑体"/>
+        </w:rPr>
         <w:t xml:space="preserve"> </w:t>
       </w:r>
       <m:oMath>
@@ -1878,11 +2099,14 @@
       </m:oMath>
       <w:r>
         <w:rPr>
-          <w:rFonts w:hint="eastAsia"/>
+          <w:rFonts w:hint="eastAsia" w:eastAsia="黑体"/>
         </w:rPr>
         <w:t xml:space="preserve">，损耗</w:t>
       </w:r>
       <w:r>
+        <w:rPr>
+          <w:rFonts w:eastAsia="黑体"/>
+        </w:rPr>
         <w:t xml:space="preserve"> </w:t>
       </w:r>
       <m:oMath>
@@ -1938,16 +2162,19 @@
       </m:oMath>
       <w:r>
         <w:rPr>
-          <w:rFonts w:hint="eastAsia"/>
+          <w:rFonts w:hint="eastAsia" w:eastAsia="黑体"/>
         </w:rPr>
         <w:t xml:space="preserve">，远优于二极管方案（约</w:t>
       </w:r>
       <w:r>
+        <w:rPr>
+          <w:rFonts w:eastAsia="黑体"/>
+        </w:rPr>
         <w:t xml:space="preserve"> 0.7×5=3.5 </w:t>
       </w:r>
       <w:r>
         <w:rPr>
-          <w:rFonts w:hint="eastAsia"/>
+          <w:rFonts w:hint="eastAsia" w:eastAsia="黑体"/>
         </w:rPr>
         <w:t xml:space="preserve">W）。</w:t>
       </w:r>
@@ -1962,11 +2189,14 @@
       </w:pPr>
       <w:r>
         <w:rPr>
-          <w:rFonts w:hint="eastAsia"/>
+          <w:rFonts w:hint="eastAsia" w:eastAsia="黑体"/>
         </w:rPr>
         <w:t xml:space="preserve">取</w:t>
       </w:r>
       <w:r>
+        <w:rPr>
+          <w:rFonts w:eastAsia="黑体"/>
+        </w:rPr>
         <w:t xml:space="preserve"> </w:t>
       </w:r>
       <m:oMath>
@@ -1994,6 +2224,9 @@
         </m:r>
       </m:oMath>
       <w:r>
+        <w:rPr>
+          <w:rFonts w:eastAsia="黑体"/>
+        </w:rPr>
         <w:t xml:space="preserve">、</w:t>
       </w:r>
       <m:oMath>
@@ -2052,7 +2285,7 @@
       </m:oMath>
       <w:r>
         <w:rPr>
-          <w:rFonts w:hint="eastAsia"/>
+          <w:rFonts w:hint="eastAsia" w:eastAsia="黑体"/>
         </w:rPr>
         <w:t xml:space="preserve">：</w:t>
       </w:r>
@@ -2094,7 +2327,7 @@
       </m:oMath>
       <w:r>
         <w:rPr>
-          <w:rFonts w:hint="eastAsia"/>
+          <w:rFonts w:hint="eastAsia" w:eastAsia="黑体"/>
         </w:rPr>
         <w:t xml:space="preserve">，</w:t>
       </w:r>
@@ -2150,6 +2383,9 @@
         </m:r>
       </m:oMath>
       <w:r>
+        <w:rPr>
+          <w:rFonts w:eastAsia="黑体"/>
+        </w:rPr>
         <w:t xml:space="preserve">。</w:t>
       </w:r>
     </w:p>
@@ -2161,7 +2397,7 @@
       </w:pPr>
       <w:r>
         <w:rPr>
-          <w:rFonts w:hint="eastAsia"/>
+          <w:rFonts w:hint="eastAsia" w:eastAsia="黑体"/>
         </w:rPr>
         <w:t xml:space="preserve">常见器件型号</w:t>
       </w:r>
@@ -2175,11 +2411,14 @@
         </w:numPr>
       </w:pPr>
       <w:r>
+        <w:rPr>
+          <w:rFonts w:eastAsia="黑体"/>
+        </w:rPr>
         <w:t xml:space="preserve">N </w:t>
       </w:r>
       <w:r>
         <w:rPr>
-          <w:rFonts w:hint="eastAsia"/>
+          <w:rFonts w:hint="eastAsia" w:eastAsia="黑体"/>
         </w:rPr>
         <w:t xml:space="preserve">沟道：IRFZ44N、IRF3205、AO3400、CSD18532KCS。</w:t>
       </w:r>
@@ -2193,11 +2432,14 @@
         </w:numPr>
       </w:pPr>
       <w:r>
+        <w:rPr>
+          <w:rFonts w:eastAsia="黑体"/>
+        </w:rPr>
         <w:t xml:space="preserve">P </w:t>
       </w:r>
       <w:r>
         <w:rPr>
-          <w:rFonts w:hint="eastAsia"/>
+          <w:rFonts w:hint="eastAsia" w:eastAsia="黑体"/>
         </w:rPr>
         <w:t xml:space="preserve">沟道：IRF4905、IRF9540、AO3401、SI2301。</w:t>
       </w:r>
@@ -2212,16 +2454,19 @@
       </w:pPr>
       <w:r>
         <w:rPr>
-          <w:rFonts w:hint="eastAsia"/>
+          <w:rFonts w:hint="eastAsia" w:eastAsia="黑体"/>
         </w:rPr>
         <w:t xml:space="preserve">功率</w:t>
       </w:r>
       <w:r>
+        <w:rPr>
+          <w:rFonts w:eastAsia="黑体"/>
+        </w:rPr>
         <w:t xml:space="preserve"> NMOS </w:t>
       </w:r>
       <w:r>
         <w:rPr>
-          <w:rFonts w:hint="eastAsia"/>
+          <w:rFonts w:hint="eastAsia" w:eastAsia="黑体"/>
         </w:rPr>
         <w:t xml:space="preserve">模块：常用按需选型。</w:t>
       </w:r>
@@ -2234,7 +2479,7 @@
       </w:pPr>
       <w:r>
         <w:rPr>
-          <w:rFonts w:hint="eastAsia"/>
+          <w:rFonts w:hint="eastAsia" w:eastAsia="黑体"/>
         </w:rPr>
         <w:t xml:space="preserve">注意事项</w:t>
       </w:r>
@@ -2248,11 +2493,14 @@
         </w:numPr>
       </w:pPr>
       <w:r>
+        <w:rPr>
+          <w:rFonts w:eastAsia="黑体"/>
+        </w:rPr>
         <w:t xml:space="preserve">MOSFET </w:t>
       </w:r>
       <w:r>
         <w:rPr>
-          <w:rFonts w:hint="eastAsia"/>
+          <w:rFonts w:hint="eastAsia" w:eastAsia="黑体"/>
         </w:rPr>
         <w:t xml:space="preserve">体二极管方向必须正确接入（源极接正向电流流出端），否则不可靠。</w:t>
       </w:r>
@@ -2266,11 +2514,14 @@
         </w:numPr>
       </w:pPr>
       <w:r>
+        <w:rPr>
+          <w:rFonts w:eastAsia="黑体"/>
+        </w:rPr>
         <w:t xml:space="preserve">N </w:t>
       </w:r>
       <w:r>
         <w:rPr>
-          <w:rFonts w:hint="eastAsia"/>
+          <w:rFonts w:hint="eastAsia" w:eastAsia="黑体"/>
         </w:rPr>
         <w:t xml:space="preserve">沟道高侧接法需要额外驱动电路，低侧接法则会抬高公共地，需权衡。</w:t>
       </w:r>
@@ -2285,16 +2536,19 @@
       </w:pPr>
       <w:r>
         <w:rPr>
-          <w:rFonts w:hint="eastAsia"/>
+          <w:rFonts w:hint="eastAsia" w:eastAsia="黑体"/>
         </w:rPr>
         <w:t xml:space="preserve">栅极要加限幅（齐纳</w:t>
       </w:r>
       <w:r>
+        <w:rPr>
+          <w:rFonts w:eastAsia="黑体"/>
+        </w:rPr>
         <w:t xml:space="preserve"> / </w:t>
       </w:r>
       <w:r>
         <w:rPr>
-          <w:rFonts w:hint="eastAsia"/>
+          <w:rFonts w:hint="eastAsia" w:eastAsia="黑体"/>
         </w:rPr>
         <w:t xml:space="preserve">分压），防止反接或瞬态过压击穿栅氧。</w:t>
       </w:r>
@@ -2309,7 +2563,7 @@
       </w:pPr>
       <w:r>
         <w:rPr>
-          <w:rFonts w:hint="eastAsia"/>
+          <w:rFonts w:hint="eastAsia" w:eastAsia="黑体"/>
         </w:rPr>
         <w:t xml:space="preserve">导通损耗虽低，但大电流时仍需核算发热并保证散热。</w:t>
       </w:r>
@@ -2322,7 +2576,7 @@
       </w:pPr>
       <w:r>
         <w:rPr>
-          <w:rFonts w:hint="eastAsia"/>
+          <w:rFonts w:hint="eastAsia" w:eastAsia="黑体"/>
         </w:rPr>
         <w:t xml:space="preserve">参考资料</w:t>
       </w:r>
@@ -2336,6 +2590,9 @@
         </w:numPr>
       </w:pPr>
       <w:r>
+        <w:rPr>
+          <w:rFonts w:eastAsia="黑体"/>
+        </w:rPr>
         <w:t xml:space="preserve">Wikipedia: Polarity protection / Power MOSFET。</w:t>
       </w:r>
     </w:p>
@@ -2348,11 +2605,14 @@
         </w:numPr>
       </w:pPr>
       <w:r>
+        <w:rPr>
+          <w:rFonts w:eastAsia="黑体"/>
+        </w:rPr>
         <w:t xml:space="preserve">TI </w:t>
       </w:r>
       <w:r>
         <w:rPr>
-          <w:rFonts w:hint="eastAsia"/>
+          <w:rFonts w:hint="eastAsia" w:eastAsia="黑体"/>
         </w:rPr>
         <w:t xml:space="preserve">官网：防反接保护设计应用笔记。</w:t>
       </w:r>
@@ -2367,16 +2627,19 @@
       </w:pPr>
       <w:r>
         <w:rPr>
-          <w:rFonts w:hint="eastAsia"/>
+          <w:rFonts w:hint="eastAsia" w:eastAsia="黑体"/>
         </w:rPr>
         <w:t xml:space="preserve">《开关电源设计》（Abraham</w:t>
       </w:r>
       <w:r>
+        <w:rPr>
+          <w:rFonts w:eastAsia="黑体"/>
+        </w:rPr>
         <w:t xml:space="preserve"> </w:t>
       </w:r>
       <w:r>
         <w:rPr>
-          <w:rFonts w:hint="eastAsia"/>
+          <w:rFonts w:hint="eastAsia" w:eastAsia="黑体"/>
         </w:rPr>
         <w:t xml:space="preserve">Pressman）。</w:t>
       </w:r>
@@ -2390,11 +2653,11 @@
       </w:pPr>
       <w:r>
         <w:rPr>
-          <w:rFonts w:ascii="Times New Roman" w:hAnsi="Times New Roman"/>
+          <w:rFonts w:ascii="Times New Roman" w:hAnsi="Times New Roman" w:eastAsia="黑体"/>
           <w:color w:val="555555"/>
           <w:sz w:val="21"/>
         </w:rPr>
-        <w:t>材料收集者：杜文杰</w:t>
+        <w:t>材料收集者：杜文杰，WX手机：19519196569，QQ:3478827729</w:t>
       </w:r>
     </w:p>
     <w:sectPr>
@@ -2414,7 +2677,7 @@
 </file>
 
 <file path=word/footer1.xml><?xml version="1.0" encoding="utf-8"?>
-<w:ftr xmlns:m="http://schemas.openxmlformats.org/officeDocument/2006/math" xmlns:mc="http://schemas.openxmlformats.org/markup-compatibility/2006" xmlns:mo="http://schemas.microsoft.com/office/mac/office/2008/main" xmlns:mv="urn:schemas-microsoft-com:mac:vml" xmlns:o="urn:schemas-microsoft-com:office:office" xmlns:r="http://schemas.openxmlformats.org/officeDocument/2006/relationships" xmlns:v="urn:schemas-microsoft-com:vml" xmlns:w10="urn:schemas-microsoft-com:office:word" xmlns:w14="http://schemas.microsoft.com/office/word/2010/wordml" xmlns:w="http://schemas.openxmlformats.org/wordprocessingml/2006/main" xmlns:wne="http://schemas.microsoft.com/office/word/2006/wordml" xmlns:wp14="http://schemas.microsoft.com/office/word/2010/wordprocessingDrawing" xmlns:wp="http://schemas.openxmlformats.org/drawingml/2006/wordprocessingDrawing" xmlns:wpc="http://schemas.microsoft.com/office/word/2010/wordprocessingCanvas" xmlns:wpg="http://schemas.microsoft.com/office/word/2010/wordprocessingGroup" xmlns:wpi="http://schemas.microsoft.com/office/word/2010/wordprocessingInk" xmlns:wps="http://schemas.microsoft.com/office/word/2010/wordprocessingShape" mc:Ignorable="w14 wp14">
+<w:ftr xmlns:mc="http://schemas.openxmlformats.org/markup-compatibility/2006" xmlns:w="http://schemas.openxmlformats.org/wordprocessingml/2006/main" xmlns:m="http://schemas.openxmlformats.org/officeDocument/2006/math" xmlns:mo="http://schemas.microsoft.com/office/mac/office/2008/main" xmlns:mv="urn:schemas-microsoft-com:mac:vml" xmlns:o="urn:schemas-microsoft-com:office:office" xmlns:r="http://schemas.openxmlformats.org/officeDocument/2006/relationships" xmlns:v="urn:schemas-microsoft-com:vml" xmlns:w10="urn:schemas-microsoft-com:office:word" xmlns:w14="http://schemas.microsoft.com/office/word/2010/wordml" xmlns:wne="http://schemas.microsoft.com/office/word/2006/wordml" xmlns:wp14="http://schemas.microsoft.com/office/word/2010/wordprocessingDrawing" xmlns:wp="http://schemas.openxmlformats.org/drawingml/2006/wordprocessingDrawing" xmlns:wpc="http://schemas.microsoft.com/office/word/2010/wordprocessingCanvas" xmlns:wpg="http://schemas.microsoft.com/office/word/2010/wordprocessingGroup" xmlns:wpi="http://schemas.microsoft.com/office/word/2010/wordprocessingInk" xmlns:wps="http://schemas.microsoft.com/office/word/2010/wordprocessingShape" mc:Ignorable="w14 wp14">
   <w:p>
     <w:pPr>
       <w:pStyle w:val="Footer"/>
@@ -2422,12 +2685,14 @@
     </w:pPr>
     <w:r>
       <w:rPr>
+        <w:rFonts w:eastAsia="黑体"/>
         <w:sz w:val="18"/>
       </w:rPr>
       <w:t xml:space="preserve">第 </w:t>
     </w:r>
     <w:r>
       <w:rPr>
+        <w:rFonts w:eastAsia="黑体"/>
         <w:sz w:val="18"/>
       </w:rPr>
       <w:fldChar w:fldCharType="begin"/>
@@ -2436,6 +2701,7 @@
     </w:r>
     <w:r>
       <w:rPr>
+        <w:rFonts w:eastAsia="黑体"/>
         <w:sz w:val="18"/>
       </w:rPr>
       <w:t xml:space="preserve"> 页</w:t>
@@ -2449,6 +2715,9 @@
   <w:footnote w:type="continuationSeparator" w:id="0">
     <w:p>
       <w:r>
+        <w:rPr>
+          <w:rFonts w:eastAsia="黑体"/>
+        </w:rPr>
         <w:continuationSeparator/>
       </w:r>
     </w:p>
@@ -2456,6 +2725,9 @@
   <w:footnote w:type="separator" w:id="-1">
     <w:p>
       <w:r>
+        <w:rPr>
+          <w:rFonts w:eastAsia="黑体"/>
+        </w:rPr>
         <w:separator/>
       </w:r>
     </w:p>
@@ -2464,7 +2736,7 @@
 </file>
 
 <file path=word/header1.xml><?xml version="1.0" encoding="utf-8"?>
-<w:hdr xmlns:m="http://schemas.openxmlformats.org/officeDocument/2006/math" xmlns:mc="http://schemas.openxmlformats.org/markup-compatibility/2006" xmlns:mo="http://schemas.microsoft.com/office/mac/office/2008/main" xmlns:mv="urn:schemas-microsoft-com:mac:vml" xmlns:o="urn:schemas-microsoft-com:office:office" xmlns:r="http://schemas.openxmlformats.org/officeDocument/2006/relationships" xmlns:v="urn:schemas-microsoft-com:vml" xmlns:w10="urn:schemas-microsoft-com:office:word" xmlns:w14="http://schemas.microsoft.com/office/word/2010/wordml" xmlns:w="http://schemas.openxmlformats.org/wordprocessingml/2006/main" xmlns:wne="http://schemas.microsoft.com/office/word/2006/wordml" xmlns:wp14="http://schemas.microsoft.com/office/word/2010/wordprocessingDrawing" xmlns:wp="http://schemas.openxmlformats.org/drawingml/2006/wordprocessingDrawing" xmlns:wpc="http://schemas.microsoft.com/office/word/2010/wordprocessingCanvas" xmlns:wpg="http://schemas.microsoft.com/office/word/2010/wordprocessingGroup" xmlns:wpi="http://schemas.microsoft.com/office/word/2010/wordprocessingInk" xmlns:wps="http://schemas.microsoft.com/office/word/2010/wordprocessingShape" mc:Ignorable="w14 wp14">
+<w:hdr xmlns:mc="http://schemas.openxmlformats.org/markup-compatibility/2006" xmlns:w="http://schemas.openxmlformats.org/wordprocessingml/2006/main" xmlns:m="http://schemas.openxmlformats.org/officeDocument/2006/math" xmlns:mo="http://schemas.microsoft.com/office/mac/office/2008/main" xmlns:mv="urn:schemas-microsoft-com:mac:vml" xmlns:o="urn:schemas-microsoft-com:office:office" xmlns:r="http://schemas.openxmlformats.org/officeDocument/2006/relationships" xmlns:v="urn:schemas-microsoft-com:vml" xmlns:w10="urn:schemas-microsoft-com:office:word" xmlns:w14="http://schemas.microsoft.com/office/word/2010/wordml" xmlns:wne="http://schemas.microsoft.com/office/word/2006/wordml" xmlns:wp14="http://schemas.microsoft.com/office/word/2010/wordprocessingDrawing" xmlns:wp="http://schemas.openxmlformats.org/drawingml/2006/wordprocessingDrawing" xmlns:wpc="http://schemas.microsoft.com/office/word/2010/wordprocessingCanvas" xmlns:wpg="http://schemas.microsoft.com/office/word/2010/wordprocessingGroup" xmlns:wpi="http://schemas.microsoft.com/office/word/2010/wordprocessingInk" xmlns:wps="http://schemas.microsoft.com/office/word/2010/wordprocessingShape" mc:Ignorable="w14 wp14">
   <w:p>
     <w:pPr>
       <w:pStyle w:val="Header"/>
@@ -2472,7 +2744,7 @@
     </w:pPr>
     <w:r>
       <w:rPr>
-        <w:rFonts w:ascii="Times New Roman" w:hAnsi="Times New Roman"/>
+        <w:rFonts w:ascii="Times New Roman" w:hAnsi="Times New Roman" w:eastAsia="黑体"/>
         <w:sz w:val="18"/>
         <w:rFonts w:eastAsia="黑体"/>
         <w:rFonts w:eastAsia="黑体"/>
@@ -2484,7 +2756,7 @@
 </file>
 
 <file path=word/numbering.xml><?xml version="1.0" encoding="utf-8"?>
-<w:numbering xmlns:m="http://schemas.openxmlformats.org/officeDocument/2006/math" xmlns:mc="http://schemas.openxmlformats.org/markup-compatibility/2006" xmlns:mo="http://schemas.microsoft.com/office/mac/office/2008/main" xmlns:mv="urn:schemas-microsoft-com:mac:vml" xmlns:o="urn:schemas-microsoft-com:office:office" xmlns:r="http://schemas.openxmlformats.org/officeDocument/2006/relationships" xmlns:v="urn:schemas-microsoft-com:vml" xmlns:w="http://schemas.openxmlformats.org/wordprocessingml/2006/main" xmlns:w10="urn:schemas-microsoft-com:office:word" xmlns:w14="http://schemas.microsoft.com/office/word/2010/wordml" xmlns:wne="http://schemas.microsoft.com/office/word/2006/wordml" xmlns:wp="http://schemas.openxmlformats.org/drawingml/2006/wordprocessingDrawing" xmlns:wp14="http://schemas.microsoft.com/office/word/2010/wordprocessingDrawing" xmlns:wpc="http://schemas.microsoft.com/office/word/2010/wordprocessingCanvas" xmlns:wpg="http://schemas.microsoft.com/office/word/2010/wordprocessingGroup" xmlns:wpi="http://schemas.microsoft.com/office/word/2010/wordprocessingInk" xmlns:wps="http://schemas.microsoft.com/office/word/2010/wordprocessingShape" mc:Ignorable="w14 wp14">
+<w:numbering xmlns:mc="http://schemas.openxmlformats.org/markup-compatibility/2006" xmlns:w="http://schemas.openxmlformats.org/wordprocessingml/2006/main" xmlns:m="http://schemas.openxmlformats.org/officeDocument/2006/math" xmlns:mo="http://schemas.microsoft.com/office/mac/office/2008/main" xmlns:mv="urn:schemas-microsoft-com:mac:vml" xmlns:o="urn:schemas-microsoft-com:office:office" xmlns:r="http://schemas.openxmlformats.org/officeDocument/2006/relationships" xmlns:v="urn:schemas-microsoft-com:vml" xmlns:w10="urn:schemas-microsoft-com:office:word" xmlns:w14="http://schemas.microsoft.com/office/word/2010/wordml" xmlns:wne="http://schemas.microsoft.com/office/word/2006/wordml" xmlns:wp="http://schemas.openxmlformats.org/drawingml/2006/wordprocessingDrawing" xmlns:wp14="http://schemas.microsoft.com/office/word/2010/wordprocessingDrawing" xmlns:wpc="http://schemas.microsoft.com/office/word/2010/wordprocessingCanvas" xmlns:wpg="http://schemas.microsoft.com/office/word/2010/wordprocessingGroup" xmlns:wpi="http://schemas.microsoft.com/office/word/2010/wordprocessingInk" xmlns:wps="http://schemas.microsoft.com/office/word/2010/wordprocessingShape" mc:Ignorable="w14 wp14">
   <w:abstractNum w:abstractNumId="0">
     <w:nsid w:val="FFFFFF7C"/>
     <w:multiLevelType w:val="singleLevel"/>
@@ -2571,7 +2843,7 @@
         <w:ind w:hanging="360" w:left="1440"/>
       </w:pPr>
       <w:rPr>
-        <w:rFonts w:ascii="Symbol" w:hAnsi="Symbol" w:hint="default"/>
+        <w:rFonts w:ascii="Symbol" w:hAnsi="Symbol" w:hint="default" w:eastAsia="黑体"/>
       </w:rPr>
     </w:lvl>
   </w:abstractNum>
@@ -2592,7 +2864,7 @@
         <w:ind w:hanging="360" w:left="1080"/>
       </w:pPr>
       <w:rPr>
-        <w:rFonts w:ascii="Symbol" w:hAnsi="Symbol" w:hint="default"/>
+        <w:rFonts w:ascii="Symbol" w:hAnsi="Symbol" w:hint="default" w:eastAsia="黑体"/>
       </w:rPr>
     </w:lvl>
   </w:abstractNum>
@@ -2613,7 +2885,7 @@
         <w:ind w:hanging="360" w:left="720"/>
       </w:pPr>
       <w:rPr>
-        <w:rFonts w:ascii="Symbol" w:hAnsi="Symbol" w:hint="default"/>
+        <w:rFonts w:ascii="Symbol" w:hAnsi="Symbol" w:hint="default" w:eastAsia="黑体"/>
       </w:rPr>
     </w:lvl>
   </w:abstractNum>
@@ -2652,7 +2924,7 @@
         <w:ind w:hanging="360" w:left="360"/>
       </w:pPr>
       <w:rPr>
-        <w:rFonts w:ascii="Symbol" w:hAnsi="Symbol" w:hint="default"/>
+        <w:rFonts w:ascii="Symbol" w:hAnsi="Symbol" w:hint="default" w:eastAsia="黑体"/>
       </w:rPr>
     </w:lvl>
   </w:abstractNum>
@@ -2743,7 +3015,7 @@
         <w:ind w:left="720" w:hanging="360"/>
       </w:pPr>
       <w:rPr>
-        <w:rFonts w:ascii="Symbol" w:hAnsi="Symbol" w:cs="Symbol" w:hint="default"/>
+        <w:rFonts w:ascii="Symbol" w:hAnsi="Symbol" w:cs="Symbol" w:hint="default" w:eastAsia="黑体"/>
       </w:rPr>
     </w:lvl>
     <w:lvl w:ilvl="1">
@@ -2754,7 +3026,7 @@
         <w:ind w:left="1440" w:hanging="360"/>
       </w:pPr>
       <w:rPr>
-        <w:rFonts w:ascii="Courier New" w:hAnsi="Courier New" w:cs="Courier New" w:hint="default"/>
+        <w:rFonts w:ascii="Courier New" w:hAnsi="Courier New" w:cs="Courier New" w:hint="default" w:eastAsia="黑体"/>
       </w:rPr>
     </w:lvl>
     <w:lvl w:ilvl="2">
@@ -2765,7 +3037,7 @@
         <w:ind w:left="2160" w:hanging="360"/>
       </w:pPr>
       <w:rPr>
-        <w:rFonts w:ascii="Wingdings" w:hAnsi="Wingdings" w:cs="Wingdings" w:hint="default"/>
+        <w:rFonts w:ascii="Wingdings" w:hAnsi="Wingdings" w:cs="Wingdings" w:hint="default" w:eastAsia="黑体"/>
       </w:rPr>
     </w:lvl>
     <w:lvl w:ilvl="3">
@@ -2776,7 +3048,7 @@
         <w:ind w:left="2880" w:hanging="360"/>
       </w:pPr>
       <w:rPr>
-        <w:rFonts w:ascii="Symbol" w:hAnsi="Symbol" w:cs="Symbol" w:hint="default"/>
+        <w:rFonts w:ascii="Symbol" w:hAnsi="Symbol" w:cs="Symbol" w:hint="default" w:eastAsia="黑体"/>
       </w:rPr>
     </w:lvl>
     <w:lvl w:ilvl="4">
@@ -2787,7 +3059,7 @@
         <w:ind w:left="3600" w:hanging="360"/>
       </w:pPr>
       <w:rPr>
-        <w:rFonts w:ascii="Courier New" w:hAnsi="Courier New" w:cs="Courier New" w:hint="default"/>
+        <w:rFonts w:ascii="Courier New" w:hAnsi="Courier New" w:cs="Courier New" w:hint="default" w:eastAsia="黑体"/>
       </w:rPr>
     </w:lvl>
     <w:lvl w:ilvl="5">
@@ -2798,7 +3070,7 @@
         <w:ind w:left="4320" w:hanging="360"/>
       </w:pPr>
       <w:rPr>
-        <w:rFonts w:ascii="Wingdings" w:hAnsi="Wingdings" w:cs="Wingdings" w:hint="default"/>
+        <w:rFonts w:ascii="Wingdings" w:hAnsi="Wingdings" w:cs="Wingdings" w:hint="default" w:eastAsia="黑体"/>
       </w:rPr>
     </w:lvl>
     <w:lvl w:ilvl="6">
@@ -2809,7 +3081,7 @@
         <w:ind w:left="5040" w:hanging="360"/>
       </w:pPr>
       <w:rPr>
-        <w:rFonts w:ascii="Symbol" w:hAnsi="Symbol" w:cs="Symbol" w:hint="default"/>
+        <w:rFonts w:ascii="Symbol" w:hAnsi="Symbol" w:cs="Symbol" w:hint="default" w:eastAsia="黑体"/>
       </w:rPr>
     </w:lvl>
     <w:lvl w:ilvl="7">
@@ -2820,7 +3092,7 @@
         <w:ind w:left="5760" w:hanging="360"/>
       </w:pPr>
       <w:rPr>
-        <w:rFonts w:ascii="Courier New" w:hAnsi="Courier New" w:cs="Courier New" w:hint="default"/>
+        <w:rFonts w:ascii="Courier New" w:hAnsi="Courier New" w:cs="Courier New" w:hint="default" w:eastAsia="黑体"/>
       </w:rPr>
     </w:lvl>
     <w:lvl w:ilvl="8">
@@ -2831,7 +3103,7 @@
         <w:ind w:left="6480" w:hanging="360"/>
       </w:pPr>
       <w:rPr>
-        <w:rFonts w:ascii="Wingdings" w:hAnsi="Wingdings" w:cs="Wingdings" w:hint="default"/>
+        <w:rFonts w:ascii="Wingdings" w:hAnsi="Wingdings" w:cs="Wingdings" w:hint="default" w:eastAsia="黑体"/>
       </w:rPr>
     </w:lvl>
   </w:abstractNum>
@@ -2887,11 +3159,11 @@
 </file>
 
 <file path=word/styles.xml><?xml version="1.0" encoding="utf-8"?>
-<w:styles xmlns:mc="http://schemas.openxmlformats.org/markup-compatibility/2006" xmlns:r="http://schemas.openxmlformats.org/officeDocument/2006/relationships" xmlns:w="http://schemas.openxmlformats.org/wordprocessingml/2006/main" xmlns:w14="http://schemas.microsoft.com/office/word/2010/wordml" mc:Ignorable="w14">
+<w:styles xmlns:mc="http://schemas.openxmlformats.org/markup-compatibility/2006" xmlns:w="http://schemas.openxmlformats.org/wordprocessingml/2006/main" xmlns:r="http://schemas.openxmlformats.org/officeDocument/2006/relationships" xmlns:w14="http://schemas.microsoft.com/office/word/2010/wordml" mc:Ignorable="w14">
   <w:docDefaults>
     <w:rPrDefault>
       <w:rPr>
-        <w:rFonts w:asciiTheme="minorHAnsi" w:cstheme="minorBidi" w:eastAsiaTheme="minorEastAsia" w:hAnsiTheme="minorHAnsi"/>
+        <w:rFonts w:asciiTheme="minorHAnsi" w:cstheme="minorBidi" w:hAnsiTheme="minorHAnsi" w:eastAsia="黑体"/>
         <w:sz w:val="22"/>
         <w:szCs w:val="22"/>
         <w:lang w:bidi="ar-SA" w:eastAsia="en-US" w:val="en-US"/>
@@ -3113,7 +3385,7 @@
       <w:outlineLvl w:val="0"/>
     </w:pPr>
     <w:rPr>
-      <w:rFonts w:ascii="Times New Roman" w:asciiTheme="majorHAnsi" w:cstheme="majorBidi" w:eastAsia="黑体" w:eastAsiaTheme="majorEastAsia" w:hAnsi="Times New Roman" w:hAnsiTheme="majorHAnsi"/>
+      <w:rFonts w:ascii="Times New Roman" w:asciiTheme="majorHAnsi" w:cstheme="majorBidi" w:eastAsia="黑体" w:hAnsi="Times New Roman" w:hAnsiTheme="majorHAnsi"/>
       <w:b/>
       <w:bCs/>
       <w:color w:val="1F3864"/>
@@ -3137,7 +3409,7 @@
       <w:outlineLvl w:val="1"/>
     </w:pPr>
     <w:rPr>
-      <w:rFonts w:ascii="Times New Roman" w:asciiTheme="majorHAnsi" w:cstheme="majorBidi" w:eastAsia="黑体" w:eastAsiaTheme="majorEastAsia" w:hAnsi="Times New Roman" w:hAnsiTheme="majorHAnsi"/>
+      <w:rFonts w:ascii="Times New Roman" w:asciiTheme="majorHAnsi" w:cstheme="majorBidi" w:eastAsia="黑体" w:hAnsi="Times New Roman" w:hAnsiTheme="majorHAnsi"/>
       <w:b/>
       <w:bCs/>
       <w:color w:val="2E4E7E"/>
@@ -3161,7 +3433,7 @@
       <w:outlineLvl w:val="2"/>
     </w:pPr>
     <w:rPr>
-      <w:rFonts w:ascii="Times New Roman" w:asciiTheme="majorHAnsi" w:cstheme="majorBidi" w:eastAsia="黑体" w:eastAsiaTheme="majorEastAsia" w:hAnsi="Times New Roman" w:hAnsiTheme="majorHAnsi"/>
+      <w:rFonts w:ascii="Times New Roman" w:asciiTheme="majorHAnsi" w:cstheme="majorBidi" w:eastAsia="黑体" w:hAnsi="Times New Roman" w:hAnsiTheme="majorHAnsi"/>
       <w:b/>
       <w:bCs/>
       <w:color w:val="2E4E7E"/>
@@ -3185,7 +3457,7 @@
       <w:outlineLvl w:val="3"/>
     </w:pPr>
     <w:rPr>
-      <w:rFonts w:ascii="Times New Roman" w:asciiTheme="majorHAnsi" w:cstheme="majorBidi" w:eastAsia="黑体" w:eastAsiaTheme="majorEastAsia" w:hAnsi="Times New Roman" w:hAnsiTheme="majorHAnsi"/>
+      <w:rFonts w:ascii="Times New Roman" w:asciiTheme="majorHAnsi" w:cstheme="majorBidi" w:eastAsia="黑体" w:hAnsi="Times New Roman" w:hAnsiTheme="majorHAnsi"/>
       <w:b/>
       <w:bCs/>
       <w:i/>
@@ -3211,7 +3483,7 @@
       <w:outlineLvl w:val="4"/>
     </w:pPr>
     <w:rPr>
-      <w:rFonts w:ascii="Times New Roman" w:asciiTheme="majorHAnsi" w:cstheme="majorBidi" w:eastAsia="黑体" w:eastAsiaTheme="majorEastAsia" w:hAnsi="Times New Roman" w:hAnsiTheme="majorHAnsi"/>
+      <w:rFonts w:ascii="Times New Roman" w:asciiTheme="majorHAnsi" w:cstheme="majorBidi" w:eastAsia="黑体" w:hAnsi="Times New Roman" w:hAnsiTheme="majorHAnsi"/>
       <w:b/>
       <w:color w:val="333333"/>
       <w:sz w:val="22"/>
@@ -3234,7 +3506,7 @@
       <w:outlineLvl w:val="5"/>
     </w:pPr>
     <w:rPr>
-      <w:rFonts w:asciiTheme="majorHAnsi" w:cstheme="majorBidi" w:eastAsiaTheme="majorEastAsia" w:hAnsiTheme="majorHAnsi"/>
+      <w:rFonts w:asciiTheme="majorHAnsi" w:cstheme="majorBidi" w:hAnsiTheme="majorHAnsi" w:eastAsia="黑体"/>
       <w:i/>
       <w:iCs/>
       <w:color w:themeColor="accent1" w:themeShade="7F" w:val="243F60"/>
@@ -3257,7 +3529,7 @@
       <w:outlineLvl w:val="6"/>
     </w:pPr>
     <w:rPr>
-      <w:rFonts w:asciiTheme="majorHAnsi" w:cstheme="majorBidi" w:eastAsiaTheme="majorEastAsia" w:hAnsiTheme="majorHAnsi"/>
+      <w:rFonts w:asciiTheme="majorHAnsi" w:cstheme="majorBidi" w:hAnsiTheme="majorHAnsi" w:eastAsia="黑体"/>
       <w:i/>
       <w:iCs/>
       <w:color w:themeColor="text1" w:themeTint="BF" w:val="404040"/>
@@ -3280,7 +3552,7 @@
       <w:outlineLvl w:val="7"/>
     </w:pPr>
     <w:rPr>
-      <w:rFonts w:asciiTheme="majorHAnsi" w:cstheme="majorBidi" w:eastAsiaTheme="majorEastAsia" w:hAnsiTheme="majorHAnsi"/>
+      <w:rFonts w:asciiTheme="majorHAnsi" w:cstheme="majorBidi" w:hAnsiTheme="majorHAnsi" w:eastAsia="黑体"/>
       <w:color w:themeColor="accent1" w:val="4F81BD"/>
       <w:sz w:val="20"/>
       <w:szCs w:val="20"/>
@@ -3303,7 +3575,7 @@
       <w:outlineLvl w:val="8"/>
     </w:pPr>
     <w:rPr>
-      <w:rFonts w:asciiTheme="majorHAnsi" w:cstheme="majorBidi" w:eastAsiaTheme="majorEastAsia" w:hAnsiTheme="majorHAnsi"/>
+      <w:rFonts w:asciiTheme="majorHAnsi" w:cstheme="majorBidi" w:hAnsiTheme="majorHAnsi" w:eastAsia="黑体"/>
       <w:i/>
       <w:iCs/>
       <w:color w:themeColor="text1" w:themeTint="BF" w:val="404040"/>
@@ -3354,7 +3626,7 @@
     <w:uiPriority w:val="9"/>
     <w:rsid w:val="00FC693F"/>
     <w:rPr>
-      <w:rFonts w:asciiTheme="majorHAnsi" w:cstheme="majorBidi" w:eastAsiaTheme="majorEastAsia" w:hAnsiTheme="majorHAnsi"/>
+      <w:rFonts w:asciiTheme="majorHAnsi" w:cstheme="majorBidi" w:hAnsiTheme="majorHAnsi" w:eastAsia="黑体"/>
       <w:b/>
       <w:bCs/>
       <w:color w:themeColor="accent1" w:themeShade="BF" w:val="365F91"/>
@@ -3369,7 +3641,7 @@
     <w:uiPriority w:val="9"/>
     <w:rsid w:val="00FC693F"/>
     <w:rPr>
-      <w:rFonts w:asciiTheme="majorHAnsi" w:cstheme="majorBidi" w:eastAsiaTheme="majorEastAsia" w:hAnsiTheme="majorHAnsi"/>
+      <w:rFonts w:asciiTheme="majorHAnsi" w:cstheme="majorBidi" w:hAnsiTheme="majorHAnsi" w:eastAsia="黑体"/>
       <w:b/>
       <w:bCs/>
       <w:color w:themeColor="accent1" w:val="4F81BD"/>
@@ -3384,7 +3656,7 @@
     <w:uiPriority w:val="9"/>
     <w:rsid w:val="00FC693F"/>
     <w:rPr>
-      <w:rFonts w:asciiTheme="majorHAnsi" w:cstheme="majorBidi" w:eastAsiaTheme="majorEastAsia" w:hAnsiTheme="majorHAnsi"/>
+      <w:rFonts w:asciiTheme="majorHAnsi" w:cstheme="majorBidi" w:hAnsiTheme="majorHAnsi" w:eastAsia="黑体"/>
       <w:b/>
       <w:bCs/>
       <w:color w:themeColor="accent1" w:val="4F81BD"/>
@@ -3407,7 +3679,7 @@
       <w:contextualSpacing/>
     </w:pPr>
     <w:rPr>
-      <w:rFonts w:ascii="Times New Roman" w:asciiTheme="majorHAnsi" w:cstheme="majorBidi" w:eastAsia="黑体" w:eastAsiaTheme="majorEastAsia" w:hAnsi="Times New Roman" w:hAnsiTheme="majorHAnsi"/>
+      <w:rFonts w:ascii="Times New Roman" w:asciiTheme="majorHAnsi" w:cstheme="majorBidi" w:eastAsia="黑体" w:hAnsi="Times New Roman" w:hAnsiTheme="majorHAnsi"/>
       <w:b/>
       <w:color w:val="1F3864"/>
       <w:spacing w:val="5"/>
@@ -3423,7 +3695,7 @@
     <w:uiPriority w:val="10"/>
     <w:rsid w:val="00FC693F"/>
     <w:rPr>
-      <w:rFonts w:asciiTheme="majorHAnsi" w:cstheme="majorBidi" w:eastAsiaTheme="majorEastAsia" w:hAnsiTheme="majorHAnsi"/>
+      <w:rFonts w:asciiTheme="majorHAnsi" w:cstheme="majorBidi" w:hAnsiTheme="majorHAnsi" w:eastAsia="黑体"/>
       <w:color w:themeColor="text2" w:themeShade="BF" w:val="17365D"/>
       <w:spacing w:val="5"/>
       <w:kern w:val="28"/>
@@ -3445,7 +3717,7 @@
       </w:numPr>
     </w:pPr>
     <w:rPr>
-      <w:rFonts w:asciiTheme="majorHAnsi" w:cstheme="majorBidi" w:eastAsiaTheme="majorEastAsia" w:hAnsiTheme="majorHAnsi"/>
+      <w:rFonts w:asciiTheme="majorHAnsi" w:cstheme="majorBidi" w:hAnsiTheme="majorHAnsi" w:eastAsia="黑体"/>
       <w:i/>
       <w:iCs/>
       <w:color w:themeColor="accent1" w:val="4F81BD"/>
@@ -3461,7 +3733,7 @@
     <w:uiPriority w:val="11"/>
     <w:rsid w:val="00FC693F"/>
     <w:rPr>
-      <w:rFonts w:asciiTheme="majorHAnsi" w:cstheme="majorBidi" w:eastAsiaTheme="majorEastAsia" w:hAnsiTheme="majorHAnsi"/>
+      <w:rFonts w:asciiTheme="majorHAnsi" w:cstheme="majorBidi" w:hAnsiTheme="majorHAnsi" w:eastAsia="黑体"/>
       <w:i/>
       <w:iCs/>
       <w:color w:themeColor="accent1" w:val="4F81BD"/>
@@ -3528,6 +3800,7 @@
       <w:spacing w:after="120"/>
     </w:pPr>
     <w:rPr>
+      <w:rFonts w:eastAsia="黑体"/>
       <w:sz w:val="16"/>
       <w:szCs w:val="16"/>
     </w:rPr>
@@ -3539,6 +3812,7 @@
     <w:uiPriority w:val="99"/>
     <w:rsid w:val="00AA1D8D"/>
     <w:rPr>
+      <w:rFonts w:eastAsia="黑体"/>
       <w:sz w:val="16"/>
       <w:szCs w:val="16"/>
     </w:rPr>
@@ -3708,7 +3982,7 @@
       </w:tabs>
     </w:pPr>
     <w:rPr>
-      <w:rFonts w:ascii="Courier" w:hAnsi="Courier"/>
+      <w:rFonts w:ascii="Courier" w:hAnsi="Courier" w:eastAsia="黑体"/>
       <w:sz w:val="20"/>
       <w:szCs w:val="20"/>
     </w:rPr>
@@ -3720,7 +3994,7 @@
     <w:uiPriority w:val="99"/>
     <w:rsid w:val="0029639D"/>
     <w:rPr>
-      <w:rFonts w:ascii="Courier" w:hAnsi="Courier"/>
+      <w:rFonts w:ascii="Courier" w:hAnsi="Courier" w:eastAsia="黑体"/>
       <w:sz w:val="20"/>
       <w:szCs w:val="20"/>
     </w:rPr>
@@ -3756,6 +4030,7 @@
     <w:uiPriority w:val="29"/>
     <w:rsid w:val="00FC693F"/>
     <w:rPr>
+      <w:rFonts w:eastAsia="黑体"/>
       <w:i/>
       <w:iCs/>
       <w:color w:themeColor="text1" w:val="000000"/>
@@ -3769,7 +4044,7 @@
     <w:semiHidden/>
     <w:rsid w:val="00FC693F"/>
     <w:rPr>
-      <w:rFonts w:asciiTheme="majorHAnsi" w:cstheme="majorBidi" w:eastAsiaTheme="majorEastAsia" w:hAnsiTheme="majorHAnsi"/>
+      <w:rFonts w:asciiTheme="majorHAnsi" w:cstheme="majorBidi" w:hAnsiTheme="majorHAnsi" w:eastAsia="黑体"/>
       <w:b/>
       <w:bCs/>
       <w:i/>
@@ -3785,7 +4060,7 @@
     <w:semiHidden/>
     <w:rsid w:val="00FC693F"/>
     <w:rPr>
-      <w:rFonts w:asciiTheme="majorHAnsi" w:cstheme="majorBidi" w:eastAsiaTheme="majorEastAsia" w:hAnsiTheme="majorHAnsi"/>
+      <w:rFonts w:asciiTheme="majorHAnsi" w:cstheme="majorBidi" w:hAnsiTheme="majorHAnsi" w:eastAsia="黑体"/>
       <w:color w:themeColor="accent1" w:themeShade="7F" w:val="243F60"/>
     </w:rPr>
   </w:style>
@@ -3797,7 +4072,7 @@
     <w:semiHidden/>
     <w:rsid w:val="00FC693F"/>
     <w:rPr>
-      <w:rFonts w:asciiTheme="majorHAnsi" w:cstheme="majorBidi" w:eastAsiaTheme="majorEastAsia" w:hAnsiTheme="majorHAnsi"/>
+      <w:rFonts w:asciiTheme="majorHAnsi" w:cstheme="majorBidi" w:hAnsiTheme="majorHAnsi" w:eastAsia="黑体"/>
       <w:i/>
       <w:iCs/>
       <w:color w:themeColor="accent1" w:themeShade="7F" w:val="243F60"/>
@@ -3811,7 +4086,7 @@
     <w:semiHidden/>
     <w:rsid w:val="00FC693F"/>
     <w:rPr>
-      <w:rFonts w:asciiTheme="majorHAnsi" w:cstheme="majorBidi" w:eastAsiaTheme="majorEastAsia" w:hAnsiTheme="majorHAnsi"/>
+      <w:rFonts w:asciiTheme="majorHAnsi" w:cstheme="majorBidi" w:hAnsiTheme="majorHAnsi" w:eastAsia="黑体"/>
       <w:i/>
       <w:iCs/>
       <w:color w:themeColor="text1" w:themeTint="BF" w:val="404040"/>
@@ -3825,7 +4100,7 @@
     <w:semiHidden/>
     <w:rsid w:val="00FC693F"/>
     <w:rPr>
-      <w:rFonts w:asciiTheme="majorHAnsi" w:cstheme="majorBidi" w:eastAsiaTheme="majorEastAsia" w:hAnsiTheme="majorHAnsi"/>
+      <w:rFonts w:asciiTheme="majorHAnsi" w:cstheme="majorBidi" w:hAnsiTheme="majorHAnsi" w:eastAsia="黑体"/>
       <w:color w:themeColor="accent1" w:val="4F81BD"/>
       <w:sz w:val="20"/>
       <w:szCs w:val="20"/>
@@ -3839,7 +4114,7 @@
     <w:semiHidden/>
     <w:rsid w:val="00FC693F"/>
     <w:rPr>
-      <w:rFonts w:asciiTheme="majorHAnsi" w:cstheme="majorBidi" w:eastAsiaTheme="majorEastAsia" w:hAnsiTheme="majorHAnsi"/>
+      <w:rFonts w:asciiTheme="majorHAnsi" w:cstheme="majorBidi" w:hAnsiTheme="majorHAnsi" w:eastAsia="黑体"/>
       <w:i/>
       <w:iCs/>
       <w:color w:themeColor="text1" w:themeTint="BF" w:val="404040"/>
@@ -3860,6 +4135,7 @@
       <w:spacing w:line="240" w:lineRule="auto"/>
     </w:pPr>
     <w:rPr>
+      <w:rFonts w:eastAsia="黑体"/>
       <w:b/>
       <w:bCs/>
       <w:color w:themeColor="accent1" w:val="4F81BD"/>
@@ -3874,6 +4150,7 @@
     <w:qFormat/>
     <w:rsid w:val="00FC693F"/>
     <w:rPr>
+      <w:rFonts w:eastAsia="黑体"/>
       <w:b/>
       <w:bCs/>
     </w:rPr>
@@ -3885,6 +4162,7 @@
     <w:qFormat/>
     <w:rsid w:val="00FC693F"/>
     <w:rPr>
+      <w:rFonts w:eastAsia="黑体"/>
       <w:i/>
       <w:iCs/>
     </w:rPr>
@@ -3905,6 +4183,7 @@
       <w:ind w:left="936" w:right="936"/>
     </w:pPr>
     <w:rPr>
+      <w:rFonts w:eastAsia="黑体"/>
       <w:b/>
       <w:bCs/>
       <w:i/>
@@ -3919,6 +4198,7 @@
     <w:uiPriority w:val="30"/>
     <w:rsid w:val="00FC693F"/>
     <w:rPr>
+      <w:rFonts w:eastAsia="黑体"/>
       <w:b/>
       <w:bCs/>
       <w:i/>
@@ -3933,6 +4213,7 @@
     <w:qFormat/>
     <w:rsid w:val="00FC693F"/>
     <w:rPr>
+      <w:rFonts w:eastAsia="黑体"/>
       <w:i/>
       <w:iCs/>
       <w:color w:themeColor="text1" w:themeTint="7F" w:val="808080"/>
@@ -3945,6 +4226,7 @@
     <w:qFormat/>
     <w:rsid w:val="00FC693F"/>
     <w:rPr>
+      <w:rFonts w:eastAsia="黑体"/>
       <w:b/>
       <w:bCs/>
       <w:i/>
@@ -3959,6 +4241,7 @@
     <w:qFormat/>
     <w:rsid w:val="00FC693F"/>
     <w:rPr>
+      <w:rFonts w:eastAsia="黑体"/>
       <w:smallCaps/>
       <w:color w:themeColor="accent2" w:val="C0504D"/>
       <w:u w:val="single"/>
@@ -3971,6 +4254,7 @@
     <w:qFormat/>
     <w:rsid w:val="00FC693F"/>
     <w:rPr>
+      <w:rFonts w:eastAsia="黑体"/>
       <w:b/>
       <w:bCs/>
       <w:smallCaps/>
@@ -3986,6 +4270,7 @@
     <w:qFormat/>
     <w:rsid w:val="00FC693F"/>
     <w:rPr>
+      <w:rFonts w:eastAsia="黑体"/>
       <w:b/>
       <w:bCs/>
       <w:smallCaps/>
@@ -4040,6 +4325,7 @@
       <w:spacing w:after="0" w:line="240" w:lineRule="auto"/>
     </w:pPr>
     <w:rPr>
+      <w:rFonts w:eastAsia="黑体"/>
       <w:color w:themeColor="text1" w:themeShade="BF" w:val="000000"/>
     </w:rPr>
     <w:tblPr>
@@ -4062,6 +4348,7 @@
         <w:spacing w:after="0" w:before="0" w:line="240" w:lineRule="auto"/>
       </w:pPr>
       <w:rPr>
+        <w:rFonts w:eastAsia="黑体"/>
         <w:b/>
         <w:bCs/>
       </w:rPr>
@@ -4082,6 +4369,7 @@
         <w:spacing w:after="0" w:before="0" w:line="240" w:lineRule="auto"/>
       </w:pPr>
       <w:rPr>
+        <w:rFonts w:eastAsia="黑体"/>
         <w:b/>
         <w:bCs/>
       </w:rPr>
@@ -4099,12 +4387,14 @@
     </w:tblStylePr>
     <w:tblStylePr w:type="firstCol">
       <w:rPr>
+        <w:rFonts w:eastAsia="黑体"/>
         <w:b/>
         <w:bCs/>
       </w:rPr>
     </w:tblStylePr>
     <w:tblStylePr w:type="lastCol">
       <w:rPr>
+        <w:rFonts w:eastAsia="黑体"/>
         <w:b/>
         <w:bCs/>
       </w:rPr>
@@ -4143,6 +4433,7 @@
       <w:spacing w:after="0" w:line="240" w:lineRule="auto"/>
     </w:pPr>
     <w:rPr>
+      <w:rFonts w:eastAsia="黑体"/>
       <w:color w:themeColor="accent1" w:themeShade="BF" w:val="365F91"/>
     </w:rPr>
     <w:tblPr>
@@ -4165,6 +4456,7 @@
         <w:spacing w:after="0" w:before="0" w:line="240" w:lineRule="auto"/>
       </w:pPr>
       <w:rPr>
+        <w:rFonts w:eastAsia="黑体"/>
         <w:b/>
         <w:bCs/>
       </w:rPr>
@@ -4185,6 +4477,7 @@
         <w:spacing w:after="0" w:before="0" w:line="240" w:lineRule="auto"/>
       </w:pPr>
       <w:rPr>
+        <w:rFonts w:eastAsia="黑体"/>
         <w:b/>
         <w:bCs/>
       </w:rPr>
@@ -4202,12 +4495,14 @@
     </w:tblStylePr>
     <w:tblStylePr w:type="firstCol">
       <w:rPr>
+        <w:rFonts w:eastAsia="黑体"/>
         <w:b/>
         <w:bCs/>
       </w:rPr>
     </w:tblStylePr>
     <w:tblStylePr w:type="lastCol">
       <w:rPr>
+        <w:rFonts w:eastAsia="黑体"/>
         <w:b/>
         <w:bCs/>
       </w:rPr>
@@ -4246,6 +4541,7 @@
       <w:spacing w:after="0" w:line="240" w:lineRule="auto"/>
     </w:pPr>
     <w:rPr>
+      <w:rFonts w:eastAsia="黑体"/>
       <w:color w:themeColor="accent2" w:themeShade="BF" w:val="943634"/>
     </w:rPr>
     <w:tblPr>
@@ -4268,6 +4564,7 @@
         <w:spacing w:after="0" w:before="0" w:line="240" w:lineRule="auto"/>
       </w:pPr>
       <w:rPr>
+        <w:rFonts w:eastAsia="黑体"/>
         <w:b/>
         <w:bCs/>
       </w:rPr>
@@ -4288,6 +4585,7 @@
         <w:spacing w:after="0" w:before="0" w:line="240" w:lineRule="auto"/>
       </w:pPr>
       <w:rPr>
+        <w:rFonts w:eastAsia="黑体"/>
         <w:b/>
         <w:bCs/>
       </w:rPr>
@@ -4305,12 +4603,14 @@
     </w:tblStylePr>
     <w:tblStylePr w:type="firstCol">
       <w:rPr>
+        <w:rFonts w:eastAsia="黑体"/>
         <w:b/>
         <w:bCs/>
       </w:rPr>
     </w:tblStylePr>
     <w:tblStylePr w:type="lastCol">
       <w:rPr>
+        <w:rFonts w:eastAsia="黑体"/>
         <w:b/>
         <w:bCs/>
       </w:rPr>
@@ -4349,6 +4649,7 @@
       <w:spacing w:after="0" w:line="240" w:lineRule="auto"/>
     </w:pPr>
     <w:rPr>
+      <w:rFonts w:eastAsia="黑体"/>
       <w:color w:themeColor="accent3" w:themeShade="BF" w:val="76923C"/>
     </w:rPr>
     <w:tblPr>
@@ -4371,6 +4672,7 @@
         <w:spacing w:after="0" w:before="0" w:line="240" w:lineRule="auto"/>
       </w:pPr>
       <w:rPr>
+        <w:rFonts w:eastAsia="黑体"/>
         <w:b/>
         <w:bCs/>
       </w:rPr>
@@ -4391,6 +4693,7 @@
         <w:spacing w:after="0" w:before="0" w:line="240" w:lineRule="auto"/>
       </w:pPr>
       <w:rPr>
+        <w:rFonts w:eastAsia="黑体"/>
         <w:b/>
         <w:bCs/>
       </w:rPr>
@@ -4408,12 +4711,14 @@
     </w:tblStylePr>
     <w:tblStylePr w:type="firstCol">
       <w:rPr>
+        <w:rFonts w:eastAsia="黑体"/>
         <w:b/>
         <w:bCs/>
       </w:rPr>
     </w:tblStylePr>
     <w:tblStylePr w:type="lastCol">
       <w:rPr>
+        <w:rFonts w:eastAsia="黑体"/>
         <w:b/>
         <w:bCs/>
       </w:rPr>
@@ -4452,6 +4757,7 @@
       <w:spacing w:after="0" w:line="240" w:lineRule="auto"/>
     </w:pPr>
     <w:rPr>
+      <w:rFonts w:eastAsia="黑体"/>
       <w:color w:themeColor="accent4" w:themeShade="BF" w:val="5F497A"/>
     </w:rPr>
     <w:tblPr>
@@ -4474,6 +4780,7 @@
         <w:spacing w:after="0" w:before="0" w:line="240" w:lineRule="auto"/>
       </w:pPr>
       <w:rPr>
+        <w:rFonts w:eastAsia="黑体"/>
         <w:b/>
         <w:bCs/>
       </w:rPr>
@@ -4494,6 +4801,7 @@
         <w:spacing w:after="0" w:before="0" w:line="240" w:lineRule="auto"/>
       </w:pPr>
       <w:rPr>
+        <w:rFonts w:eastAsia="黑体"/>
         <w:b/>
         <w:bCs/>
       </w:rPr>
@@ -4511,12 +4819,14 @@
     </w:tblStylePr>
     <w:tblStylePr w:type="firstCol">
       <w:rPr>
+        <w:rFonts w:eastAsia="黑体"/>
         <w:b/>
         <w:bCs/>
       </w:rPr>
     </w:tblStylePr>
     <w:tblStylePr w:type="lastCol">
       <w:rPr>
+        <w:rFonts w:eastAsia="黑体"/>
         <w:b/>
         <w:bCs/>
       </w:rPr>
@@ -4555,6 +4865,7 @@
       <w:spacing w:after="0" w:line="240" w:lineRule="auto"/>
     </w:pPr>
     <w:rPr>
+      <w:rFonts w:eastAsia="黑体"/>
       <w:color w:themeColor="accent5" w:themeShade="BF" w:val="31849B"/>
     </w:rPr>
     <w:tblPr>
@@ -4577,6 +4888,7 @@
         <w:spacing w:after="0" w:before="0" w:line="240" w:lineRule="auto"/>
       </w:pPr>
       <w:rPr>
+        <w:rFonts w:eastAsia="黑体"/>
         <w:b/>
         <w:bCs/>
       </w:rPr>
@@ -4597,6 +4909,7 @@
         <w:spacing w:after="0" w:before="0" w:line="240" w:lineRule="auto"/>
       </w:pPr>
       <w:rPr>
+        <w:rFonts w:eastAsia="黑体"/>
         <w:b/>
         <w:bCs/>
       </w:rPr>
@@ -4614,12 +4927,14 @@
     </w:tblStylePr>
     <w:tblStylePr w:type="firstCol">
       <w:rPr>
+        <w:rFonts w:eastAsia="黑体"/>
         <w:b/>
         <w:bCs/>
       </w:rPr>
     </w:tblStylePr>
     <w:tblStylePr w:type="lastCol">
       <w:rPr>
+        <w:rFonts w:eastAsia="黑体"/>
         <w:b/>
         <w:bCs/>
       </w:rPr>
@@ -4658,6 +4973,7 @@
       <w:spacing w:after="0" w:line="240" w:lineRule="auto"/>
     </w:pPr>
     <w:rPr>
+      <w:rFonts w:eastAsia="黑体"/>
       <w:color w:themeColor="accent6" w:themeShade="BF" w:val="E36C0A"/>
     </w:rPr>
     <w:tblPr>
@@ -4680,6 +4996,7 @@
         <w:spacing w:after="0" w:before="0" w:line="240" w:lineRule="auto"/>
       </w:pPr>
       <w:rPr>
+        <w:rFonts w:eastAsia="黑体"/>
         <w:b/>
         <w:bCs/>
       </w:rPr>
@@ -4700,6 +5017,7 @@
         <w:spacing w:after="0" w:before="0" w:line="240" w:lineRule="auto"/>
       </w:pPr>
       <w:rPr>
+        <w:rFonts w:eastAsia="黑体"/>
         <w:b/>
         <w:bCs/>
       </w:rPr>
@@ -4717,12 +5035,14 @@
     </w:tblStylePr>
     <w:tblStylePr w:type="firstCol">
       <w:rPr>
+        <w:rFonts w:eastAsia="黑体"/>
         <w:b/>
         <w:bCs/>
       </w:rPr>
     </w:tblStylePr>
     <w:tblStylePr w:type="lastCol">
       <w:rPr>
+        <w:rFonts w:eastAsia="黑体"/>
         <w:b/>
         <w:bCs/>
       </w:rPr>
@@ -4782,6 +5102,7 @@
         <w:spacing w:after="0" w:before="0" w:line="240" w:lineRule="auto"/>
       </w:pPr>
       <w:rPr>
+        <w:rFonts w:eastAsia="黑体"/>
         <w:b/>
         <w:bCs/>
         <w:color w:themeColor="background1" w:val="FFFFFF"/>
@@ -4796,6 +5117,7 @@
         <w:spacing w:after="0" w:before="0" w:line="240" w:lineRule="auto"/>
       </w:pPr>
       <w:rPr>
+        <w:rFonts w:eastAsia="黑体"/>
         <w:b/>
         <w:bCs/>
       </w:rPr>
@@ -4811,12 +5133,14 @@
     </w:tblStylePr>
     <w:tblStylePr w:type="firstCol">
       <w:rPr>
+        <w:rFonts w:eastAsia="黑体"/>
         <w:b/>
         <w:bCs/>
       </w:rPr>
     </w:tblStylePr>
     <w:tblStylePr w:type="lastCol">
       <w:rPr>
+        <w:rFonts w:eastAsia="黑体"/>
         <w:b/>
         <w:bCs/>
       </w:rPr>
@@ -4874,6 +5198,7 @@
         <w:spacing w:after="0" w:before="0" w:line="240" w:lineRule="auto"/>
       </w:pPr>
       <w:rPr>
+        <w:rFonts w:eastAsia="黑体"/>
         <w:b/>
         <w:bCs/>
         <w:color w:themeColor="background1" w:val="FFFFFF"/>
@@ -4888,6 +5213,7 @@
         <w:spacing w:after="0" w:before="0" w:line="240" w:lineRule="auto"/>
       </w:pPr>
       <w:rPr>
+        <w:rFonts w:eastAsia="黑体"/>
         <w:b/>
         <w:bCs/>
       </w:rPr>
@@ -4903,12 +5229,14 @@
     </w:tblStylePr>
     <w:tblStylePr w:type="firstCol">
       <w:rPr>
+        <w:rFonts w:eastAsia="黑体"/>
         <w:b/>
         <w:bCs/>
       </w:rPr>
     </w:tblStylePr>
     <w:tblStylePr w:type="lastCol">
       <w:rPr>
+        <w:rFonts w:eastAsia="黑体"/>
         <w:b/>
         <w:bCs/>
       </w:rPr>
@@ -4966,6 +5294,7 @@
         <w:spacing w:after="0" w:before="0" w:line="240" w:lineRule="auto"/>
       </w:pPr>
       <w:rPr>
+        <w:rFonts w:eastAsia="黑体"/>
         <w:b/>
         <w:bCs/>
         <w:color w:themeColor="background1" w:val="FFFFFF"/>
@@ -4980,6 +5309,7 @@
         <w:spacing w:after="0" w:before="0" w:line="240" w:lineRule="auto"/>
       </w:pPr>
       <w:rPr>
+        <w:rFonts w:eastAsia="黑体"/>
         <w:b/>
         <w:bCs/>
       </w:rPr>
@@ -4995,12 +5325,14 @@
     </w:tblStylePr>
     <w:tblStylePr w:type="firstCol">
       <w:rPr>
+        <w:rFonts w:eastAsia="黑体"/>
         <w:b/>
         <w:bCs/>
       </w:rPr>
     </w:tblStylePr>
     <w:tblStylePr w:type="lastCol">
       <w:rPr>
+        <w:rFonts w:eastAsia="黑体"/>
         <w:b/>
         <w:bCs/>
       </w:rPr>
@@ -5058,6 +5390,7 @@
         <w:spacing w:after="0" w:before="0" w:line="240" w:lineRule="auto"/>
       </w:pPr>
       <w:rPr>
+        <w:rFonts w:eastAsia="黑体"/>
         <w:b/>
         <w:bCs/>
         <w:color w:themeColor="background1" w:val="FFFFFF"/>
@@ -5072,6 +5405,7 @@
         <w:spacing w:after="0" w:before="0" w:line="240" w:lineRule="auto"/>
       </w:pPr>
       <w:rPr>
+        <w:rFonts w:eastAsia="黑体"/>
         <w:b/>
         <w:bCs/>
       </w:rPr>
@@ -5087,12 +5421,14 @@
     </w:tblStylePr>
     <w:tblStylePr w:type="firstCol">
       <w:rPr>
+        <w:rFonts w:eastAsia="黑体"/>
         <w:b/>
         <w:bCs/>
       </w:rPr>
     </w:tblStylePr>
     <w:tblStylePr w:type="lastCol">
       <w:rPr>
+        <w:rFonts w:eastAsia="黑体"/>
         <w:b/>
         <w:bCs/>
       </w:rPr>
@@ -5150,6 +5486,7 @@
         <w:spacing w:after="0" w:before="0" w:line="240" w:lineRule="auto"/>
       </w:pPr>
       <w:rPr>
+        <w:rFonts w:eastAsia="黑体"/>
         <w:b/>
         <w:bCs/>
         <w:color w:themeColor="background1" w:val="FFFFFF"/>
@@ -5164,6 +5501,7 @@
         <w:spacing w:after="0" w:before="0" w:line="240" w:lineRule="auto"/>
       </w:pPr>
       <w:rPr>
+        <w:rFonts w:eastAsia="黑体"/>
         <w:b/>
         <w:bCs/>
       </w:rPr>
@@ -5179,12 +5517,14 @@
     </w:tblStylePr>
     <w:tblStylePr w:type="firstCol">
       <w:rPr>
+        <w:rFonts w:eastAsia="黑体"/>
         <w:b/>
         <w:bCs/>
       </w:rPr>
     </w:tblStylePr>
     <w:tblStylePr w:type="lastCol">
       <w:rPr>
+        <w:rFonts w:eastAsia="黑体"/>
         <w:b/>
         <w:bCs/>
       </w:rPr>
@@ -5242,6 +5582,7 @@
         <w:spacing w:after="0" w:before="0" w:line="240" w:lineRule="auto"/>
       </w:pPr>
       <w:rPr>
+        <w:rFonts w:eastAsia="黑体"/>
         <w:b/>
         <w:bCs/>
         <w:color w:themeColor="background1" w:val="FFFFFF"/>
@@ -5256,6 +5597,7 @@
         <w:spacing w:after="0" w:before="0" w:line="240" w:lineRule="auto"/>
       </w:pPr>
       <w:rPr>
+        <w:rFonts w:eastAsia="黑体"/>
         <w:b/>
         <w:bCs/>
       </w:rPr>
@@ -5271,12 +5613,14 @@
     </w:tblStylePr>
     <w:tblStylePr w:type="firstCol">
       <w:rPr>
+        <w:rFonts w:eastAsia="黑体"/>
         <w:b/>
         <w:bCs/>
       </w:rPr>
     </w:tblStylePr>
     <w:tblStylePr w:type="lastCol">
       <w:rPr>
+        <w:rFonts w:eastAsia="黑体"/>
         <w:b/>
         <w:bCs/>
       </w:rPr>
@@ -5334,6 +5678,7 @@
         <w:spacing w:after="0" w:before="0" w:line="240" w:lineRule="auto"/>
       </w:pPr>
       <w:rPr>
+        <w:rFonts w:eastAsia="黑体"/>
         <w:b/>
         <w:bCs/>
         <w:color w:themeColor="background1" w:val="FFFFFF"/>
@@ -5348,6 +5693,7 @@
         <w:spacing w:after="0" w:before="0" w:line="240" w:lineRule="auto"/>
       </w:pPr>
       <w:rPr>
+        <w:rFonts w:eastAsia="黑体"/>
         <w:b/>
         <w:bCs/>
       </w:rPr>
@@ -5363,12 +5709,14 @@
     </w:tblStylePr>
     <w:tblStylePr w:type="firstCol">
       <w:rPr>
+        <w:rFonts w:eastAsia="黑体"/>
         <w:b/>
         <w:bCs/>
       </w:rPr>
     </w:tblStylePr>
     <w:tblStylePr w:type="lastCol">
       <w:rPr>
+        <w:rFonts w:eastAsia="黑体"/>
         <w:b/>
         <w:bCs/>
       </w:rPr>
@@ -5428,7 +5776,7 @@
         <w:spacing w:after="0" w:before="0" w:line="240" w:lineRule="auto"/>
       </w:pPr>
       <w:rPr>
-        <w:rFonts w:asciiTheme="majorHAnsi" w:cstheme="majorBidi" w:eastAsiaTheme="majorEastAsia" w:hAnsiTheme="majorHAnsi"/>
+        <w:rFonts w:asciiTheme="majorHAnsi" w:cstheme="majorBidi" w:hAnsiTheme="majorHAnsi" w:eastAsia="黑体"/>
         <w:b/>
         <w:bCs/>
       </w:rPr>
@@ -5449,7 +5797,7 @@
         <w:spacing w:after="0" w:before="0" w:line="240" w:lineRule="auto"/>
       </w:pPr>
       <w:rPr>
-        <w:rFonts w:asciiTheme="majorHAnsi" w:cstheme="majorBidi" w:eastAsiaTheme="majorEastAsia" w:hAnsiTheme="majorHAnsi"/>
+        <w:rFonts w:asciiTheme="majorHAnsi" w:cstheme="majorBidi" w:hAnsiTheme="majorHAnsi" w:eastAsia="黑体"/>
         <w:b/>
         <w:bCs/>
       </w:rPr>
@@ -5467,14 +5815,14 @@
     </w:tblStylePr>
     <w:tblStylePr w:type="firstCol">
       <w:rPr>
-        <w:rFonts w:asciiTheme="majorHAnsi" w:cstheme="majorBidi" w:eastAsiaTheme="majorEastAsia" w:hAnsiTheme="majorHAnsi"/>
+        <w:rFonts w:asciiTheme="majorHAnsi" w:cstheme="majorBidi" w:hAnsiTheme="majorHAnsi" w:eastAsia="黑体"/>
         <w:b/>
         <w:bCs/>
       </w:rPr>
     </w:tblStylePr>
     <w:tblStylePr w:type="lastCol">
       <w:rPr>
-        <w:rFonts w:asciiTheme="majorHAnsi" w:cstheme="majorBidi" w:eastAsiaTheme="majorEastAsia" w:hAnsiTheme="majorHAnsi"/>
+        <w:rFonts w:asciiTheme="majorHAnsi" w:cstheme="majorBidi" w:hAnsiTheme="majorHAnsi" w:eastAsia="黑体"/>
         <w:b/>
         <w:bCs/>
       </w:rPr>
@@ -5558,7 +5906,7 @@
         <w:spacing w:after="0" w:before="0" w:line="240" w:lineRule="auto"/>
       </w:pPr>
       <w:rPr>
-        <w:rFonts w:asciiTheme="majorHAnsi" w:cstheme="majorBidi" w:eastAsiaTheme="majorEastAsia" w:hAnsiTheme="majorHAnsi"/>
+        <w:rFonts w:asciiTheme="majorHAnsi" w:cstheme="majorBidi" w:hAnsiTheme="majorHAnsi" w:eastAsia="黑体"/>
         <w:b/>
         <w:bCs/>
       </w:rPr>
@@ -5579,7 +5927,7 @@
         <w:spacing w:after="0" w:before="0" w:line="240" w:lineRule="auto"/>
       </w:pPr>
       <w:rPr>
-        <w:rFonts w:asciiTheme="majorHAnsi" w:cstheme="majorBidi" w:eastAsiaTheme="majorEastAsia" w:hAnsiTheme="majorHAnsi"/>
+        <w:rFonts w:asciiTheme="majorHAnsi" w:cstheme="majorBidi" w:hAnsiTheme="majorHAnsi" w:eastAsia="黑体"/>
         <w:b/>
         <w:bCs/>
       </w:rPr>
@@ -5597,14 +5945,14 @@
     </w:tblStylePr>
     <w:tblStylePr w:type="firstCol">
       <w:rPr>
-        <w:rFonts w:asciiTheme="majorHAnsi" w:cstheme="majorBidi" w:eastAsiaTheme="majorEastAsia" w:hAnsiTheme="majorHAnsi"/>
+        <w:rFonts w:asciiTheme="majorHAnsi" w:cstheme="majorBidi" w:hAnsiTheme="majorHAnsi" w:eastAsia="黑体"/>
         <w:b/>
         <w:bCs/>
       </w:rPr>
     </w:tblStylePr>
     <w:tblStylePr w:type="lastCol">
       <w:rPr>
-        <w:rFonts w:asciiTheme="majorHAnsi" w:cstheme="majorBidi" w:eastAsiaTheme="majorEastAsia" w:hAnsiTheme="majorHAnsi"/>
+        <w:rFonts w:asciiTheme="majorHAnsi" w:cstheme="majorBidi" w:hAnsiTheme="majorHAnsi" w:eastAsia="黑体"/>
         <w:b/>
         <w:bCs/>
       </w:rPr>
@@ -5688,7 +6036,7 @@
         <w:spacing w:after="0" w:before="0" w:line="240" w:lineRule="auto"/>
       </w:pPr>
       <w:rPr>
-        <w:rFonts w:asciiTheme="majorHAnsi" w:cstheme="majorBidi" w:eastAsiaTheme="majorEastAsia" w:hAnsiTheme="majorHAnsi"/>
+        <w:rFonts w:asciiTheme="majorHAnsi" w:cstheme="majorBidi" w:hAnsiTheme="majorHAnsi" w:eastAsia="黑体"/>
         <w:b/>
         <w:bCs/>
       </w:rPr>
@@ -5709,7 +6057,7 @@
         <w:spacing w:after="0" w:before="0" w:line="240" w:lineRule="auto"/>
       </w:pPr>
       <w:rPr>
-        <w:rFonts w:asciiTheme="majorHAnsi" w:cstheme="majorBidi" w:eastAsiaTheme="majorEastAsia" w:hAnsiTheme="majorHAnsi"/>
+        <w:rFonts w:asciiTheme="majorHAnsi" w:cstheme="majorBidi" w:hAnsiTheme="majorHAnsi" w:eastAsia="黑体"/>
         <w:b/>
         <w:bCs/>
       </w:rPr>
@@ -5727,14 +6075,14 @@
     </w:tblStylePr>
     <w:tblStylePr w:type="firstCol">
       <w:rPr>
-        <w:rFonts w:asciiTheme="majorHAnsi" w:cstheme="majorBidi" w:eastAsiaTheme="majorEastAsia" w:hAnsiTheme="majorHAnsi"/>
+        <w:rFonts w:asciiTheme="majorHAnsi" w:cstheme="majorBidi" w:hAnsiTheme="majorHAnsi" w:eastAsia="黑体"/>
         <w:b/>
         <w:bCs/>
       </w:rPr>
     </w:tblStylePr>
     <w:tblStylePr w:type="lastCol">
       <w:rPr>
-        <w:rFonts w:asciiTheme="majorHAnsi" w:cstheme="majorBidi" w:eastAsiaTheme="majorEastAsia" w:hAnsiTheme="majorHAnsi"/>
+        <w:rFonts w:asciiTheme="majorHAnsi" w:cstheme="majorBidi" w:hAnsiTheme="majorHAnsi" w:eastAsia="黑体"/>
         <w:b/>
         <w:bCs/>
       </w:rPr>
@@ -5818,7 +6166,7 @@
         <w:spacing w:after="0" w:before="0" w:line="240" w:lineRule="auto"/>
       </w:pPr>
       <w:rPr>
-        <w:rFonts w:asciiTheme="majorHAnsi" w:cstheme="majorBidi" w:eastAsiaTheme="majorEastAsia" w:hAnsiTheme="majorHAnsi"/>
+        <w:rFonts w:asciiTheme="majorHAnsi" w:cstheme="majorBidi" w:hAnsiTheme="majorHAnsi" w:eastAsia="黑体"/>
         <w:b/>
         <w:bCs/>
       </w:rPr>
@@ -5839,7 +6187,7 @@
         <w:spacing w:after="0" w:before="0" w:line="240" w:lineRule="auto"/>
       </w:pPr>
       <w:rPr>
-        <w:rFonts w:asciiTheme="majorHAnsi" w:cstheme="majorBidi" w:eastAsiaTheme="majorEastAsia" w:hAnsiTheme="majorHAnsi"/>
+        <w:rFonts w:asciiTheme="majorHAnsi" w:cstheme="majorBidi" w:hAnsiTheme="majorHAnsi" w:eastAsia="黑体"/>
         <w:b/>
         <w:bCs/>
       </w:rPr>
@@ -5857,14 +6205,14 @@
     </w:tblStylePr>
     <w:tblStylePr w:type="firstCol">
       <w:rPr>
-        <w:rFonts w:asciiTheme="majorHAnsi" w:cstheme="majorBidi" w:eastAsiaTheme="majorEastAsia" w:hAnsiTheme="majorHAnsi"/>
+        <w:rFonts w:asciiTheme="majorHAnsi" w:cstheme="majorBidi" w:hAnsiTheme="majorHAnsi" w:eastAsia="黑体"/>
         <w:b/>
         <w:bCs/>
       </w:rPr>
     </w:tblStylePr>
     <w:tblStylePr w:type="lastCol">
       <w:rPr>
-        <w:rFonts w:asciiTheme="majorHAnsi" w:cstheme="majorBidi" w:eastAsiaTheme="majorEastAsia" w:hAnsiTheme="majorHAnsi"/>
+        <w:rFonts w:asciiTheme="majorHAnsi" w:cstheme="majorBidi" w:hAnsiTheme="majorHAnsi" w:eastAsia="黑体"/>
         <w:b/>
         <w:bCs/>
       </w:rPr>
@@ -5948,7 +6296,7 @@
         <w:spacing w:after="0" w:before="0" w:line="240" w:lineRule="auto"/>
       </w:pPr>
       <w:rPr>
-        <w:rFonts w:asciiTheme="majorHAnsi" w:cstheme="majorBidi" w:eastAsiaTheme="majorEastAsia" w:hAnsiTheme="majorHAnsi"/>
+        <w:rFonts w:asciiTheme="majorHAnsi" w:cstheme="majorBidi" w:hAnsiTheme="majorHAnsi" w:eastAsia="黑体"/>
         <w:b/>
         <w:bCs/>
       </w:rPr>
@@ -5969,7 +6317,7 @@
         <w:spacing w:after="0" w:before="0" w:line="240" w:lineRule="auto"/>
       </w:pPr>
       <w:rPr>
-        <w:rFonts w:asciiTheme="majorHAnsi" w:cstheme="majorBidi" w:eastAsiaTheme="majorEastAsia" w:hAnsiTheme="majorHAnsi"/>
+        <w:rFonts w:asciiTheme="majorHAnsi" w:cstheme="majorBidi" w:hAnsiTheme="majorHAnsi" w:eastAsia="黑体"/>
         <w:b/>
         <w:bCs/>
       </w:rPr>
@@ -5987,14 +6335,14 @@
     </w:tblStylePr>
     <w:tblStylePr w:type="firstCol">
       <w:rPr>
-        <w:rFonts w:asciiTheme="majorHAnsi" w:cstheme="majorBidi" w:eastAsiaTheme="majorEastAsia" w:hAnsiTheme="majorHAnsi"/>
+        <w:rFonts w:asciiTheme="majorHAnsi" w:cstheme="majorBidi" w:hAnsiTheme="majorHAnsi" w:eastAsia="黑体"/>
         <w:b/>
         <w:bCs/>
       </w:rPr>
     </w:tblStylePr>
     <w:tblStylePr w:type="lastCol">
       <w:rPr>
-        <w:rFonts w:asciiTheme="majorHAnsi" w:cstheme="majorBidi" w:eastAsiaTheme="majorEastAsia" w:hAnsiTheme="majorHAnsi"/>
+        <w:rFonts w:asciiTheme="majorHAnsi" w:cstheme="majorBidi" w:hAnsiTheme="majorHAnsi" w:eastAsia="黑体"/>
         <w:b/>
         <w:bCs/>
       </w:rPr>
@@ -6078,7 +6426,7 @@
         <w:spacing w:after="0" w:before="0" w:line="240" w:lineRule="auto"/>
       </w:pPr>
       <w:rPr>
-        <w:rFonts w:asciiTheme="majorHAnsi" w:cstheme="majorBidi" w:eastAsiaTheme="majorEastAsia" w:hAnsiTheme="majorHAnsi"/>
+        <w:rFonts w:asciiTheme="majorHAnsi" w:cstheme="majorBidi" w:hAnsiTheme="majorHAnsi" w:eastAsia="黑体"/>
         <w:b/>
         <w:bCs/>
       </w:rPr>
@@ -6099,7 +6447,7 @@
         <w:spacing w:after="0" w:before="0" w:line="240" w:lineRule="auto"/>
       </w:pPr>
       <w:rPr>
-        <w:rFonts w:asciiTheme="majorHAnsi" w:cstheme="majorBidi" w:eastAsiaTheme="majorEastAsia" w:hAnsiTheme="majorHAnsi"/>
+        <w:rFonts w:asciiTheme="majorHAnsi" w:cstheme="majorBidi" w:hAnsiTheme="majorHAnsi" w:eastAsia="黑体"/>
         <w:b/>
         <w:bCs/>
       </w:rPr>
@@ -6117,14 +6465,14 @@
     </w:tblStylePr>
     <w:tblStylePr w:type="firstCol">
       <w:rPr>
-        <w:rFonts w:asciiTheme="majorHAnsi" w:cstheme="majorBidi" w:eastAsiaTheme="majorEastAsia" w:hAnsiTheme="majorHAnsi"/>
+        <w:rFonts w:asciiTheme="majorHAnsi" w:cstheme="majorBidi" w:hAnsiTheme="majorHAnsi" w:eastAsia="黑体"/>
         <w:b/>
         <w:bCs/>
       </w:rPr>
     </w:tblStylePr>
     <w:tblStylePr w:type="lastCol">
       <w:rPr>
-        <w:rFonts w:asciiTheme="majorHAnsi" w:cstheme="majorBidi" w:eastAsiaTheme="majorEastAsia" w:hAnsiTheme="majorHAnsi"/>
+        <w:rFonts w:asciiTheme="majorHAnsi" w:cstheme="majorBidi" w:hAnsiTheme="majorHAnsi" w:eastAsia="黑体"/>
         <w:b/>
         <w:bCs/>
       </w:rPr>
@@ -6208,7 +6556,7 @@
         <w:spacing w:after="0" w:before="0" w:line="240" w:lineRule="auto"/>
       </w:pPr>
       <w:rPr>
-        <w:rFonts w:asciiTheme="majorHAnsi" w:cstheme="majorBidi" w:eastAsiaTheme="majorEastAsia" w:hAnsiTheme="majorHAnsi"/>
+        <w:rFonts w:asciiTheme="majorHAnsi" w:cstheme="majorBidi" w:hAnsiTheme="majorHAnsi" w:eastAsia="黑体"/>
         <w:b/>
         <w:bCs/>
       </w:rPr>
@@ -6229,7 +6577,7 @@
         <w:spacing w:after="0" w:before="0" w:line="240" w:lineRule="auto"/>
       </w:pPr>
       <w:rPr>
-        <w:rFonts w:asciiTheme="majorHAnsi" w:cstheme="majorBidi" w:eastAsiaTheme="majorEastAsia" w:hAnsiTheme="majorHAnsi"/>
+        <w:rFonts w:asciiTheme="majorHAnsi" w:cstheme="majorBidi" w:hAnsiTheme="majorHAnsi" w:eastAsia="黑体"/>
         <w:b/>
         <w:bCs/>
       </w:rPr>
@@ -6247,14 +6595,14 @@
     </w:tblStylePr>
     <w:tblStylePr w:type="firstCol">
       <w:rPr>
-        <w:rFonts w:asciiTheme="majorHAnsi" w:cstheme="majorBidi" w:eastAsiaTheme="majorEastAsia" w:hAnsiTheme="majorHAnsi"/>
+        <w:rFonts w:asciiTheme="majorHAnsi" w:cstheme="majorBidi" w:hAnsiTheme="majorHAnsi" w:eastAsia="黑体"/>
         <w:b/>
         <w:bCs/>
       </w:rPr>
     </w:tblStylePr>
     <w:tblStylePr w:type="lastCol">
       <w:rPr>
-        <w:rFonts w:asciiTheme="majorHAnsi" w:cstheme="majorBidi" w:eastAsiaTheme="majorEastAsia" w:hAnsiTheme="majorHAnsi"/>
+        <w:rFonts w:asciiTheme="majorHAnsi" w:cstheme="majorBidi" w:hAnsiTheme="majorHAnsi" w:eastAsia="黑体"/>
         <w:b/>
         <w:bCs/>
       </w:rPr>
@@ -6337,6 +6685,7 @@
         <w:spacing w:after="0" w:before="0" w:line="240" w:lineRule="auto"/>
       </w:pPr>
       <w:rPr>
+        <w:rFonts w:eastAsia="黑体"/>
         <w:b/>
         <w:bCs/>
         <w:color w:themeColor="background1" w:val="FFFFFF"/>
@@ -6359,6 +6708,7 @@
         <w:spacing w:after="0" w:before="0" w:line="240" w:lineRule="auto"/>
       </w:pPr>
       <w:rPr>
+        <w:rFonts w:eastAsia="黑体"/>
         <w:b/>
         <w:bCs/>
       </w:rPr>
@@ -6376,12 +6726,14 @@
     </w:tblStylePr>
     <w:tblStylePr w:type="firstCol">
       <w:rPr>
+        <w:rFonts w:eastAsia="黑体"/>
         <w:b/>
         <w:bCs/>
       </w:rPr>
     </w:tblStylePr>
     <w:tblStylePr w:type="lastCol">
       <w:rPr>
+        <w:rFonts w:eastAsia="黑体"/>
         <w:b/>
         <w:bCs/>
       </w:rPr>
@@ -6443,6 +6795,7 @@
         <w:spacing w:after="0" w:before="0" w:line="240" w:lineRule="auto"/>
       </w:pPr>
       <w:rPr>
+        <w:rFonts w:eastAsia="黑体"/>
         <w:b/>
         <w:bCs/>
         <w:color w:themeColor="background1" w:val="FFFFFF"/>
@@ -6465,6 +6818,7 @@
         <w:spacing w:after="0" w:before="0" w:line="240" w:lineRule="auto"/>
       </w:pPr>
       <w:rPr>
+        <w:rFonts w:eastAsia="黑体"/>
         <w:b/>
         <w:bCs/>
       </w:rPr>
@@ -6482,12 +6836,14 @@
     </w:tblStylePr>
     <w:tblStylePr w:type="firstCol">
       <w:rPr>
+        <w:rFonts w:eastAsia="黑体"/>
         <w:b/>
         <w:bCs/>
       </w:rPr>
     </w:tblStylePr>
     <w:tblStylePr w:type="lastCol">
       <w:rPr>
+        <w:rFonts w:eastAsia="黑体"/>
         <w:b/>
         <w:bCs/>
       </w:rPr>
@@ -6549,6 +6905,7 @@
         <w:spacing w:after="0" w:before="0" w:line="240" w:lineRule="auto"/>
       </w:pPr>
       <w:rPr>
+        <w:rFonts w:eastAsia="黑体"/>
         <w:b/>
         <w:bCs/>
         <w:color w:themeColor="background1" w:val="FFFFFF"/>
@@ -6571,6 +6928,7 @@
         <w:spacing w:after="0" w:before="0" w:line="240" w:lineRule="auto"/>
       </w:pPr>
       <w:rPr>
+        <w:rFonts w:eastAsia="黑体"/>
         <w:b/>
         <w:bCs/>
       </w:rPr>
@@ -6588,12 +6946,14 @@
     </w:tblStylePr>
     <w:tblStylePr w:type="firstCol">
       <w:rPr>
+        <w:rFonts w:eastAsia="黑体"/>
         <w:b/>
         <w:bCs/>
       </w:rPr>
     </w:tblStylePr>
     <w:tblStylePr w:type="lastCol">
       <w:rPr>
+        <w:rFonts w:eastAsia="黑体"/>
         <w:b/>
         <w:bCs/>
       </w:rPr>
@@ -6655,6 +7015,7 @@
         <w:spacing w:after="0" w:before="0" w:line="240" w:lineRule="auto"/>
       </w:pPr>
       <w:rPr>
+        <w:rFonts w:eastAsia="黑体"/>
         <w:b/>
         <w:bCs/>
         <w:color w:themeColor="background1" w:val="FFFFFF"/>
@@ -6677,6 +7038,7 @@
         <w:spacing w:after="0" w:before="0" w:line="240" w:lineRule="auto"/>
       </w:pPr>
       <w:rPr>
+        <w:rFonts w:eastAsia="黑体"/>
         <w:b/>
         <w:bCs/>
       </w:rPr>
@@ -6694,12 +7056,14 @@
     </w:tblStylePr>
     <w:tblStylePr w:type="firstCol">
       <w:rPr>
+        <w:rFonts w:eastAsia="黑体"/>
         <w:b/>
         <w:bCs/>
       </w:rPr>
     </w:tblStylePr>
     <w:tblStylePr w:type="lastCol">
       <w:rPr>
+        <w:rFonts w:eastAsia="黑体"/>
         <w:b/>
         <w:bCs/>
       </w:rPr>
@@ -6761,6 +7125,7 @@
         <w:spacing w:after="0" w:before="0" w:line="240" w:lineRule="auto"/>
       </w:pPr>
       <w:rPr>
+        <w:rFonts w:eastAsia="黑体"/>
         <w:b/>
         <w:bCs/>
         <w:color w:themeColor="background1" w:val="FFFFFF"/>
@@ -6783,6 +7148,7 @@
         <w:spacing w:after="0" w:before="0" w:line="240" w:lineRule="auto"/>
       </w:pPr>
       <w:rPr>
+        <w:rFonts w:eastAsia="黑体"/>
         <w:b/>
         <w:bCs/>
       </w:rPr>
@@ -6800,12 +7166,14 @@
     </w:tblStylePr>
     <w:tblStylePr w:type="firstCol">
       <w:rPr>
+        <w:rFonts w:eastAsia="黑体"/>
         <w:b/>
         <w:bCs/>
       </w:rPr>
     </w:tblStylePr>
     <w:tblStylePr w:type="lastCol">
       <w:rPr>
+        <w:rFonts w:eastAsia="黑体"/>
         <w:b/>
         <w:bCs/>
       </w:rPr>
@@ -6867,6 +7235,7 @@
         <w:spacing w:after="0" w:before="0" w:line="240" w:lineRule="auto"/>
       </w:pPr>
       <w:rPr>
+        <w:rFonts w:eastAsia="黑体"/>
         <w:b/>
         <w:bCs/>
         <w:color w:themeColor="background1" w:val="FFFFFF"/>
@@ -6889,6 +7258,7 @@
         <w:spacing w:after="0" w:before="0" w:line="240" w:lineRule="auto"/>
       </w:pPr>
       <w:rPr>
+        <w:rFonts w:eastAsia="黑体"/>
         <w:b/>
         <w:bCs/>
       </w:rPr>
@@ -6906,12 +7276,14 @@
     </w:tblStylePr>
     <w:tblStylePr w:type="firstCol">
       <w:rPr>
+        <w:rFonts w:eastAsia="黑体"/>
         <w:b/>
         <w:bCs/>
       </w:rPr>
     </w:tblStylePr>
     <w:tblStylePr w:type="lastCol">
       <w:rPr>
+        <w:rFonts w:eastAsia="黑体"/>
         <w:b/>
         <w:bCs/>
       </w:rPr>
@@ -6973,6 +7345,7 @@
         <w:spacing w:after="0" w:before="0" w:line="240" w:lineRule="auto"/>
       </w:pPr>
       <w:rPr>
+        <w:rFonts w:eastAsia="黑体"/>
         <w:b/>
         <w:bCs/>
         <w:color w:themeColor="background1" w:val="FFFFFF"/>
@@ -6995,6 +7368,7 @@
         <w:spacing w:after="0" w:before="0" w:line="240" w:lineRule="auto"/>
       </w:pPr>
       <w:rPr>
+        <w:rFonts w:eastAsia="黑体"/>
         <w:b/>
         <w:bCs/>
       </w:rPr>
@@ -7012,12 +7386,14 @@
     </w:tblStylePr>
     <w:tblStylePr w:type="firstCol">
       <w:rPr>
+        <w:rFonts w:eastAsia="黑体"/>
         <w:b/>
         <w:bCs/>
       </w:rPr>
     </w:tblStylePr>
     <w:tblStylePr w:type="lastCol">
       <w:rPr>
+        <w:rFonts w:eastAsia="黑体"/>
         <w:b/>
         <w:bCs/>
       </w:rPr>
@@ -7076,6 +7452,7 @@
         <w:spacing w:after="0" w:before="0" w:line="240" w:lineRule="auto"/>
       </w:pPr>
       <w:rPr>
+        <w:rFonts w:eastAsia="黑体"/>
         <w:b/>
         <w:bCs/>
         <w:color w:themeColor="background1" w:val="FFFFFF"/>
@@ -7098,6 +7475,7 @@
         <w:spacing w:after="0" w:before="0" w:line="240" w:lineRule="auto"/>
       </w:pPr>
       <w:rPr>
+        <w:rFonts w:eastAsia="黑体"/>
         <w:color w:val="auto"/>
       </w:rPr>
       <w:tblPr/>
@@ -7115,6 +7493,7 @@
     </w:tblStylePr>
     <w:tblStylePr w:type="firstCol">
       <w:rPr>
+        <w:rFonts w:eastAsia="黑体"/>
         <w:b/>
         <w:bCs/>
         <w:color w:themeColor="background1" w:val="FFFFFF"/>
@@ -7134,6 +7513,7 @@
     </w:tblStylePr>
     <w:tblStylePr w:type="lastCol">
       <w:rPr>
+        <w:rFonts w:eastAsia="黑体"/>
         <w:b/>
         <w:bCs/>
         <w:color w:themeColor="background1" w:val="FFFFFF"/>
@@ -7182,6 +7562,7 @@
     </w:tblStylePr>
     <w:tblStylePr w:type="nwCell">
       <w:rPr>
+        <w:rFonts w:eastAsia="黑体"/>
         <w:color w:themeColor="background1" w:val="FFFFFF"/>
       </w:rPr>
       <w:tblPr/>
@@ -7225,6 +7606,7 @@
         <w:spacing w:after="0" w:before="0" w:line="240" w:lineRule="auto"/>
       </w:pPr>
       <w:rPr>
+        <w:rFonts w:eastAsia="黑体"/>
         <w:b/>
         <w:bCs/>
         <w:color w:themeColor="background1" w:val="FFFFFF"/>
@@ -7247,6 +7629,7 @@
         <w:spacing w:after="0" w:before="0" w:line="240" w:lineRule="auto"/>
       </w:pPr>
       <w:rPr>
+        <w:rFonts w:eastAsia="黑体"/>
         <w:color w:val="auto"/>
       </w:rPr>
       <w:tblPr/>
@@ -7264,6 +7647,7 @@
     </w:tblStylePr>
     <w:tblStylePr w:type="firstCol">
       <w:rPr>
+        <w:rFonts w:eastAsia="黑体"/>
         <w:b/>
         <w:bCs/>
         <w:color w:themeColor="background1" w:val="FFFFFF"/>
@@ -7283,6 +7667,7 @@
     </w:tblStylePr>
     <w:tblStylePr w:type="lastCol">
       <w:rPr>
+        <w:rFonts w:eastAsia="黑体"/>
         <w:b/>
         <w:bCs/>
         <w:color w:themeColor="background1" w:val="FFFFFF"/>
@@ -7331,6 +7716,7 @@
     </w:tblStylePr>
     <w:tblStylePr w:type="nwCell">
       <w:rPr>
+        <w:rFonts w:eastAsia="黑体"/>
         <w:color w:themeColor="background1" w:val="FFFFFF"/>
       </w:rPr>
       <w:tblPr/>
@@ -7374,6 +7760,7 @@
         <w:spacing w:after="0" w:before="0" w:line="240" w:lineRule="auto"/>
       </w:pPr>
       <w:rPr>
+        <w:rFonts w:eastAsia="黑体"/>
         <w:b/>
         <w:bCs/>
         <w:color w:themeColor="background1" w:val="FFFFFF"/>
@@ -7396,6 +7783,7 @@
         <w:spacing w:after="0" w:before="0" w:line="240" w:lineRule="auto"/>
       </w:pPr>
       <w:rPr>
+        <w:rFonts w:eastAsia="黑体"/>
         <w:color w:val="auto"/>
       </w:rPr>
       <w:tblPr/>
@@ -7413,6 +7801,7 @@
     </w:tblStylePr>
     <w:tblStylePr w:type="firstCol">
       <w:rPr>
+        <w:rFonts w:eastAsia="黑体"/>
         <w:b/>
         <w:bCs/>
         <w:color w:themeColor="background1" w:val="FFFFFF"/>
@@ -7432,6 +7821,7 @@
     </w:tblStylePr>
     <w:tblStylePr w:type="lastCol">
       <w:rPr>
+        <w:rFonts w:eastAsia="黑体"/>
         <w:b/>
         <w:bCs/>
         <w:color w:themeColor="background1" w:val="FFFFFF"/>
@@ -7480,6 +7870,7 @@
     </w:tblStylePr>
     <w:tblStylePr w:type="nwCell">
       <w:rPr>
+        <w:rFonts w:eastAsia="黑体"/>
         <w:color w:themeColor="background1" w:val="FFFFFF"/>
       </w:rPr>
       <w:tblPr/>
@@ -7523,6 +7914,7 @@
         <w:spacing w:after="0" w:before="0" w:line="240" w:lineRule="auto"/>
       </w:pPr>
       <w:rPr>
+        <w:rFonts w:eastAsia="黑体"/>
         <w:b/>
         <w:bCs/>
         <w:color w:themeColor="background1" w:val="FFFFFF"/>
@@ -7545,6 +7937,7 @@
         <w:spacing w:after="0" w:before="0" w:line="240" w:lineRule="auto"/>
       </w:pPr>
       <w:rPr>
+        <w:rFonts w:eastAsia="黑体"/>
         <w:color w:val="auto"/>
       </w:rPr>
       <w:tblPr/>
@@ -7562,6 +7955,7 @@
     </w:tblStylePr>
     <w:tblStylePr w:type="firstCol">
       <w:rPr>
+        <w:rFonts w:eastAsia="黑体"/>
         <w:b/>
         <w:bCs/>
         <w:color w:themeColor="background1" w:val="FFFFFF"/>
@@ -7581,6 +7975,7 @@
     </w:tblStylePr>
     <w:tblStylePr w:type="lastCol">
       <w:rPr>
+        <w:rFonts w:eastAsia="黑体"/>
         <w:b/>
         <w:bCs/>
         <w:color w:themeColor="background1" w:val="FFFFFF"/>
@@ -7629,6 +8024,7 @@
     </w:tblStylePr>
     <w:tblStylePr w:type="nwCell">
       <w:rPr>
+        <w:rFonts w:eastAsia="黑体"/>
         <w:color w:themeColor="background1" w:val="FFFFFF"/>
       </w:rPr>
       <w:tblPr/>
@@ -7672,6 +8068,7 @@
         <w:spacing w:after="0" w:before="0" w:line="240" w:lineRule="auto"/>
       </w:pPr>
       <w:rPr>
+        <w:rFonts w:eastAsia="黑体"/>
         <w:b/>
         <w:bCs/>
         <w:color w:themeColor="background1" w:val="FFFFFF"/>
@@ -7694,6 +8091,7 @@
         <w:spacing w:after="0" w:before="0" w:line="240" w:lineRule="auto"/>
       </w:pPr>
       <w:rPr>
+        <w:rFonts w:eastAsia="黑体"/>
         <w:color w:val="auto"/>
       </w:rPr>
       <w:tblPr/>
@@ -7711,6 +8109,7 @@
     </w:tblStylePr>
     <w:tblStylePr w:type="firstCol">
       <w:rPr>
+        <w:rFonts w:eastAsia="黑体"/>
         <w:b/>
         <w:bCs/>
         <w:color w:themeColor="background1" w:val="FFFFFF"/>
@@ -7730,6 +8129,7 @@
     </w:tblStylePr>
     <w:tblStylePr w:type="lastCol">
       <w:rPr>
+        <w:rFonts w:eastAsia="黑体"/>
         <w:b/>
         <w:bCs/>
         <w:color w:themeColor="background1" w:val="FFFFFF"/>
@@ -7778,6 +8178,7 @@
     </w:tblStylePr>
     <w:tblStylePr w:type="nwCell">
       <w:rPr>
+        <w:rFonts w:eastAsia="黑体"/>
         <w:color w:themeColor="background1" w:val="FFFFFF"/>
       </w:rPr>
       <w:tblPr/>
@@ -7821,6 +8222,7 @@
         <w:spacing w:after="0" w:before="0" w:line="240" w:lineRule="auto"/>
       </w:pPr>
       <w:rPr>
+        <w:rFonts w:eastAsia="黑体"/>
         <w:b/>
         <w:bCs/>
         <w:color w:themeColor="background1" w:val="FFFFFF"/>
@@ -7843,6 +8245,7 @@
         <w:spacing w:after="0" w:before="0" w:line="240" w:lineRule="auto"/>
       </w:pPr>
       <w:rPr>
+        <w:rFonts w:eastAsia="黑体"/>
         <w:color w:val="auto"/>
       </w:rPr>
       <w:tblPr/>
@@ -7860,6 +8263,7 @@
     </w:tblStylePr>
     <w:tblStylePr w:type="firstCol">
       <w:rPr>
+        <w:rFonts w:eastAsia="黑体"/>
         <w:b/>
         <w:bCs/>
         <w:color w:themeColor="background1" w:val="FFFFFF"/>
@@ -7879,6 +8283,7 @@
     </w:tblStylePr>
     <w:tblStylePr w:type="lastCol">
       <w:rPr>
+        <w:rFonts w:eastAsia="黑体"/>
         <w:b/>
         <w:bCs/>
         <w:color w:themeColor="background1" w:val="FFFFFF"/>
@@ -7927,6 +8332,7 @@
     </w:tblStylePr>
     <w:tblStylePr w:type="nwCell">
       <w:rPr>
+        <w:rFonts w:eastAsia="黑体"/>
         <w:color w:themeColor="background1" w:val="FFFFFF"/>
       </w:rPr>
       <w:tblPr/>
@@ -7970,6 +8376,7 @@
         <w:spacing w:after="0" w:before="0" w:line="240" w:lineRule="auto"/>
       </w:pPr>
       <w:rPr>
+        <w:rFonts w:eastAsia="黑体"/>
         <w:b/>
         <w:bCs/>
         <w:color w:themeColor="background1" w:val="FFFFFF"/>
@@ -7992,6 +8399,7 @@
         <w:spacing w:after="0" w:before="0" w:line="240" w:lineRule="auto"/>
       </w:pPr>
       <w:rPr>
+        <w:rFonts w:eastAsia="黑体"/>
         <w:color w:val="auto"/>
       </w:rPr>
       <w:tblPr/>
@@ -8009,6 +8417,7 @@
     </w:tblStylePr>
     <w:tblStylePr w:type="firstCol">
       <w:rPr>
+        <w:rFonts w:eastAsia="黑体"/>
         <w:b/>
         <w:bCs/>
         <w:color w:themeColor="background1" w:val="FFFFFF"/>
@@ -8028,6 +8437,7 @@
     </w:tblStylePr>
     <w:tblStylePr w:type="lastCol">
       <w:rPr>
+        <w:rFonts w:eastAsia="黑体"/>
         <w:b/>
         <w:bCs/>
         <w:color w:themeColor="background1" w:val="FFFFFF"/>
@@ -8076,6 +8486,7 @@
     </w:tblStylePr>
     <w:tblStylePr w:type="nwCell">
       <w:rPr>
+        <w:rFonts w:eastAsia="黑体"/>
         <w:color w:themeColor="background1" w:val="FFFFFF"/>
       </w:rPr>
       <w:tblPr/>
@@ -8100,6 +8511,7 @@
       <w:spacing w:after="0" w:line="240" w:lineRule="auto"/>
     </w:pPr>
     <w:rPr>
+      <w:rFonts w:eastAsia="黑体"/>
       <w:color w:themeColor="text1" w:val="000000"/>
     </w:rPr>
     <w:tblPr>
@@ -8119,7 +8531,7 @@
     </w:tblPr>
     <w:tblStylePr w:type="firstRow">
       <w:rPr>
-        <w:rFonts w:asciiTheme="majorHAnsi" w:cstheme="majorBidi" w:eastAsiaTheme="majorEastAsia" w:hAnsiTheme="majorHAnsi"/>
+        <w:rFonts w:asciiTheme="majorHAnsi" w:cstheme="majorBidi" w:hAnsiTheme="majorHAnsi" w:eastAsia="黑体"/>
       </w:rPr>
       <w:tblPr/>
       <w:tcPr>
@@ -8131,6 +8543,7 @@
     </w:tblStylePr>
     <w:tblStylePr w:type="lastRow">
       <w:rPr>
+        <w:rFonts w:eastAsia="黑体"/>
         <w:b/>
         <w:bCs/>
         <w:color w:themeColor="text2" w:val="1F497D"/>
@@ -8145,12 +8558,14 @@
     </w:tblStylePr>
     <w:tblStylePr w:type="firstCol">
       <w:rPr>
+        <w:rFonts w:eastAsia="黑体"/>
         <w:b/>
         <w:bCs/>
       </w:rPr>
     </w:tblStylePr>
     <w:tblStylePr w:type="lastCol">
       <w:rPr>
+        <w:rFonts w:eastAsia="黑体"/>
         <w:b/>
         <w:bCs/>
       </w:rPr>
@@ -8184,6 +8599,7 @@
       <w:spacing w:after="0" w:line="240" w:lineRule="auto"/>
     </w:pPr>
     <w:rPr>
+      <w:rFonts w:eastAsia="黑体"/>
       <w:color w:themeColor="text1" w:val="000000"/>
     </w:rPr>
     <w:tblPr>
@@ -8203,7 +8619,7 @@
     </w:tblPr>
     <w:tblStylePr w:type="firstRow">
       <w:rPr>
-        <w:rFonts w:asciiTheme="majorHAnsi" w:cstheme="majorBidi" w:eastAsiaTheme="majorEastAsia" w:hAnsiTheme="majorHAnsi"/>
+        <w:rFonts w:asciiTheme="majorHAnsi" w:cstheme="majorBidi" w:hAnsiTheme="majorHAnsi" w:eastAsia="黑体"/>
       </w:rPr>
       <w:tblPr/>
       <w:tcPr>
@@ -8215,6 +8631,7 @@
     </w:tblStylePr>
     <w:tblStylePr w:type="lastRow">
       <w:rPr>
+        <w:rFonts w:eastAsia="黑体"/>
         <w:b/>
         <w:bCs/>
         <w:color w:themeColor="text2" w:val="1F497D"/>
@@ -8229,12 +8646,14 @@
     </w:tblStylePr>
     <w:tblStylePr w:type="firstCol">
       <w:rPr>
+        <w:rFonts w:eastAsia="黑体"/>
         <w:b/>
         <w:bCs/>
       </w:rPr>
     </w:tblStylePr>
     <w:tblStylePr w:type="lastCol">
       <w:rPr>
+        <w:rFonts w:eastAsia="黑体"/>
         <w:b/>
         <w:bCs/>
       </w:rPr>
@@ -8268,6 +8687,7 @@
       <w:spacing w:after="0" w:line="240" w:lineRule="auto"/>
     </w:pPr>
     <w:rPr>
+      <w:rFonts w:eastAsia="黑体"/>
       <w:color w:themeColor="text1" w:val="000000"/>
     </w:rPr>
     <w:tblPr>
@@ -8287,7 +8707,7 @@
     </w:tblPr>
     <w:tblStylePr w:type="firstRow">
       <w:rPr>
-        <w:rFonts w:asciiTheme="majorHAnsi" w:cstheme="majorBidi" w:eastAsiaTheme="majorEastAsia" w:hAnsiTheme="majorHAnsi"/>
+        <w:rFonts w:asciiTheme="majorHAnsi" w:cstheme="majorBidi" w:hAnsiTheme="majorHAnsi" w:eastAsia="黑体"/>
       </w:rPr>
       <w:tblPr/>
       <w:tcPr>
@@ -8299,6 +8719,7 @@
     </w:tblStylePr>
     <w:tblStylePr w:type="lastRow">
       <w:rPr>
+        <w:rFonts w:eastAsia="黑体"/>
         <w:b/>
         <w:bCs/>
         <w:color w:themeColor="text2" w:val="1F497D"/>
@@ -8313,12 +8734,14 @@
     </w:tblStylePr>
     <w:tblStylePr w:type="firstCol">
       <w:rPr>
+        <w:rFonts w:eastAsia="黑体"/>
         <w:b/>
         <w:bCs/>
       </w:rPr>
     </w:tblStylePr>
     <w:tblStylePr w:type="lastCol">
       <w:rPr>
+        <w:rFonts w:eastAsia="黑体"/>
         <w:b/>
         <w:bCs/>
       </w:rPr>
@@ -8352,6 +8775,7 @@
       <w:spacing w:after="0" w:line="240" w:lineRule="auto"/>
     </w:pPr>
     <w:rPr>
+      <w:rFonts w:eastAsia="黑体"/>
       <w:color w:themeColor="text1" w:val="000000"/>
     </w:rPr>
     <w:tblPr>
@@ -8371,7 +8795,7 @@
     </w:tblPr>
     <w:tblStylePr w:type="firstRow">
       <w:rPr>
-        <w:rFonts w:asciiTheme="majorHAnsi" w:cstheme="majorBidi" w:eastAsiaTheme="majorEastAsia" w:hAnsiTheme="majorHAnsi"/>
+        <w:rFonts w:asciiTheme="majorHAnsi" w:cstheme="majorBidi" w:hAnsiTheme="majorHAnsi" w:eastAsia="黑体"/>
       </w:rPr>
       <w:tblPr/>
       <w:tcPr>
@@ -8383,6 +8807,7 @@
     </w:tblStylePr>
     <w:tblStylePr w:type="lastRow">
       <w:rPr>
+        <w:rFonts w:eastAsia="黑体"/>
         <w:b/>
         <w:bCs/>
         <w:color w:themeColor="text2" w:val="1F497D"/>
@@ -8397,12 +8822,14 @@
     </w:tblStylePr>
     <w:tblStylePr w:type="firstCol">
       <w:rPr>
+        <w:rFonts w:eastAsia="黑体"/>
         <w:b/>
         <w:bCs/>
       </w:rPr>
     </w:tblStylePr>
     <w:tblStylePr w:type="lastCol">
       <w:rPr>
+        <w:rFonts w:eastAsia="黑体"/>
         <w:b/>
         <w:bCs/>
       </w:rPr>
@@ -8436,6 +8863,7 @@
       <w:spacing w:after="0" w:line="240" w:lineRule="auto"/>
     </w:pPr>
     <w:rPr>
+      <w:rFonts w:eastAsia="黑体"/>
       <w:color w:themeColor="text1" w:val="000000"/>
     </w:rPr>
     <w:tblPr>
@@ -8455,7 +8883,7 @@
     </w:tblPr>
     <w:tblStylePr w:type="firstRow">
       <w:rPr>
-        <w:rFonts w:asciiTheme="majorHAnsi" w:cstheme="majorBidi" w:eastAsiaTheme="majorEastAsia" w:hAnsiTheme="majorHAnsi"/>
+        <w:rFonts w:asciiTheme="majorHAnsi" w:cstheme="majorBidi" w:hAnsiTheme="majorHAnsi" w:eastAsia="黑体"/>
       </w:rPr>
       <w:tblPr/>
       <w:tcPr>
@@ -8467,6 +8895,7 @@
     </w:tblStylePr>
     <w:tblStylePr w:type="lastRow">
       <w:rPr>
+        <w:rFonts w:eastAsia="黑体"/>
         <w:b/>
         <w:bCs/>
         <w:color w:themeColor="text2" w:val="1F497D"/>
@@ -8481,12 +8910,14 @@
     </w:tblStylePr>
     <w:tblStylePr w:type="firstCol">
       <w:rPr>
+        <w:rFonts w:eastAsia="黑体"/>
         <w:b/>
         <w:bCs/>
       </w:rPr>
     </w:tblStylePr>
     <w:tblStylePr w:type="lastCol">
       <w:rPr>
+        <w:rFonts w:eastAsia="黑体"/>
         <w:b/>
         <w:bCs/>
       </w:rPr>
@@ -8520,6 +8951,7 @@
       <w:spacing w:after="0" w:line="240" w:lineRule="auto"/>
     </w:pPr>
     <w:rPr>
+      <w:rFonts w:eastAsia="黑体"/>
       <w:color w:themeColor="text1" w:val="000000"/>
     </w:rPr>
     <w:tblPr>
@@ -8539,7 +8971,7 @@
     </w:tblPr>
     <w:tblStylePr w:type="firstRow">
       <w:rPr>
-        <w:rFonts w:asciiTheme="majorHAnsi" w:cstheme="majorBidi" w:eastAsiaTheme="majorEastAsia" w:hAnsiTheme="majorHAnsi"/>
+        <w:rFonts w:asciiTheme="majorHAnsi" w:cstheme="majorBidi" w:hAnsiTheme="majorHAnsi" w:eastAsia="黑体"/>
       </w:rPr>
       <w:tblPr/>
       <w:tcPr>
@@ -8551,6 +8983,7 @@
     </w:tblStylePr>
     <w:tblStylePr w:type="lastRow">
       <w:rPr>
+        <w:rFonts w:eastAsia="黑体"/>
         <w:b/>
         <w:bCs/>
         <w:color w:themeColor="text2" w:val="1F497D"/>
@@ -8565,12 +8998,14 @@
     </w:tblStylePr>
     <w:tblStylePr w:type="firstCol">
       <w:rPr>
+        <w:rFonts w:eastAsia="黑体"/>
         <w:b/>
         <w:bCs/>
       </w:rPr>
     </w:tblStylePr>
     <w:tblStylePr w:type="lastCol">
       <w:rPr>
+        <w:rFonts w:eastAsia="黑体"/>
         <w:b/>
         <w:bCs/>
       </w:rPr>
@@ -8604,6 +9039,7 @@
       <w:spacing w:after="0" w:line="240" w:lineRule="auto"/>
     </w:pPr>
     <w:rPr>
+      <w:rFonts w:eastAsia="黑体"/>
       <w:color w:themeColor="text1" w:val="000000"/>
     </w:rPr>
     <w:tblPr>
@@ -8623,7 +9059,7 @@
     </w:tblPr>
     <w:tblStylePr w:type="firstRow">
       <w:rPr>
-        <w:rFonts w:asciiTheme="majorHAnsi" w:cstheme="majorBidi" w:eastAsiaTheme="majorEastAsia" w:hAnsiTheme="majorHAnsi"/>
+        <w:rFonts w:asciiTheme="majorHAnsi" w:cstheme="majorBidi" w:hAnsiTheme="majorHAnsi" w:eastAsia="黑体"/>
       </w:rPr>
       <w:tblPr/>
       <w:tcPr>
@@ -8635,6 +9071,7 @@
     </w:tblStylePr>
     <w:tblStylePr w:type="lastRow">
       <w:rPr>
+        <w:rFonts w:eastAsia="黑体"/>
         <w:b/>
         <w:bCs/>
         <w:color w:themeColor="text2" w:val="1F497D"/>
@@ -8649,12 +9086,14 @@
     </w:tblStylePr>
     <w:tblStylePr w:type="firstCol">
       <w:rPr>
+        <w:rFonts w:eastAsia="黑体"/>
         <w:b/>
         <w:bCs/>
       </w:rPr>
     </w:tblStylePr>
     <w:tblStylePr w:type="lastCol">
       <w:rPr>
+        <w:rFonts w:eastAsia="黑体"/>
         <w:b/>
         <w:bCs/>
       </w:rPr>
@@ -8688,7 +9127,7 @@
       <w:spacing w:after="0" w:line="240" w:lineRule="auto"/>
     </w:pPr>
     <w:rPr>
-      <w:rFonts w:asciiTheme="majorHAnsi" w:cstheme="majorBidi" w:eastAsiaTheme="majorEastAsia" w:hAnsiTheme="majorHAnsi"/>
+      <w:rFonts w:asciiTheme="majorHAnsi" w:cstheme="majorBidi" w:hAnsiTheme="majorHAnsi" w:eastAsia="黑体"/>
       <w:color w:themeColor="text1" w:val="000000"/>
     </w:rPr>
     <w:tblPr>
@@ -8710,6 +9149,7 @@
     </w:tblPr>
     <w:tblStylePr w:type="firstRow">
       <w:rPr>
+        <w:rFonts w:eastAsia="黑体"/>
         <w:sz w:val="24"/>
         <w:szCs w:val="24"/>
       </w:rPr>
@@ -8816,7 +9256,7 @@
       <w:spacing w:after="0" w:line="240" w:lineRule="auto"/>
     </w:pPr>
     <w:rPr>
-      <w:rFonts w:asciiTheme="majorHAnsi" w:cstheme="majorBidi" w:eastAsiaTheme="majorEastAsia" w:hAnsiTheme="majorHAnsi"/>
+      <w:rFonts w:asciiTheme="majorHAnsi" w:cstheme="majorBidi" w:hAnsiTheme="majorHAnsi" w:eastAsia="黑体"/>
       <w:color w:themeColor="text1" w:val="000000"/>
     </w:rPr>
     <w:tblPr>
@@ -8838,6 +9278,7 @@
     </w:tblPr>
     <w:tblStylePr w:type="firstRow">
       <w:rPr>
+        <w:rFonts w:eastAsia="黑体"/>
         <w:sz w:val="24"/>
         <w:szCs w:val="24"/>
       </w:rPr>
@@ -8944,7 +9385,7 @@
       <w:spacing w:after="0" w:line="240" w:lineRule="auto"/>
     </w:pPr>
     <w:rPr>
-      <w:rFonts w:asciiTheme="majorHAnsi" w:cstheme="majorBidi" w:eastAsiaTheme="majorEastAsia" w:hAnsiTheme="majorHAnsi"/>
+      <w:rFonts w:asciiTheme="majorHAnsi" w:cstheme="majorBidi" w:hAnsiTheme="majorHAnsi" w:eastAsia="黑体"/>
       <w:color w:themeColor="text1" w:val="000000"/>
     </w:rPr>
     <w:tblPr>
@@ -8966,6 +9407,7 @@
     </w:tblPr>
     <w:tblStylePr w:type="firstRow">
       <w:rPr>
+        <w:rFonts w:eastAsia="黑体"/>
         <w:sz w:val="24"/>
         <w:szCs w:val="24"/>
       </w:rPr>
@@ -9072,7 +9514,7 @@
       <w:spacing w:after="0" w:line="240" w:lineRule="auto"/>
     </w:pPr>
     <w:rPr>
-      <w:rFonts w:asciiTheme="majorHAnsi" w:cstheme="majorBidi" w:eastAsiaTheme="majorEastAsia" w:hAnsiTheme="majorHAnsi"/>
+      <w:rFonts w:asciiTheme="majorHAnsi" w:cstheme="majorBidi" w:hAnsiTheme="majorHAnsi" w:eastAsia="黑体"/>
       <w:color w:themeColor="text1" w:val="000000"/>
     </w:rPr>
     <w:tblPr>
@@ -9094,6 +9536,7 @@
     </w:tblPr>
     <w:tblStylePr w:type="firstRow">
       <w:rPr>
+        <w:rFonts w:eastAsia="黑体"/>
         <w:sz w:val="24"/>
         <w:szCs w:val="24"/>
       </w:rPr>
@@ -9200,7 +9643,7 @@
       <w:spacing w:after="0" w:line="240" w:lineRule="auto"/>
     </w:pPr>
     <w:rPr>
-      <w:rFonts w:asciiTheme="majorHAnsi" w:cstheme="majorBidi" w:eastAsiaTheme="majorEastAsia" w:hAnsiTheme="majorHAnsi"/>
+      <w:rFonts w:asciiTheme="majorHAnsi" w:cstheme="majorBidi" w:hAnsiTheme="majorHAnsi" w:eastAsia="黑体"/>
       <w:color w:themeColor="text1" w:val="000000"/>
     </w:rPr>
     <w:tblPr>
@@ -9222,6 +9665,7 @@
     </w:tblPr>
     <w:tblStylePr w:type="firstRow">
       <w:rPr>
+        <w:rFonts w:eastAsia="黑体"/>
         <w:sz w:val="24"/>
         <w:szCs w:val="24"/>
       </w:rPr>
@@ -9328,7 +9772,7 @@
       <w:spacing w:after="0" w:line="240" w:lineRule="auto"/>
     </w:pPr>
     <w:rPr>
-      <w:rFonts w:asciiTheme="majorHAnsi" w:cstheme="majorBidi" w:eastAsiaTheme="majorEastAsia" w:hAnsiTheme="majorHAnsi"/>
+      <w:rFonts w:asciiTheme="majorHAnsi" w:cstheme="majorBidi" w:hAnsiTheme="majorHAnsi" w:eastAsia="黑体"/>
       <w:color w:themeColor="text1" w:val="000000"/>
     </w:rPr>
     <w:tblPr>
@@ -9350,6 +9794,7 @@
     </w:tblPr>
     <w:tblStylePr w:type="firstRow">
       <w:rPr>
+        <w:rFonts w:eastAsia="黑体"/>
         <w:sz w:val="24"/>
         <w:szCs w:val="24"/>
       </w:rPr>
@@ -9456,7 +9901,7 @@
       <w:spacing w:after="0" w:line="240" w:lineRule="auto"/>
     </w:pPr>
     <w:rPr>
-      <w:rFonts w:asciiTheme="majorHAnsi" w:cstheme="majorBidi" w:eastAsiaTheme="majorEastAsia" w:hAnsiTheme="majorHAnsi"/>
+      <w:rFonts w:asciiTheme="majorHAnsi" w:cstheme="majorBidi" w:hAnsiTheme="majorHAnsi" w:eastAsia="黑体"/>
       <w:color w:themeColor="text1" w:val="000000"/>
     </w:rPr>
     <w:tblPr>
@@ -9478,6 +9923,7 @@
     </w:tblPr>
     <w:tblStylePr w:type="firstRow">
       <w:rPr>
+        <w:rFonts w:eastAsia="黑体"/>
         <w:sz w:val="24"/>
         <w:szCs w:val="24"/>
       </w:rPr>
@@ -9607,12 +10053,14 @@
     </w:tcPr>
     <w:tblStylePr w:type="firstRow">
       <w:rPr>
+        <w:rFonts w:eastAsia="黑体"/>
         <w:b/>
         <w:bCs/>
       </w:rPr>
     </w:tblStylePr>
     <w:tblStylePr w:type="lastRow">
       <w:rPr>
+        <w:rFonts w:eastAsia="黑体"/>
         <w:b/>
         <w:bCs/>
       </w:rPr>
@@ -9625,12 +10073,14 @@
     </w:tblStylePr>
     <w:tblStylePr w:type="firstCol">
       <w:rPr>
+        <w:rFonts w:eastAsia="黑体"/>
         <w:b/>
         <w:bCs/>
       </w:rPr>
     </w:tblStylePr>
     <w:tblStylePr w:type="lastCol">
       <w:rPr>
+        <w:rFonts w:eastAsia="黑体"/>
         <w:b/>
         <w:bCs/>
       </w:rPr>
@@ -9680,12 +10130,14 @@
     </w:tcPr>
     <w:tblStylePr w:type="firstRow">
       <w:rPr>
+        <w:rFonts w:eastAsia="黑体"/>
         <w:b/>
         <w:bCs/>
       </w:rPr>
     </w:tblStylePr>
     <w:tblStylePr w:type="lastRow">
       <w:rPr>
+        <w:rFonts w:eastAsia="黑体"/>
         <w:b/>
         <w:bCs/>
       </w:rPr>
@@ -9698,12 +10150,14 @@
     </w:tblStylePr>
     <w:tblStylePr w:type="firstCol">
       <w:rPr>
+        <w:rFonts w:eastAsia="黑体"/>
         <w:b/>
         <w:bCs/>
       </w:rPr>
     </w:tblStylePr>
     <w:tblStylePr w:type="lastCol">
       <w:rPr>
+        <w:rFonts w:eastAsia="黑体"/>
         <w:b/>
         <w:bCs/>
       </w:rPr>
@@ -9753,12 +10207,14 @@
     </w:tcPr>
     <w:tblStylePr w:type="firstRow">
       <w:rPr>
+        <w:rFonts w:eastAsia="黑体"/>
         <w:b/>
         <w:bCs/>
       </w:rPr>
     </w:tblStylePr>
     <w:tblStylePr w:type="lastRow">
       <w:rPr>
+        <w:rFonts w:eastAsia="黑体"/>
         <w:b/>
         <w:bCs/>
       </w:rPr>
@@ -9771,12 +10227,14 @@
     </w:tblStylePr>
     <w:tblStylePr w:type="firstCol">
       <w:rPr>
+        <w:rFonts w:eastAsia="黑体"/>
         <w:b/>
         <w:bCs/>
       </w:rPr>
     </w:tblStylePr>
     <w:tblStylePr w:type="lastCol">
       <w:rPr>
+        <w:rFonts w:eastAsia="黑体"/>
         <w:b/>
         <w:bCs/>
       </w:rPr>
@@ -9826,12 +10284,14 @@
     </w:tcPr>
     <w:tblStylePr w:type="firstRow">
       <w:rPr>
+        <w:rFonts w:eastAsia="黑体"/>
         <w:b/>
         <w:bCs/>
       </w:rPr>
     </w:tblStylePr>
     <w:tblStylePr w:type="lastRow">
       <w:rPr>
+        <w:rFonts w:eastAsia="黑体"/>
         <w:b/>
         <w:bCs/>
       </w:rPr>
@@ -9844,12 +10304,14 @@
     </w:tblStylePr>
     <w:tblStylePr w:type="firstCol">
       <w:rPr>
+        <w:rFonts w:eastAsia="黑体"/>
         <w:b/>
         <w:bCs/>
       </w:rPr>
     </w:tblStylePr>
     <w:tblStylePr w:type="lastCol">
       <w:rPr>
+        <w:rFonts w:eastAsia="黑体"/>
         <w:b/>
         <w:bCs/>
       </w:rPr>
@@ -9899,12 +10361,14 @@
     </w:tcPr>
     <w:tblStylePr w:type="firstRow">
       <w:rPr>
+        <w:rFonts w:eastAsia="黑体"/>
         <w:b/>
         <w:bCs/>
       </w:rPr>
     </w:tblStylePr>
     <w:tblStylePr w:type="lastRow">
       <w:rPr>
+        <w:rFonts w:eastAsia="黑体"/>
         <w:b/>
         <w:bCs/>
       </w:rPr>
@@ -9917,12 +10381,14 @@
     </w:tblStylePr>
     <w:tblStylePr w:type="firstCol">
       <w:rPr>
+        <w:rFonts w:eastAsia="黑体"/>
         <w:b/>
         <w:bCs/>
       </w:rPr>
     </w:tblStylePr>
     <w:tblStylePr w:type="lastCol">
       <w:rPr>
+        <w:rFonts w:eastAsia="黑体"/>
         <w:b/>
         <w:bCs/>
       </w:rPr>
@@ -9972,12 +10438,14 @@
     </w:tcPr>
     <w:tblStylePr w:type="firstRow">
       <w:rPr>
+        <w:rFonts w:eastAsia="黑体"/>
         <w:b/>
         <w:bCs/>
       </w:rPr>
     </w:tblStylePr>
     <w:tblStylePr w:type="lastRow">
       <w:rPr>
+        <w:rFonts w:eastAsia="黑体"/>
         <w:b/>
         <w:bCs/>
       </w:rPr>
@@ -9990,12 +10458,14 @@
     </w:tblStylePr>
     <w:tblStylePr w:type="firstCol">
       <w:rPr>
+        <w:rFonts w:eastAsia="黑体"/>
         <w:b/>
         <w:bCs/>
       </w:rPr>
     </w:tblStylePr>
     <w:tblStylePr w:type="lastCol">
       <w:rPr>
+        <w:rFonts w:eastAsia="黑体"/>
         <w:b/>
         <w:bCs/>
       </w:rPr>
@@ -10045,12 +10515,14 @@
     </w:tcPr>
     <w:tblStylePr w:type="firstRow">
       <w:rPr>
+        <w:rFonts w:eastAsia="黑体"/>
         <w:b/>
         <w:bCs/>
       </w:rPr>
     </w:tblStylePr>
     <w:tblStylePr w:type="lastRow">
       <w:rPr>
+        <w:rFonts w:eastAsia="黑体"/>
         <w:b/>
         <w:bCs/>
       </w:rPr>
@@ -10063,12 +10535,14 @@
     </w:tblStylePr>
     <w:tblStylePr w:type="firstCol">
       <w:rPr>
+        <w:rFonts w:eastAsia="黑体"/>
         <w:b/>
         <w:bCs/>
       </w:rPr>
     </w:tblStylePr>
     <w:tblStylePr w:type="lastCol">
       <w:rPr>
+        <w:rFonts w:eastAsia="黑体"/>
         <w:b/>
         <w:bCs/>
       </w:rPr>
@@ -10095,7 +10569,7 @@
       <w:spacing w:after="0" w:line="240" w:lineRule="auto"/>
     </w:pPr>
     <w:rPr>
-      <w:rFonts w:asciiTheme="majorHAnsi" w:cstheme="majorBidi" w:eastAsiaTheme="majorEastAsia" w:hAnsiTheme="majorHAnsi"/>
+      <w:rFonts w:asciiTheme="majorHAnsi" w:cstheme="majorBidi" w:hAnsiTheme="majorHAnsi" w:eastAsia="黑体"/>
       <w:color w:themeColor="text1" w:val="000000"/>
     </w:rPr>
     <w:tblPr>
@@ -10122,6 +10596,7 @@
     </w:tcPr>
     <w:tblStylePr w:type="firstRow">
       <w:rPr>
+        <w:rFonts w:eastAsia="黑体"/>
         <w:b/>
         <w:bCs/>
         <w:color w:themeColor="text1" w:val="000000"/>
@@ -10133,6 +10608,7 @@
     </w:tblStylePr>
     <w:tblStylePr w:type="lastRow">
       <w:rPr>
+        <w:rFonts w:eastAsia="黑体"/>
         <w:b/>
         <w:bCs/>
         <w:color w:themeColor="text1" w:val="000000"/>
@@ -10152,6 +10628,7 @@
     </w:tblStylePr>
     <w:tblStylePr w:type="firstCol">
       <w:rPr>
+        <w:rFonts w:eastAsia="黑体"/>
         <w:b/>
         <w:bCs/>
         <w:color w:themeColor="text1" w:val="000000"/>
@@ -10171,6 +10648,7 @@
     </w:tblStylePr>
     <w:tblStylePr w:type="lastCol">
       <w:rPr>
+        <w:rFonts w:eastAsia="黑体"/>
         <w:b w:val="0"/>
         <w:bCs w:val="0"/>
         <w:color w:themeColor="text1" w:val="000000"/>
@@ -10220,7 +10698,7 @@
       <w:spacing w:after="0" w:line="240" w:lineRule="auto"/>
     </w:pPr>
     <w:rPr>
-      <w:rFonts w:asciiTheme="majorHAnsi" w:cstheme="majorBidi" w:eastAsiaTheme="majorEastAsia" w:hAnsiTheme="majorHAnsi"/>
+      <w:rFonts w:asciiTheme="majorHAnsi" w:cstheme="majorBidi" w:hAnsiTheme="majorHAnsi" w:eastAsia="黑体"/>
       <w:color w:themeColor="text1" w:val="000000"/>
     </w:rPr>
     <w:tblPr>
@@ -10247,6 +10725,7 @@
     </w:tcPr>
     <w:tblStylePr w:type="firstRow">
       <w:rPr>
+        <w:rFonts w:eastAsia="黑体"/>
         <w:b/>
         <w:bCs/>
         <w:color w:themeColor="text1" w:val="000000"/>
@@ -10258,6 +10737,7 @@
     </w:tblStylePr>
     <w:tblStylePr w:type="lastRow">
       <w:rPr>
+        <w:rFonts w:eastAsia="黑体"/>
         <w:b/>
         <w:bCs/>
         <w:color w:themeColor="text1" w:val="000000"/>
@@ -10277,6 +10757,7 @@
     </w:tblStylePr>
     <w:tblStylePr w:type="firstCol">
       <w:rPr>
+        <w:rFonts w:eastAsia="黑体"/>
         <w:b/>
         <w:bCs/>
         <w:color w:themeColor="text1" w:val="000000"/>
@@ -10296,6 +10777,7 @@
     </w:tblStylePr>
     <w:tblStylePr w:type="lastCol">
       <w:rPr>
+        <w:rFonts w:eastAsia="黑体"/>
         <w:b w:val="0"/>
         <w:bCs w:val="0"/>
         <w:color w:themeColor="text1" w:val="000000"/>
@@ -10345,7 +10827,7 @@
       <w:spacing w:after="0" w:line="240" w:lineRule="auto"/>
     </w:pPr>
     <w:rPr>
-      <w:rFonts w:asciiTheme="majorHAnsi" w:cstheme="majorBidi" w:eastAsiaTheme="majorEastAsia" w:hAnsiTheme="majorHAnsi"/>
+      <w:rFonts w:asciiTheme="majorHAnsi" w:cstheme="majorBidi" w:hAnsiTheme="majorHAnsi" w:eastAsia="黑体"/>
       <w:color w:themeColor="text1" w:val="000000"/>
     </w:rPr>
     <w:tblPr>
@@ -10372,6 +10854,7 @@
     </w:tcPr>
     <w:tblStylePr w:type="firstRow">
       <w:rPr>
+        <w:rFonts w:eastAsia="黑体"/>
         <w:b/>
         <w:bCs/>
         <w:color w:themeColor="text1" w:val="000000"/>
@@ -10383,6 +10866,7 @@
     </w:tblStylePr>
     <w:tblStylePr w:type="lastRow">
       <w:rPr>
+        <w:rFonts w:eastAsia="黑体"/>
         <w:b/>
         <w:bCs/>
         <w:color w:themeColor="text1" w:val="000000"/>
@@ -10402,6 +10886,7 @@
     </w:tblStylePr>
     <w:tblStylePr w:type="firstCol">
       <w:rPr>
+        <w:rFonts w:eastAsia="黑体"/>
         <w:b/>
         <w:bCs/>
         <w:color w:themeColor="text1" w:val="000000"/>
@@ -10421,6 +10906,7 @@
     </w:tblStylePr>
     <w:tblStylePr w:type="lastCol">
       <w:rPr>
+        <w:rFonts w:eastAsia="黑体"/>
         <w:b w:val="0"/>
         <w:bCs w:val="0"/>
         <w:color w:themeColor="text1" w:val="000000"/>
@@ -10470,7 +10956,7 @@
       <w:spacing w:after="0" w:line="240" w:lineRule="auto"/>
     </w:pPr>
     <w:rPr>
-      <w:rFonts w:asciiTheme="majorHAnsi" w:cstheme="majorBidi" w:eastAsiaTheme="majorEastAsia" w:hAnsiTheme="majorHAnsi"/>
+      <w:rFonts w:asciiTheme="majorHAnsi" w:cstheme="majorBidi" w:hAnsiTheme="majorHAnsi" w:eastAsia="黑体"/>
       <w:color w:themeColor="text1" w:val="000000"/>
     </w:rPr>
     <w:tblPr>
@@ -10497,6 +10983,7 @@
     </w:tcPr>
     <w:tblStylePr w:type="firstRow">
       <w:rPr>
+        <w:rFonts w:eastAsia="黑体"/>
         <w:b/>
         <w:bCs/>
         <w:color w:themeColor="text1" w:val="000000"/>
@@ -10508,6 +10995,7 @@
     </w:tblStylePr>
     <w:tblStylePr w:type="lastRow">
       <w:rPr>
+        <w:rFonts w:eastAsia="黑体"/>
         <w:b/>
         <w:bCs/>
         <w:color w:themeColor="text1" w:val="000000"/>
@@ -10527,6 +11015,7 @@
     </w:tblStylePr>
     <w:tblStylePr w:type="firstCol">
       <w:rPr>
+        <w:rFonts w:eastAsia="黑体"/>
         <w:b/>
         <w:bCs/>
         <w:color w:themeColor="text1" w:val="000000"/>
@@ -10546,6 +11035,7 @@
     </w:tblStylePr>
     <w:tblStylePr w:type="lastCol">
       <w:rPr>
+        <w:rFonts w:eastAsia="黑体"/>
         <w:b w:val="0"/>
         <w:bCs w:val="0"/>
         <w:color w:themeColor="text1" w:val="000000"/>
@@ -10595,7 +11085,7 @@
       <w:spacing w:after="0" w:line="240" w:lineRule="auto"/>
     </w:pPr>
     <w:rPr>
-      <w:rFonts w:asciiTheme="majorHAnsi" w:cstheme="majorBidi" w:eastAsiaTheme="majorEastAsia" w:hAnsiTheme="majorHAnsi"/>
+      <w:rFonts w:asciiTheme="majorHAnsi" w:cstheme="majorBidi" w:hAnsiTheme="majorHAnsi" w:eastAsia="黑体"/>
       <w:color w:themeColor="text1" w:val="000000"/>
     </w:rPr>
     <w:tblPr>
@@ -10622,6 +11112,7 @@
     </w:tcPr>
     <w:tblStylePr w:type="firstRow">
       <w:rPr>
+        <w:rFonts w:eastAsia="黑体"/>
         <w:b/>
         <w:bCs/>
         <w:color w:themeColor="text1" w:val="000000"/>
@@ -10633,6 +11124,7 @@
     </w:tblStylePr>
     <w:tblStylePr w:type="lastRow">
       <w:rPr>
+        <w:rFonts w:eastAsia="黑体"/>
         <w:b/>
         <w:bCs/>
         <w:color w:themeColor="text1" w:val="000000"/>
@@ -10652,6 +11144,7 @@
     </w:tblStylePr>
     <w:tblStylePr w:type="firstCol">
       <w:rPr>
+        <w:rFonts w:eastAsia="黑体"/>
         <w:b/>
         <w:bCs/>
         <w:color w:themeColor="text1" w:val="000000"/>
@@ -10671,6 +11164,7 @@
     </w:tblStylePr>
     <w:tblStylePr w:type="lastCol">
       <w:rPr>
+        <w:rFonts w:eastAsia="黑体"/>
         <w:b w:val="0"/>
         <w:bCs w:val="0"/>
         <w:color w:themeColor="text1" w:val="000000"/>
@@ -10720,7 +11214,7 @@
       <w:spacing w:after="0" w:line="240" w:lineRule="auto"/>
     </w:pPr>
     <w:rPr>
-      <w:rFonts w:asciiTheme="majorHAnsi" w:cstheme="majorBidi" w:eastAsiaTheme="majorEastAsia" w:hAnsiTheme="majorHAnsi"/>
+      <w:rFonts w:asciiTheme="majorHAnsi" w:cstheme="majorBidi" w:hAnsiTheme="majorHAnsi" w:eastAsia="黑体"/>
       <w:color w:themeColor="text1" w:val="000000"/>
     </w:rPr>
     <w:tblPr>
@@ -10747,6 +11241,7 @@
     </w:tcPr>
     <w:tblStylePr w:type="firstRow">
       <w:rPr>
+        <w:rFonts w:eastAsia="黑体"/>
         <w:b/>
         <w:bCs/>
         <w:color w:themeColor="text1" w:val="000000"/>
@@ -10758,6 +11253,7 @@
     </w:tblStylePr>
     <w:tblStylePr w:type="lastRow">
       <w:rPr>
+        <w:rFonts w:eastAsia="黑体"/>
         <w:b/>
         <w:bCs/>
         <w:color w:themeColor="text1" w:val="000000"/>
@@ -10777,6 +11273,7 @@
     </w:tblStylePr>
     <w:tblStylePr w:type="firstCol">
       <w:rPr>
+        <w:rFonts w:eastAsia="黑体"/>
         <w:b/>
         <w:bCs/>
         <w:color w:themeColor="text1" w:val="000000"/>
@@ -10796,6 +11293,7 @@
     </w:tblStylePr>
     <w:tblStylePr w:type="lastCol">
       <w:rPr>
+        <w:rFonts w:eastAsia="黑体"/>
         <w:b w:val="0"/>
         <w:bCs w:val="0"/>
         <w:color w:themeColor="text1" w:val="000000"/>
@@ -10845,7 +11343,7 @@
       <w:spacing w:after="0" w:line="240" w:lineRule="auto"/>
     </w:pPr>
     <w:rPr>
-      <w:rFonts w:asciiTheme="majorHAnsi" w:cstheme="majorBidi" w:eastAsiaTheme="majorEastAsia" w:hAnsiTheme="majorHAnsi"/>
+      <w:rFonts w:asciiTheme="majorHAnsi" w:cstheme="majorBidi" w:hAnsiTheme="majorHAnsi" w:eastAsia="黑体"/>
       <w:color w:themeColor="text1" w:val="000000"/>
     </w:rPr>
     <w:tblPr>
@@ -10872,6 +11370,7 @@
     </w:tcPr>
     <w:tblStylePr w:type="firstRow">
       <w:rPr>
+        <w:rFonts w:eastAsia="黑体"/>
         <w:b/>
         <w:bCs/>
         <w:color w:themeColor="text1" w:val="000000"/>
@@ -10883,6 +11382,7 @@
     </w:tblStylePr>
     <w:tblStylePr w:type="lastRow">
       <w:rPr>
+        <w:rFonts w:eastAsia="黑体"/>
         <w:b/>
         <w:bCs/>
         <w:color w:themeColor="text1" w:val="000000"/>
@@ -10902,6 +11402,7 @@
     </w:tblStylePr>
     <w:tblStylePr w:type="firstCol">
       <w:rPr>
+        <w:rFonts w:eastAsia="黑体"/>
         <w:b/>
         <w:bCs/>
         <w:color w:themeColor="text1" w:val="000000"/>
@@ -10921,6 +11422,7 @@
     </w:tblStylePr>
     <w:tblStylePr w:type="lastCol">
       <w:rPr>
+        <w:rFonts w:eastAsia="黑体"/>
         <w:b w:val="0"/>
         <w:bCs w:val="0"/>
         <w:color w:themeColor="text1" w:val="000000"/>
@@ -10993,6 +11495,7 @@
     </w:tcPr>
     <w:tblStylePr w:type="firstRow">
       <w:rPr>
+        <w:rFonts w:eastAsia="黑体"/>
         <w:b/>
         <w:bCs/>
         <w:i w:val="0"/>
@@ -11014,6 +11517,7 @@
     </w:tblStylePr>
     <w:tblStylePr w:type="lastRow">
       <w:rPr>
+        <w:rFonts w:eastAsia="黑体"/>
         <w:b/>
         <w:bCs/>
         <w:i w:val="0"/>
@@ -11035,6 +11539,7 @@
     </w:tblStylePr>
     <w:tblStylePr w:type="firstCol">
       <w:rPr>
+        <w:rFonts w:eastAsia="黑体"/>
         <w:b/>
         <w:bCs/>
         <w:i w:val="0"/>
@@ -11054,6 +11559,7 @@
     </w:tblStylePr>
     <w:tblStylePr w:type="lastCol">
       <w:rPr>
+        <w:rFonts w:eastAsia="黑体"/>
         <w:b/>
         <w:bCs/>
         <w:i w:val="0"/>
@@ -11134,6 +11640,7 @@
     </w:tcPr>
     <w:tblStylePr w:type="firstRow">
       <w:rPr>
+        <w:rFonts w:eastAsia="黑体"/>
         <w:b/>
         <w:bCs/>
         <w:i w:val="0"/>
@@ -11155,6 +11662,7 @@
     </w:tblStylePr>
     <w:tblStylePr w:type="lastRow">
       <w:rPr>
+        <w:rFonts w:eastAsia="黑体"/>
         <w:b/>
         <w:bCs/>
         <w:i w:val="0"/>
@@ -11176,6 +11684,7 @@
     </w:tblStylePr>
     <w:tblStylePr w:type="firstCol">
       <w:rPr>
+        <w:rFonts w:eastAsia="黑体"/>
         <w:b/>
         <w:bCs/>
         <w:i w:val="0"/>
@@ -11195,6 +11704,7 @@
     </w:tblStylePr>
     <w:tblStylePr w:type="lastCol">
       <w:rPr>
+        <w:rFonts w:eastAsia="黑体"/>
         <w:b/>
         <w:bCs/>
         <w:i w:val="0"/>
@@ -11275,6 +11785,7 @@
     </w:tcPr>
     <w:tblStylePr w:type="firstRow">
       <w:rPr>
+        <w:rFonts w:eastAsia="黑体"/>
         <w:b/>
         <w:bCs/>
         <w:i w:val="0"/>
@@ -11296,6 +11807,7 @@
     </w:tblStylePr>
     <w:tblStylePr w:type="lastRow">
       <w:rPr>
+        <w:rFonts w:eastAsia="黑体"/>
         <w:b/>
         <w:bCs/>
         <w:i w:val="0"/>
@@ -11317,6 +11829,7 @@
     </w:tblStylePr>
     <w:tblStylePr w:type="firstCol">
       <w:rPr>
+        <w:rFonts w:eastAsia="黑体"/>
         <w:b/>
         <w:bCs/>
         <w:i w:val="0"/>
@@ -11336,6 +11849,7 @@
     </w:tblStylePr>
     <w:tblStylePr w:type="lastCol">
       <w:rPr>
+        <w:rFonts w:eastAsia="黑体"/>
         <w:b/>
         <w:bCs/>
         <w:i w:val="0"/>
@@ -11416,6 +11930,7 @@
     </w:tcPr>
     <w:tblStylePr w:type="firstRow">
       <w:rPr>
+        <w:rFonts w:eastAsia="黑体"/>
         <w:b/>
         <w:bCs/>
         <w:i w:val="0"/>
@@ -11437,6 +11952,7 @@
     </w:tblStylePr>
     <w:tblStylePr w:type="lastRow">
       <w:rPr>
+        <w:rFonts w:eastAsia="黑体"/>
         <w:b/>
         <w:bCs/>
         <w:i w:val="0"/>
@@ -11458,6 +11974,7 @@
     </w:tblStylePr>
     <w:tblStylePr w:type="firstCol">
       <w:rPr>
+        <w:rFonts w:eastAsia="黑体"/>
         <w:b/>
         <w:bCs/>
         <w:i w:val="0"/>
@@ -11477,6 +11994,7 @@
     </w:tblStylePr>
     <w:tblStylePr w:type="lastCol">
       <w:rPr>
+        <w:rFonts w:eastAsia="黑体"/>
         <w:b/>
         <w:bCs/>
         <w:i w:val="0"/>
@@ -11557,6 +12075,7 @@
     </w:tcPr>
     <w:tblStylePr w:type="firstRow">
       <w:rPr>
+        <w:rFonts w:eastAsia="黑体"/>
         <w:b/>
         <w:bCs/>
         <w:i w:val="0"/>
@@ -11578,6 +12097,7 @@
     </w:tblStylePr>
     <w:tblStylePr w:type="lastRow">
       <w:rPr>
+        <w:rFonts w:eastAsia="黑体"/>
         <w:b/>
         <w:bCs/>
         <w:i w:val="0"/>
@@ -11599,6 +12119,7 @@
     </w:tblStylePr>
     <w:tblStylePr w:type="firstCol">
       <w:rPr>
+        <w:rFonts w:eastAsia="黑体"/>
         <w:b/>
         <w:bCs/>
         <w:i w:val="0"/>
@@ -11618,6 +12139,7 @@
     </w:tblStylePr>
     <w:tblStylePr w:type="lastCol">
       <w:rPr>
+        <w:rFonts w:eastAsia="黑体"/>
         <w:b/>
         <w:bCs/>
         <w:i w:val="0"/>
@@ -11698,6 +12220,7 @@
     </w:tcPr>
     <w:tblStylePr w:type="firstRow">
       <w:rPr>
+        <w:rFonts w:eastAsia="黑体"/>
         <w:b/>
         <w:bCs/>
         <w:i w:val="0"/>
@@ -11719,6 +12242,7 @@
     </w:tblStylePr>
     <w:tblStylePr w:type="lastRow">
       <w:rPr>
+        <w:rFonts w:eastAsia="黑体"/>
         <w:b/>
         <w:bCs/>
         <w:i w:val="0"/>
@@ -11740,6 +12264,7 @@
     </w:tblStylePr>
     <w:tblStylePr w:type="firstCol">
       <w:rPr>
+        <w:rFonts w:eastAsia="黑体"/>
         <w:b/>
         <w:bCs/>
         <w:i w:val="0"/>
@@ -11759,6 +12284,7 @@
     </w:tblStylePr>
     <w:tblStylePr w:type="lastCol">
       <w:rPr>
+        <w:rFonts w:eastAsia="黑体"/>
         <w:b/>
         <w:bCs/>
         <w:i w:val="0"/>
@@ -11839,6 +12365,7 @@
     </w:tcPr>
     <w:tblStylePr w:type="firstRow">
       <w:rPr>
+        <w:rFonts w:eastAsia="黑体"/>
         <w:b/>
         <w:bCs/>
         <w:i w:val="0"/>
@@ -11860,6 +12387,7 @@
     </w:tblStylePr>
     <w:tblStylePr w:type="lastRow">
       <w:rPr>
+        <w:rFonts w:eastAsia="黑体"/>
         <w:b/>
         <w:bCs/>
         <w:i w:val="0"/>
@@ -11881,6 +12409,7 @@
     </w:tblStylePr>
     <w:tblStylePr w:type="firstCol">
       <w:rPr>
+        <w:rFonts w:eastAsia="黑体"/>
         <w:b/>
         <w:bCs/>
         <w:i w:val="0"/>
@@ -11900,6 +12429,7 @@
     </w:tblStylePr>
     <w:tblStylePr w:type="lastCol">
       <w:rPr>
+        <w:rFonts w:eastAsia="黑体"/>
         <w:b/>
         <w:bCs/>
         <w:i w:val="0"/>
@@ -11957,6 +12487,7 @@
       <w:spacing w:after="0" w:line="240" w:lineRule="auto"/>
     </w:pPr>
     <w:rPr>
+      <w:rFonts w:eastAsia="黑体"/>
       <w:color w:themeColor="background1" w:val="FFFFFF"/>
     </w:rPr>
     <w:tblPr>
@@ -11975,6 +12506,7 @@
     </w:tcPr>
     <w:tblStylePr w:type="firstRow">
       <w:rPr>
+        <w:rFonts w:eastAsia="黑体"/>
         <w:b/>
         <w:bCs/>
       </w:rPr>
@@ -12071,6 +12603,7 @@
       <w:spacing w:after="0" w:line="240" w:lineRule="auto"/>
     </w:pPr>
     <w:rPr>
+      <w:rFonts w:eastAsia="黑体"/>
       <w:color w:themeColor="background1" w:val="FFFFFF"/>
     </w:rPr>
     <w:tblPr>
@@ -12089,6 +12622,7 @@
     </w:tcPr>
     <w:tblStylePr w:type="firstRow">
       <w:rPr>
+        <w:rFonts w:eastAsia="黑体"/>
         <w:b/>
         <w:bCs/>
       </w:rPr>
@@ -12185,6 +12719,7 @@
       <w:spacing w:after="0" w:line="240" w:lineRule="auto"/>
     </w:pPr>
     <w:rPr>
+      <w:rFonts w:eastAsia="黑体"/>
       <w:color w:themeColor="background1" w:val="FFFFFF"/>
     </w:rPr>
     <w:tblPr>
@@ -12203,6 +12738,7 @@
     </w:tcPr>
     <w:tblStylePr w:type="firstRow">
       <w:rPr>
+        <w:rFonts w:eastAsia="黑体"/>
         <w:b/>
         <w:bCs/>
       </w:rPr>
@@ -12299,6 +12835,7 @@
       <w:spacing w:after="0" w:line="240" w:lineRule="auto"/>
     </w:pPr>
     <w:rPr>
+      <w:rFonts w:eastAsia="黑体"/>
       <w:color w:themeColor="background1" w:val="FFFFFF"/>
     </w:rPr>
     <w:tblPr>
@@ -12317,6 +12854,7 @@
     </w:tcPr>
     <w:tblStylePr w:type="firstRow">
       <w:rPr>
+        <w:rFonts w:eastAsia="黑体"/>
         <w:b/>
         <w:bCs/>
       </w:rPr>
@@ -12413,6 +12951,7 @@
       <w:spacing w:after="0" w:line="240" w:lineRule="auto"/>
     </w:pPr>
     <w:rPr>
+      <w:rFonts w:eastAsia="黑体"/>
       <w:color w:themeColor="background1" w:val="FFFFFF"/>
     </w:rPr>
     <w:tblPr>
@@ -12431,6 +12970,7 @@
     </w:tcPr>
     <w:tblStylePr w:type="firstRow">
       <w:rPr>
+        <w:rFonts w:eastAsia="黑体"/>
         <w:b/>
         <w:bCs/>
       </w:rPr>
@@ -12527,6 +13067,7 @@
       <w:spacing w:after="0" w:line="240" w:lineRule="auto"/>
     </w:pPr>
     <w:rPr>
+      <w:rFonts w:eastAsia="黑体"/>
       <w:color w:themeColor="background1" w:val="FFFFFF"/>
     </w:rPr>
     <w:tblPr>
@@ -12545,6 +13086,7 @@
     </w:tcPr>
     <w:tblStylePr w:type="firstRow">
       <w:rPr>
+        <w:rFonts w:eastAsia="黑体"/>
         <w:b/>
         <w:bCs/>
       </w:rPr>
@@ -12641,6 +13183,7 @@
       <w:spacing w:after="0" w:line="240" w:lineRule="auto"/>
     </w:pPr>
     <w:rPr>
+      <w:rFonts w:eastAsia="黑体"/>
       <w:color w:themeColor="background1" w:val="FFFFFF"/>
     </w:rPr>
     <w:tblPr>
@@ -12659,6 +13202,7 @@
     </w:tcPr>
     <w:tblStylePr w:type="firstRow">
       <w:rPr>
+        <w:rFonts w:eastAsia="黑体"/>
         <w:b/>
         <w:bCs/>
       </w:rPr>
@@ -12755,6 +13299,7 @@
       <w:spacing w:after="0" w:line="240" w:lineRule="auto"/>
     </w:pPr>
     <w:rPr>
+      <w:rFonts w:eastAsia="黑体"/>
       <w:color w:themeColor="text1" w:val="000000"/>
     </w:rPr>
     <w:tblPr>
@@ -12781,6 +13326,7 @@
     </w:tcPr>
     <w:tblStylePr w:type="firstRow">
       <w:rPr>
+        <w:rFonts w:eastAsia="黑体"/>
         <w:b/>
         <w:bCs/>
       </w:rPr>
@@ -12799,6 +13345,7 @@
     </w:tblStylePr>
     <w:tblStylePr w:type="lastRow">
       <w:rPr>
+        <w:rFonts w:eastAsia="黑体"/>
         <w:b/>
         <w:bCs/>
         <w:color w:themeColor="background1" w:val="FFFFFF"/>
@@ -12813,6 +13360,7 @@
     </w:tblStylePr>
     <w:tblStylePr w:type="firstCol">
       <w:rPr>
+        <w:rFonts w:eastAsia="黑体"/>
         <w:color w:themeColor="background1" w:val="FFFFFF"/>
       </w:rPr>
       <w:tblPr/>
@@ -12830,6 +13378,7 @@
     </w:tblStylePr>
     <w:tblStylePr w:type="lastCol">
       <w:rPr>
+        <w:rFonts w:eastAsia="黑体"/>
         <w:color w:themeColor="background1" w:val="FFFFFF"/>
       </w:rPr>
       <w:tblPr/>
@@ -12859,11 +13408,13 @@
     </w:tblStylePr>
     <w:tblStylePr w:type="neCell">
       <w:rPr>
+        <w:rFonts w:eastAsia="黑体"/>
         <w:color w:themeColor="text1" w:val="000000"/>
       </w:rPr>
     </w:tblStylePr>
     <w:tblStylePr w:type="nwCell">
       <w:rPr>
+        <w:rFonts w:eastAsia="黑体"/>
         <w:color w:themeColor="text1" w:val="000000"/>
       </w:rPr>
     </w:tblStylePr>
@@ -12877,6 +13428,7 @@
       <w:spacing w:after="0" w:line="240" w:lineRule="auto"/>
     </w:pPr>
     <w:rPr>
+      <w:rFonts w:eastAsia="黑体"/>
       <w:color w:themeColor="text1" w:val="000000"/>
     </w:rPr>
     <w:tblPr>
@@ -12903,6 +13455,7 @@
     </w:tcPr>
     <w:tblStylePr w:type="firstRow">
       <w:rPr>
+        <w:rFonts w:eastAsia="黑体"/>
         <w:b/>
         <w:bCs/>
       </w:rPr>
@@ -12921,6 +13474,7 @@
     </w:tblStylePr>
     <w:tblStylePr w:type="lastRow">
       <w:rPr>
+        <w:rFonts w:eastAsia="黑体"/>
         <w:b/>
         <w:bCs/>
         <w:color w:themeColor="background1" w:val="FFFFFF"/>
@@ -12935,6 +13489,7 @@
     </w:tblStylePr>
     <w:tblStylePr w:type="firstCol">
       <w:rPr>
+        <w:rFonts w:eastAsia="黑体"/>
         <w:color w:themeColor="background1" w:val="FFFFFF"/>
       </w:rPr>
       <w:tblPr/>
@@ -12952,6 +13507,7 @@
     </w:tblStylePr>
     <w:tblStylePr w:type="lastCol">
       <w:rPr>
+        <w:rFonts w:eastAsia="黑体"/>
         <w:color w:themeColor="background1" w:val="FFFFFF"/>
       </w:rPr>
       <w:tblPr/>
@@ -12981,11 +13537,13 @@
     </w:tblStylePr>
     <w:tblStylePr w:type="neCell">
       <w:rPr>
+        <w:rFonts w:eastAsia="黑体"/>
         <w:color w:themeColor="text1" w:val="000000"/>
       </w:rPr>
     </w:tblStylePr>
     <w:tblStylePr w:type="nwCell">
       <w:rPr>
+        <w:rFonts w:eastAsia="黑体"/>
         <w:color w:themeColor="text1" w:val="000000"/>
       </w:rPr>
     </w:tblStylePr>
@@ -12999,6 +13557,7 @@
       <w:spacing w:after="0" w:line="240" w:lineRule="auto"/>
     </w:pPr>
     <w:rPr>
+      <w:rFonts w:eastAsia="黑体"/>
       <w:color w:themeColor="text1" w:val="000000"/>
     </w:rPr>
     <w:tblPr>
@@ -13025,6 +13584,7 @@
     </w:tcPr>
     <w:tblStylePr w:type="firstRow">
       <w:rPr>
+        <w:rFonts w:eastAsia="黑体"/>
         <w:b/>
         <w:bCs/>
       </w:rPr>
@@ -13043,6 +13603,7 @@
     </w:tblStylePr>
     <w:tblStylePr w:type="lastRow">
       <w:rPr>
+        <w:rFonts w:eastAsia="黑体"/>
         <w:b/>
         <w:bCs/>
         <w:color w:themeColor="background1" w:val="FFFFFF"/>
@@ -13057,6 +13618,7 @@
     </w:tblStylePr>
     <w:tblStylePr w:type="firstCol">
       <w:rPr>
+        <w:rFonts w:eastAsia="黑体"/>
         <w:color w:themeColor="background1" w:val="FFFFFF"/>
       </w:rPr>
       <w:tblPr/>
@@ -13074,6 +13636,7 @@
     </w:tblStylePr>
     <w:tblStylePr w:type="lastCol">
       <w:rPr>
+        <w:rFonts w:eastAsia="黑体"/>
         <w:color w:themeColor="background1" w:val="FFFFFF"/>
       </w:rPr>
       <w:tblPr/>
@@ -13103,11 +13666,13 @@
     </w:tblStylePr>
     <w:tblStylePr w:type="neCell">
       <w:rPr>
+        <w:rFonts w:eastAsia="黑体"/>
         <w:color w:themeColor="text1" w:val="000000"/>
       </w:rPr>
     </w:tblStylePr>
     <w:tblStylePr w:type="nwCell">
       <w:rPr>
+        <w:rFonts w:eastAsia="黑体"/>
         <w:color w:themeColor="text1" w:val="000000"/>
       </w:rPr>
     </w:tblStylePr>
@@ -13121,6 +13686,7 @@
       <w:spacing w:after="0" w:line="240" w:lineRule="auto"/>
     </w:pPr>
     <w:rPr>
+      <w:rFonts w:eastAsia="黑体"/>
       <w:color w:themeColor="text1" w:val="000000"/>
     </w:rPr>
     <w:tblPr>
@@ -13147,6 +13713,7 @@
     </w:tcPr>
     <w:tblStylePr w:type="firstRow">
       <w:rPr>
+        <w:rFonts w:eastAsia="黑体"/>
         <w:b/>
         <w:bCs/>
       </w:rPr>
@@ -13165,6 +13732,7 @@
     </w:tblStylePr>
     <w:tblStylePr w:type="lastRow">
       <w:rPr>
+        <w:rFonts w:eastAsia="黑体"/>
         <w:b/>
         <w:bCs/>
         <w:color w:themeColor="background1" w:val="FFFFFF"/>
@@ -13179,6 +13747,7 @@
     </w:tblStylePr>
     <w:tblStylePr w:type="firstCol">
       <w:rPr>
+        <w:rFonts w:eastAsia="黑体"/>
         <w:color w:themeColor="background1" w:val="FFFFFF"/>
       </w:rPr>
       <w:tblPr/>
@@ -13196,6 +13765,7 @@
     </w:tblStylePr>
     <w:tblStylePr w:type="lastCol">
       <w:rPr>
+        <w:rFonts w:eastAsia="黑体"/>
         <w:color w:themeColor="background1" w:val="FFFFFF"/>
       </w:rPr>
       <w:tblPr/>
@@ -13233,6 +13803,7 @@
       <w:spacing w:after="0" w:line="240" w:lineRule="auto"/>
     </w:pPr>
     <w:rPr>
+      <w:rFonts w:eastAsia="黑体"/>
       <w:color w:themeColor="text1" w:val="000000"/>
     </w:rPr>
     <w:tblPr>
@@ -13259,6 +13830,7 @@
     </w:tcPr>
     <w:tblStylePr w:type="firstRow">
       <w:rPr>
+        <w:rFonts w:eastAsia="黑体"/>
         <w:b/>
         <w:bCs/>
       </w:rPr>
@@ -13277,6 +13849,7 @@
     </w:tblStylePr>
     <w:tblStylePr w:type="lastRow">
       <w:rPr>
+        <w:rFonts w:eastAsia="黑体"/>
         <w:b/>
         <w:bCs/>
         <w:color w:themeColor="background1" w:val="FFFFFF"/>
@@ -13291,6 +13864,7 @@
     </w:tblStylePr>
     <w:tblStylePr w:type="firstCol">
       <w:rPr>
+        <w:rFonts w:eastAsia="黑体"/>
         <w:color w:themeColor="background1" w:val="FFFFFF"/>
       </w:rPr>
       <w:tblPr/>
@@ -13308,6 +13882,7 @@
     </w:tblStylePr>
     <w:tblStylePr w:type="lastCol">
       <w:rPr>
+        <w:rFonts w:eastAsia="黑体"/>
         <w:color w:themeColor="background1" w:val="FFFFFF"/>
       </w:rPr>
       <w:tblPr/>
@@ -13337,11 +13912,13 @@
     </w:tblStylePr>
     <w:tblStylePr w:type="neCell">
       <w:rPr>
+        <w:rFonts w:eastAsia="黑体"/>
         <w:color w:themeColor="text1" w:val="000000"/>
       </w:rPr>
     </w:tblStylePr>
     <w:tblStylePr w:type="nwCell">
       <w:rPr>
+        <w:rFonts w:eastAsia="黑体"/>
         <w:color w:themeColor="text1" w:val="000000"/>
       </w:rPr>
     </w:tblStylePr>
@@ -13355,6 +13932,7 @@
       <w:spacing w:after="0" w:line="240" w:lineRule="auto"/>
     </w:pPr>
     <w:rPr>
+      <w:rFonts w:eastAsia="黑体"/>
       <w:color w:themeColor="text1" w:val="000000"/>
     </w:rPr>
     <w:tblPr>
@@ -13381,6 +13959,7 @@
     </w:tcPr>
     <w:tblStylePr w:type="firstRow">
       <w:rPr>
+        <w:rFonts w:eastAsia="黑体"/>
         <w:b/>
         <w:bCs/>
       </w:rPr>
@@ -13399,6 +13978,7 @@
     </w:tblStylePr>
     <w:tblStylePr w:type="lastRow">
       <w:rPr>
+        <w:rFonts w:eastAsia="黑体"/>
         <w:b/>
         <w:bCs/>
         <w:color w:themeColor="background1" w:val="FFFFFF"/>
@@ -13413,6 +13993,7 @@
     </w:tblStylePr>
     <w:tblStylePr w:type="firstCol">
       <w:rPr>
+        <w:rFonts w:eastAsia="黑体"/>
         <w:color w:themeColor="background1" w:val="FFFFFF"/>
       </w:rPr>
       <w:tblPr/>
@@ -13430,6 +14011,7 @@
     </w:tblStylePr>
     <w:tblStylePr w:type="lastCol">
       <w:rPr>
+        <w:rFonts w:eastAsia="黑体"/>
         <w:color w:themeColor="background1" w:val="FFFFFF"/>
       </w:rPr>
       <w:tblPr/>
@@ -13459,11 +14041,13 @@
     </w:tblStylePr>
     <w:tblStylePr w:type="neCell">
       <w:rPr>
+        <w:rFonts w:eastAsia="黑体"/>
         <w:color w:themeColor="text1" w:val="000000"/>
       </w:rPr>
     </w:tblStylePr>
     <w:tblStylePr w:type="nwCell">
       <w:rPr>
+        <w:rFonts w:eastAsia="黑体"/>
         <w:color w:themeColor="text1" w:val="000000"/>
       </w:rPr>
     </w:tblStylePr>
@@ -13477,6 +14061,7 @@
       <w:spacing w:after="0" w:line="240" w:lineRule="auto"/>
     </w:pPr>
     <w:rPr>
+      <w:rFonts w:eastAsia="黑体"/>
       <w:color w:themeColor="text1" w:val="000000"/>
     </w:rPr>
     <w:tblPr>
@@ -13503,6 +14088,7 @@
     </w:tcPr>
     <w:tblStylePr w:type="firstRow">
       <w:rPr>
+        <w:rFonts w:eastAsia="黑体"/>
         <w:b/>
         <w:bCs/>
       </w:rPr>
@@ -13521,6 +14107,7 @@
     </w:tblStylePr>
     <w:tblStylePr w:type="lastRow">
       <w:rPr>
+        <w:rFonts w:eastAsia="黑体"/>
         <w:b/>
         <w:bCs/>
         <w:color w:themeColor="background1" w:val="FFFFFF"/>
@@ -13535,6 +14122,7 @@
     </w:tblStylePr>
     <w:tblStylePr w:type="firstCol">
       <w:rPr>
+        <w:rFonts w:eastAsia="黑体"/>
         <w:color w:themeColor="background1" w:val="FFFFFF"/>
       </w:rPr>
       <w:tblPr/>
@@ -13552,6 +14140,7 @@
     </w:tblStylePr>
     <w:tblStylePr w:type="lastCol">
       <w:rPr>
+        <w:rFonts w:eastAsia="黑体"/>
         <w:color w:themeColor="background1" w:val="FFFFFF"/>
       </w:rPr>
       <w:tblPr/>
@@ -13581,11 +14170,13 @@
     </w:tblStylePr>
     <w:tblStylePr w:type="neCell">
       <w:rPr>
+        <w:rFonts w:eastAsia="黑体"/>
         <w:color w:themeColor="text1" w:val="000000"/>
       </w:rPr>
     </w:tblStylePr>
     <w:tblStylePr w:type="nwCell">
       <w:rPr>
+        <w:rFonts w:eastAsia="黑体"/>
         <w:color w:themeColor="text1" w:val="000000"/>
       </w:rPr>
     </w:tblStylePr>
@@ -13599,6 +14190,7 @@
       <w:spacing w:after="0" w:line="240" w:lineRule="auto"/>
     </w:pPr>
     <w:rPr>
+      <w:rFonts w:eastAsia="黑体"/>
       <w:color w:themeColor="text1" w:val="000000"/>
     </w:rPr>
     <w:tblPr>
@@ -13617,6 +14209,7 @@
     </w:tcPr>
     <w:tblStylePr w:type="firstRow">
       <w:rPr>
+        <w:rFonts w:eastAsia="黑体"/>
         <w:b/>
         <w:bCs/>
         <w:color w:themeColor="background1" w:val="FFFFFF"/>
@@ -13631,6 +14224,7 @@
     </w:tblStylePr>
     <w:tblStylePr w:type="lastRow">
       <w:rPr>
+        <w:rFonts w:eastAsia="黑体"/>
         <w:b/>
         <w:bCs/>
         <w:color w:themeColor="accent2" w:themeShade="CC" w:val="9E3A38"/>
@@ -13645,12 +14239,14 @@
     </w:tblStylePr>
     <w:tblStylePr w:type="firstCol">
       <w:rPr>
+        <w:rFonts w:eastAsia="黑体"/>
         <w:b/>
         <w:bCs/>
       </w:rPr>
     </w:tblStylePr>
     <w:tblStylePr w:type="lastCol">
       <w:rPr>
+        <w:rFonts w:eastAsia="黑体"/>
         <w:b/>
         <w:bCs/>
       </w:rPr>
@@ -13685,6 +14281,7 @@
       <w:spacing w:after="0" w:line="240" w:lineRule="auto"/>
     </w:pPr>
     <w:rPr>
+      <w:rFonts w:eastAsia="黑体"/>
       <w:color w:themeColor="text1" w:val="000000"/>
     </w:rPr>
     <w:tblPr>
@@ -13703,6 +14300,7 @@
     </w:tcPr>
     <w:tblStylePr w:type="firstRow">
       <w:rPr>
+        <w:rFonts w:eastAsia="黑体"/>
         <w:b/>
         <w:bCs/>
         <w:color w:themeColor="background1" w:val="FFFFFF"/>
@@ -13717,6 +14315,7 @@
     </w:tblStylePr>
     <w:tblStylePr w:type="lastRow">
       <w:rPr>
+        <w:rFonts w:eastAsia="黑体"/>
         <w:b/>
         <w:bCs/>
         <w:color w:themeColor="accent2" w:themeShade="CC" w:val="9E3A38"/>
@@ -13731,12 +14330,14 @@
     </w:tblStylePr>
     <w:tblStylePr w:type="firstCol">
       <w:rPr>
+        <w:rFonts w:eastAsia="黑体"/>
         <w:b/>
         <w:bCs/>
       </w:rPr>
     </w:tblStylePr>
     <w:tblStylePr w:type="lastCol">
       <w:rPr>
+        <w:rFonts w:eastAsia="黑体"/>
         <w:b/>
         <w:bCs/>
       </w:rPr>
@@ -13771,6 +14372,7 @@
       <w:spacing w:after="0" w:line="240" w:lineRule="auto"/>
     </w:pPr>
     <w:rPr>
+      <w:rFonts w:eastAsia="黑体"/>
       <w:color w:themeColor="text1" w:val="000000"/>
     </w:rPr>
     <w:tblPr>
@@ -13789,6 +14391,7 @@
     </w:tcPr>
     <w:tblStylePr w:type="firstRow">
       <w:rPr>
+        <w:rFonts w:eastAsia="黑体"/>
         <w:b/>
         <w:bCs/>
         <w:color w:themeColor="background1" w:val="FFFFFF"/>
@@ -13803,6 +14406,7 @@
     </w:tblStylePr>
     <w:tblStylePr w:type="lastRow">
       <w:rPr>
+        <w:rFonts w:eastAsia="黑体"/>
         <w:b/>
         <w:bCs/>
         <w:color w:themeColor="accent2" w:themeShade="CC" w:val="9E3A38"/>
@@ -13817,12 +14421,14 @@
     </w:tblStylePr>
     <w:tblStylePr w:type="firstCol">
       <w:rPr>
+        <w:rFonts w:eastAsia="黑体"/>
         <w:b/>
         <w:bCs/>
       </w:rPr>
     </w:tblStylePr>
     <w:tblStylePr w:type="lastCol">
       <w:rPr>
+        <w:rFonts w:eastAsia="黑体"/>
         <w:b/>
         <w:bCs/>
       </w:rPr>
@@ -13857,6 +14463,7 @@
       <w:spacing w:after="0" w:line="240" w:lineRule="auto"/>
     </w:pPr>
     <w:rPr>
+      <w:rFonts w:eastAsia="黑体"/>
       <w:color w:themeColor="text1" w:val="000000"/>
     </w:rPr>
     <w:tblPr>
@@ -13875,6 +14482,7 @@
     </w:tcPr>
     <w:tblStylePr w:type="firstRow">
       <w:rPr>
+        <w:rFonts w:eastAsia="黑体"/>
         <w:b/>
         <w:bCs/>
         <w:color w:themeColor="background1" w:val="FFFFFF"/>
@@ -13889,6 +14497,7 @@
     </w:tblStylePr>
     <w:tblStylePr w:type="lastRow">
       <w:rPr>
+        <w:rFonts w:eastAsia="黑体"/>
         <w:b/>
         <w:bCs/>
         <w:color w:themeColor="accent4" w:themeShade="CC" w:val="664E82"/>
@@ -13903,12 +14512,14 @@
     </w:tblStylePr>
     <w:tblStylePr w:type="firstCol">
       <w:rPr>
+        <w:rFonts w:eastAsia="黑体"/>
         <w:b/>
         <w:bCs/>
       </w:rPr>
     </w:tblStylePr>
     <w:tblStylePr w:type="lastCol">
       <w:rPr>
+        <w:rFonts w:eastAsia="黑体"/>
         <w:b/>
         <w:bCs/>
       </w:rPr>
@@ -13943,6 +14554,7 @@
       <w:spacing w:after="0" w:line="240" w:lineRule="auto"/>
     </w:pPr>
     <w:rPr>
+      <w:rFonts w:eastAsia="黑体"/>
       <w:color w:themeColor="text1" w:val="000000"/>
     </w:rPr>
     <w:tblPr>
@@ -13961,6 +14573,7 @@
     </w:tcPr>
     <w:tblStylePr w:type="firstRow">
       <w:rPr>
+        <w:rFonts w:eastAsia="黑体"/>
         <w:b/>
         <w:bCs/>
         <w:color w:themeColor="background1" w:val="FFFFFF"/>
@@ -13975,6 +14588,7 @@
     </w:tblStylePr>
     <w:tblStylePr w:type="lastRow">
       <w:rPr>
+        <w:rFonts w:eastAsia="黑体"/>
         <w:b/>
         <w:bCs/>
         <w:color w:themeColor="accent3" w:themeShade="CC" w:val="7E9C40"/>
@@ -13989,12 +14603,14 @@
     </w:tblStylePr>
     <w:tblStylePr w:type="firstCol">
       <w:rPr>
+        <w:rFonts w:eastAsia="黑体"/>
         <w:b/>
         <w:bCs/>
       </w:rPr>
     </w:tblStylePr>
     <w:tblStylePr w:type="lastCol">
       <w:rPr>
+        <w:rFonts w:eastAsia="黑体"/>
         <w:b/>
         <w:bCs/>
       </w:rPr>
@@ -14029,6 +14645,7 @@
       <w:spacing w:after="0" w:line="240" w:lineRule="auto"/>
     </w:pPr>
     <w:rPr>
+      <w:rFonts w:eastAsia="黑体"/>
       <w:color w:themeColor="text1" w:val="000000"/>
     </w:rPr>
     <w:tblPr>
@@ -14047,6 +14664,7 @@
     </w:tcPr>
     <w:tblStylePr w:type="firstRow">
       <w:rPr>
+        <w:rFonts w:eastAsia="黑体"/>
         <w:b/>
         <w:bCs/>
         <w:color w:themeColor="background1" w:val="FFFFFF"/>
@@ -14061,6 +14679,7 @@
     </w:tblStylePr>
     <w:tblStylePr w:type="lastRow">
       <w:rPr>
+        <w:rFonts w:eastAsia="黑体"/>
         <w:b/>
         <w:bCs/>
         <w:color w:themeColor="accent6" w:themeShade="CC" w:val="F2730A"/>
@@ -14075,12 +14694,14 @@
     </w:tblStylePr>
     <w:tblStylePr w:type="firstCol">
       <w:rPr>
+        <w:rFonts w:eastAsia="黑体"/>
         <w:b/>
         <w:bCs/>
       </w:rPr>
     </w:tblStylePr>
     <w:tblStylePr w:type="lastCol">
       <w:rPr>
+        <w:rFonts w:eastAsia="黑体"/>
         <w:b/>
         <w:bCs/>
       </w:rPr>
@@ -14115,6 +14736,7 @@
       <w:spacing w:after="0" w:line="240" w:lineRule="auto"/>
     </w:pPr>
     <w:rPr>
+      <w:rFonts w:eastAsia="黑体"/>
       <w:color w:themeColor="text1" w:val="000000"/>
     </w:rPr>
     <w:tblPr>
@@ -14133,6 +14755,7 @@
     </w:tcPr>
     <w:tblStylePr w:type="firstRow">
       <w:rPr>
+        <w:rFonts w:eastAsia="黑体"/>
         <w:b/>
         <w:bCs/>
         <w:color w:themeColor="background1" w:val="FFFFFF"/>
@@ -14147,6 +14770,7 @@
     </w:tblStylePr>
     <w:tblStylePr w:type="lastRow">
       <w:rPr>
+        <w:rFonts w:eastAsia="黑体"/>
         <w:b/>
         <w:bCs/>
         <w:color w:themeColor="accent5" w:themeShade="CC" w:val="348DA5"/>
@@ -14161,12 +14785,14 @@
     </w:tblStylePr>
     <w:tblStylePr w:type="firstCol">
       <w:rPr>
+        <w:rFonts w:eastAsia="黑体"/>
         <w:b/>
         <w:bCs/>
       </w:rPr>
     </w:tblStylePr>
     <w:tblStylePr w:type="lastCol">
       <w:rPr>
+        <w:rFonts w:eastAsia="黑体"/>
         <w:b/>
         <w:bCs/>
       </w:rPr>
@@ -14201,6 +14827,7 @@
       <w:spacing w:after="0" w:line="240" w:lineRule="auto"/>
     </w:pPr>
     <w:rPr>
+      <w:rFonts w:eastAsia="黑体"/>
       <w:color w:themeColor="text1" w:val="000000"/>
     </w:rPr>
     <w:tblPr>
@@ -14222,6 +14849,7 @@
     </w:tcPr>
     <w:tblStylePr w:type="firstRow">
       <w:rPr>
+        <w:rFonts w:eastAsia="黑体"/>
         <w:b/>
         <w:bCs/>
       </w:rPr>
@@ -14232,6 +14860,7 @@
     </w:tblStylePr>
     <w:tblStylePr w:type="lastRow">
       <w:rPr>
+        <w:rFonts w:eastAsia="黑体"/>
         <w:b/>
         <w:bCs/>
         <w:color w:themeColor="text1" w:val="000000"/>
@@ -14243,6 +14872,7 @@
     </w:tblStylePr>
     <w:tblStylePr w:type="firstCol">
       <w:rPr>
+        <w:rFonts w:eastAsia="黑体"/>
         <w:color w:themeColor="background1" w:val="FFFFFF"/>
       </w:rPr>
       <w:tblPr/>
@@ -14252,6 +14882,7 @@
     </w:tblStylePr>
     <w:tblStylePr w:type="lastCol">
       <w:rPr>
+        <w:rFonts w:eastAsia="黑体"/>
         <w:color w:themeColor="background1" w:val="FFFFFF"/>
       </w:rPr>
       <w:tblPr/>
@@ -14281,6 +14912,7 @@
       <w:spacing w:after="0" w:line="240" w:lineRule="auto"/>
     </w:pPr>
     <w:rPr>
+      <w:rFonts w:eastAsia="黑体"/>
       <w:color w:themeColor="text1" w:val="000000"/>
     </w:rPr>
     <w:tblPr>
@@ -14302,6 +14934,7 @@
     </w:tcPr>
     <w:tblStylePr w:type="firstRow">
       <w:rPr>
+        <w:rFonts w:eastAsia="黑体"/>
         <w:b/>
         <w:bCs/>
       </w:rPr>
@@ -14312,6 +14945,7 @@
     </w:tblStylePr>
     <w:tblStylePr w:type="lastRow">
       <w:rPr>
+        <w:rFonts w:eastAsia="黑体"/>
         <w:b/>
         <w:bCs/>
         <w:color w:themeColor="text1" w:val="000000"/>
@@ -14323,6 +14957,7 @@
     </w:tblStylePr>
     <w:tblStylePr w:type="firstCol">
       <w:rPr>
+        <w:rFonts w:eastAsia="黑体"/>
         <w:color w:themeColor="background1" w:val="FFFFFF"/>
       </w:rPr>
       <w:tblPr/>
@@ -14332,6 +14967,7 @@
     </w:tblStylePr>
     <w:tblStylePr w:type="lastCol">
       <w:rPr>
+        <w:rFonts w:eastAsia="黑体"/>
         <w:color w:themeColor="background1" w:val="FFFFFF"/>
       </w:rPr>
       <w:tblPr/>
@@ -14361,6 +14997,7 @@
       <w:spacing w:after="0" w:line="240" w:lineRule="auto"/>
     </w:pPr>
     <w:rPr>
+      <w:rFonts w:eastAsia="黑体"/>
       <w:color w:themeColor="text1" w:val="000000"/>
     </w:rPr>
     <w:tblPr>
@@ -14382,6 +15019,7 @@
     </w:tcPr>
     <w:tblStylePr w:type="firstRow">
       <w:rPr>
+        <w:rFonts w:eastAsia="黑体"/>
         <w:b/>
         <w:bCs/>
       </w:rPr>
@@ -14392,6 +15030,7 @@
     </w:tblStylePr>
     <w:tblStylePr w:type="lastRow">
       <w:rPr>
+        <w:rFonts w:eastAsia="黑体"/>
         <w:b/>
         <w:bCs/>
         <w:color w:themeColor="text1" w:val="000000"/>
@@ -14403,6 +15042,7 @@
     </w:tblStylePr>
     <w:tblStylePr w:type="firstCol">
       <w:rPr>
+        <w:rFonts w:eastAsia="黑体"/>
         <w:color w:themeColor="background1" w:val="FFFFFF"/>
       </w:rPr>
       <w:tblPr/>
@@ -14412,6 +15052,7 @@
     </w:tblStylePr>
     <w:tblStylePr w:type="lastCol">
       <w:rPr>
+        <w:rFonts w:eastAsia="黑体"/>
         <w:color w:themeColor="background1" w:val="FFFFFF"/>
       </w:rPr>
       <w:tblPr/>
@@ -14441,6 +15082,7 @@
       <w:spacing w:after="0" w:line="240" w:lineRule="auto"/>
     </w:pPr>
     <w:rPr>
+      <w:rFonts w:eastAsia="黑体"/>
       <w:color w:themeColor="text1" w:val="000000"/>
     </w:rPr>
     <w:tblPr>
@@ -14462,6 +15104,7 @@
     </w:tcPr>
     <w:tblStylePr w:type="firstRow">
       <w:rPr>
+        <w:rFonts w:eastAsia="黑体"/>
         <w:b/>
         <w:bCs/>
       </w:rPr>
@@ -14472,6 +15115,7 @@
     </w:tblStylePr>
     <w:tblStylePr w:type="lastRow">
       <w:rPr>
+        <w:rFonts w:eastAsia="黑体"/>
         <w:b/>
         <w:bCs/>
         <w:color w:themeColor="text1" w:val="000000"/>
@@ -14483,6 +15127,7 @@
     </w:tblStylePr>
     <w:tblStylePr w:type="firstCol">
       <w:rPr>
+        <w:rFonts w:eastAsia="黑体"/>
         <w:color w:themeColor="background1" w:val="FFFFFF"/>
       </w:rPr>
       <w:tblPr/>
@@ -14492,6 +15137,7 @@
     </w:tblStylePr>
     <w:tblStylePr w:type="lastCol">
       <w:rPr>
+        <w:rFonts w:eastAsia="黑体"/>
         <w:color w:themeColor="background1" w:val="FFFFFF"/>
       </w:rPr>
       <w:tblPr/>
@@ -14521,6 +15167,7 @@
       <w:spacing w:after="0" w:line="240" w:lineRule="auto"/>
     </w:pPr>
     <w:rPr>
+      <w:rFonts w:eastAsia="黑体"/>
       <w:color w:themeColor="text1" w:val="000000"/>
     </w:rPr>
     <w:tblPr>
@@ -14542,6 +15189,7 @@
     </w:tcPr>
     <w:tblStylePr w:type="firstRow">
       <w:rPr>
+        <w:rFonts w:eastAsia="黑体"/>
         <w:b/>
         <w:bCs/>
       </w:rPr>
@@ -14552,6 +15200,7 @@
     </w:tblStylePr>
     <w:tblStylePr w:type="lastRow">
       <w:rPr>
+        <w:rFonts w:eastAsia="黑体"/>
         <w:b/>
         <w:bCs/>
         <w:color w:themeColor="text1" w:val="000000"/>
@@ -14563,6 +15212,7 @@
     </w:tblStylePr>
     <w:tblStylePr w:type="firstCol">
       <w:rPr>
+        <w:rFonts w:eastAsia="黑体"/>
         <w:color w:themeColor="background1" w:val="FFFFFF"/>
       </w:rPr>
       <w:tblPr/>
@@ -14572,6 +15222,7 @@
     </w:tblStylePr>
     <w:tblStylePr w:type="lastCol">
       <w:rPr>
+        <w:rFonts w:eastAsia="黑体"/>
         <w:color w:themeColor="background1" w:val="FFFFFF"/>
       </w:rPr>
       <w:tblPr/>
@@ -14601,6 +15252,7 @@
       <w:spacing w:after="0" w:line="240" w:lineRule="auto"/>
     </w:pPr>
     <w:rPr>
+      <w:rFonts w:eastAsia="黑体"/>
       <w:color w:themeColor="text1" w:val="000000"/>
     </w:rPr>
     <w:tblPr>
@@ -14622,6 +15274,7 @@
     </w:tcPr>
     <w:tblStylePr w:type="firstRow">
       <w:rPr>
+        <w:rFonts w:eastAsia="黑体"/>
         <w:b/>
         <w:bCs/>
       </w:rPr>
@@ -14632,6 +15285,7 @@
     </w:tblStylePr>
     <w:tblStylePr w:type="lastRow">
       <w:rPr>
+        <w:rFonts w:eastAsia="黑体"/>
         <w:b/>
         <w:bCs/>
         <w:color w:themeColor="text1" w:val="000000"/>
@@ -14643,6 +15297,7 @@
     </w:tblStylePr>
     <w:tblStylePr w:type="firstCol">
       <w:rPr>
+        <w:rFonts w:eastAsia="黑体"/>
         <w:color w:themeColor="background1" w:val="FFFFFF"/>
       </w:rPr>
       <w:tblPr/>
@@ -14652,6 +15307,7 @@
     </w:tblStylePr>
     <w:tblStylePr w:type="lastCol">
       <w:rPr>
+        <w:rFonts w:eastAsia="黑体"/>
         <w:color w:themeColor="background1" w:val="FFFFFF"/>
       </w:rPr>
       <w:tblPr/>
@@ -14681,6 +15337,7 @@
       <w:spacing w:after="0" w:line="240" w:lineRule="auto"/>
     </w:pPr>
     <w:rPr>
+      <w:rFonts w:eastAsia="黑体"/>
       <w:color w:themeColor="text1" w:val="000000"/>
     </w:rPr>
     <w:tblPr>
@@ -14702,6 +15359,7 @@
     </w:tcPr>
     <w:tblStylePr w:type="firstRow">
       <w:rPr>
+        <w:rFonts w:eastAsia="黑体"/>
         <w:b/>
         <w:bCs/>
       </w:rPr>
@@ -14712,6 +15370,7 @@
     </w:tblStylePr>
     <w:tblStylePr w:type="lastRow">
       <w:rPr>
+        <w:rFonts w:eastAsia="黑体"/>
         <w:b/>
         <w:bCs/>
         <w:color w:themeColor="text1" w:val="000000"/>
@@ -14723,6 +15382,7 @@
     </w:tblStylePr>
     <w:tblStylePr w:type="firstCol">
       <w:rPr>
+        <w:rFonts w:eastAsia="黑体"/>
         <w:color w:themeColor="background1" w:val="FFFFFF"/>
       </w:rPr>
       <w:tblPr/>
@@ -14732,6 +15392,7 @@
     </w:tblStylePr>
     <w:tblStylePr w:type="lastCol">
       <w:rPr>
+        <w:rFonts w:eastAsia="黑体"/>
         <w:color w:themeColor="background1" w:val="FFFFFF"/>
       </w:rPr>
       <w:tblPr/>
@@ -14764,6 +15425,7 @@
     <w:name w:val="KeywordTok"/>
     <w:basedOn w:val="VerbatimChar"/>
     <w:rPr>
+      <w:rFonts w:eastAsia="黑体"/>
       <w:b/>
       <w:color w:val="007020"/>
     </w:rPr>
@@ -14772,6 +15434,7 @@
     <w:name w:val="DataTypeTok"/>
     <w:basedOn w:val="VerbatimChar"/>
     <w:rPr>
+      <w:rFonts w:eastAsia="黑体"/>
       <w:color w:val="902000"/>
     </w:rPr>
   </w:style>
@@ -14779,6 +15442,7 @@
     <w:name w:val="DecValTok"/>
     <w:basedOn w:val="VerbatimChar"/>
     <w:rPr>
+      <w:rFonts w:eastAsia="黑体"/>
       <w:color w:val="40a070"/>
     </w:rPr>
   </w:style>
@@ -14786,6 +15450,7 @@
     <w:name w:val="BaseNTok"/>
     <w:basedOn w:val="VerbatimChar"/>
     <w:rPr>
+      <w:rFonts w:eastAsia="黑体"/>
       <w:color w:val="40a070"/>
     </w:rPr>
   </w:style>
@@ -14793,6 +15458,7 @@
     <w:name w:val="FloatTok"/>
     <w:basedOn w:val="VerbatimChar"/>
     <w:rPr>
+      <w:rFonts w:eastAsia="黑体"/>
       <w:color w:val="40a070"/>
     </w:rPr>
   </w:style>
@@ -14800,6 +15466,7 @@
     <w:name w:val="ConstantTok"/>
     <w:basedOn w:val="VerbatimChar"/>
     <w:rPr>
+      <w:rFonts w:eastAsia="黑体"/>
       <w:color w:val="880000"/>
     </w:rPr>
   </w:style>
@@ -14807,6 +15474,7 @@
     <w:name w:val="CharTok"/>
     <w:basedOn w:val="VerbatimChar"/>
     <w:rPr>
+      <w:rFonts w:eastAsia="黑体"/>
       <w:color w:val="4070a0"/>
     </w:rPr>
   </w:style>
@@ -14814,6 +15482,7 @@
     <w:name w:val="SpecialCharTok"/>
     <w:basedOn w:val="VerbatimChar"/>
     <w:rPr>
+      <w:rFonts w:eastAsia="黑体"/>
       <w:color w:val="4070a0"/>
     </w:rPr>
   </w:style>
@@ -14821,6 +15490,7 @@
     <w:name w:val="StringTok"/>
     <w:basedOn w:val="VerbatimChar"/>
     <w:rPr>
+      <w:rFonts w:eastAsia="黑体"/>
       <w:color w:val="4070a0"/>
     </w:rPr>
   </w:style>
@@ -14828,6 +15498,7 @@
     <w:name w:val="VerbatimStringTok"/>
     <w:basedOn w:val="VerbatimChar"/>
     <w:rPr>
+      <w:rFonts w:eastAsia="黑体"/>
       <w:color w:val="4070a0"/>
     </w:rPr>
   </w:style>
@@ -14835,6 +15506,7 @@
     <w:name w:val="SpecialStringTok"/>
     <w:basedOn w:val="VerbatimChar"/>
     <w:rPr>
+      <w:rFonts w:eastAsia="黑体"/>
       <w:color w:val="bb6688"/>
     </w:rPr>
   </w:style>
@@ -14842,6 +15514,7 @@
     <w:name w:val="ImportTok"/>
     <w:basedOn w:val="VerbatimChar"/>
     <w:rPr>
+      <w:rFonts w:eastAsia="黑体"/>
       <w:b/>
       <w:color w:val="008000"/>
     </w:rPr>
@@ -14850,6 +15523,7 @@
     <w:name w:val="CommentTok"/>
     <w:basedOn w:val="VerbatimChar"/>
     <w:rPr>
+      <w:rFonts w:eastAsia="黑体"/>
       <w:i/>
       <w:color w:val="60a0b0"/>
     </w:rPr>
@@ -14858,6 +15532,7 @@
     <w:name w:val="DocumentationTok"/>
     <w:basedOn w:val="VerbatimChar"/>
     <w:rPr>
+      <w:rFonts w:eastAsia="黑体"/>
       <w:i/>
       <w:color w:val="ba2121"/>
     </w:rPr>
@@ -14866,6 +15541,7 @@
     <w:name w:val="AnnotationTok"/>
     <w:basedOn w:val="VerbatimChar"/>
     <w:rPr>
+      <w:rFonts w:eastAsia="黑体"/>
       <w:b/>
       <w:i/>
       <w:color w:val="60a0b0"/>
@@ -14875,6 +15551,7 @@
     <w:name w:val="CommentVarTok"/>
     <w:basedOn w:val="VerbatimChar"/>
     <w:rPr>
+      <w:rFonts w:eastAsia="黑体"/>
       <w:b/>
       <w:i/>
       <w:color w:val="60a0b0"/>
@@ -14884,6 +15561,7 @@
     <w:name w:val="OtherTok"/>
     <w:basedOn w:val="VerbatimChar"/>
     <w:rPr>
+      <w:rFonts w:eastAsia="黑体"/>
       <w:color w:val="007020"/>
     </w:rPr>
   </w:style>
@@ -14891,6 +15569,7 @@
     <w:name w:val="FunctionTok"/>
     <w:basedOn w:val="VerbatimChar"/>
     <w:rPr>
+      <w:rFonts w:eastAsia="黑体"/>
       <w:color w:val="06287e"/>
     </w:rPr>
   </w:style>
@@ -14898,6 +15577,7 @@
     <w:name w:val="VariableTok"/>
     <w:basedOn w:val="VerbatimChar"/>
     <w:rPr>
+      <w:rFonts w:eastAsia="黑体"/>
       <w:color w:val="19177c"/>
     </w:rPr>
   </w:style>
@@ -14905,6 +15585,7 @@
     <w:name w:val="ControlFlowTok"/>
     <w:basedOn w:val="VerbatimChar"/>
     <w:rPr>
+      <w:rFonts w:eastAsia="黑体"/>
       <w:b/>
       <w:color w:val="007020"/>
     </w:rPr>
@@ -14913,6 +15594,7 @@
     <w:name w:val="OperatorTok"/>
     <w:basedOn w:val="VerbatimChar"/>
     <w:rPr>
+      <w:rFonts w:eastAsia="黑体"/>
       <w:color w:val="666666"/>
     </w:rPr>
   </w:style>
@@ -14920,18 +15602,22 @@
     <w:name w:val="BuiltInTok"/>
     <w:basedOn w:val="VerbatimChar"/>
     <w:rPr>
+      <w:rFonts w:eastAsia="黑体"/>
       <w:color w:val="008000"/>
     </w:rPr>
   </w:style>
   <w:style w:type="character" w:customStyle="1" w:styleId="ExtensionTok">
     <w:name w:val="ExtensionTok"/>
     <w:basedOn w:val="VerbatimChar"/>
-    <w:rPr/>
+    <w:rPr>
+      <w:rFonts w:eastAsia="黑体"/>
+    </w:rPr>
   </w:style>
   <w:style w:type="character" w:customStyle="1" w:styleId="PreprocessorTok">
     <w:name w:val="PreprocessorTok"/>
     <w:basedOn w:val="VerbatimChar"/>
     <w:rPr>
+      <w:rFonts w:eastAsia="黑体"/>
       <w:color w:val="bc7a00"/>
     </w:rPr>
   </w:style>
@@ -14939,18 +15625,22 @@
     <w:name w:val="AttributeTok"/>
     <w:basedOn w:val="VerbatimChar"/>
     <w:rPr>
+      <w:rFonts w:eastAsia="黑体"/>
       <w:color w:val="7d9029"/>
     </w:rPr>
   </w:style>
   <w:style w:type="character" w:customStyle="1" w:styleId="RegionMarkerTok">
     <w:name w:val="RegionMarkerTok"/>
     <w:basedOn w:val="VerbatimChar"/>
-    <w:rPr/>
+    <w:rPr>
+      <w:rFonts w:eastAsia="黑体"/>
+    </w:rPr>
   </w:style>
   <w:style w:type="character" w:customStyle="1" w:styleId="InformationTok">
     <w:name w:val="InformationTok"/>
     <w:basedOn w:val="VerbatimChar"/>
     <w:rPr>
+      <w:rFonts w:eastAsia="黑体"/>
       <w:b/>
       <w:i/>
       <w:color w:val="60a0b0"/>
@@ -14960,6 +15650,7 @@
     <w:name w:val="WarningTok"/>
     <w:basedOn w:val="VerbatimChar"/>
     <w:rPr>
+      <w:rFonts w:eastAsia="黑体"/>
       <w:b/>
       <w:i/>
       <w:color w:val="60a0b0"/>
@@ -14969,6 +15660,7 @@
     <w:name w:val="AlertTok"/>
     <w:basedOn w:val="VerbatimChar"/>
     <w:rPr>
+      <w:rFonts w:eastAsia="黑体"/>
       <w:b/>
       <w:color w:val="ff0000"/>
     </w:rPr>
@@ -14977,6 +15669,7 @@
     <w:name w:val="ErrorTok"/>
     <w:basedOn w:val="VerbatimChar"/>
     <w:rPr>
+      <w:rFonts w:eastAsia="黑体"/>
       <w:b/>
       <w:color w:val="ff0000"/>
     </w:rPr>
@@ -14984,7 +15677,9 @@
   <w:style w:type="character" w:customStyle="1" w:styleId="NormalTok">
     <w:name w:val="NormalTok"/>
     <w:basedOn w:val="VerbatimChar"/>
-    <w:rPr/>
+    <w:rPr>
+      <w:rFonts w:eastAsia="黑体"/>
+    </w:rPr>
   </w:style>
 </w:styles>
 </file>
@@ -15033,12 +15728,12 @@
     <a:fontScheme name="Office">
       <a:majorFont>
         <a:latin typeface="Calibri"/>
-        <a:ea typeface=""/>
+        <a:ea typeface="黑体"/>
         <a:cs typeface=""/>
         <a:font script="Jpan" typeface="ＭＳ ゴシック"/>
         <a:font script="Hang" typeface="맑은 고딕"/>
-        <a:font script="Hans" typeface="宋体"/>
-        <a:font script="Hant" typeface="新細明體"/>
+        <a:font script="Hans" typeface="黑体"/>
+        <a:font script="Hant" typeface="黑体"/>
         <a:font script="Arab" typeface="Times New Roman"/>
         <a:font script="Hebr" typeface="Times New Roman"/>
         <a:font script="Thai" typeface="Angsana New"/>
@@ -15068,12 +15763,12 @@
       </a:majorFont>
       <a:minorFont>
         <a:latin typeface="Cambria"/>
-        <a:ea typeface=""/>
+        <a:ea typeface="黑体"/>
         <a:cs typeface=""/>
         <a:font script="Jpan" typeface="ＭＳ 明朝"/>
         <a:font script="Hang" typeface="맑은 고딕"/>
-        <a:font script="Hans" typeface="宋体"/>
-        <a:font script="Hant" typeface="新細明體"/>
+        <a:font script="Hans" typeface="黑体"/>
+        <a:font script="Hant" typeface="黑体"/>
         <a:font script="Arab" typeface="Arial"/>
         <a:font script="Hebr" typeface="Arial"/>
         <a:font script="Thai" typeface="Cordia New"/>

--- a/10-保护电路/06-防反接保护/MOSFET防反接电路/MOSFET防反接电路.docx
+++ b/10-保护电路/06-防反接保护/MOSFET防反接电路/MOSFET防反接电路.docx
@@ -2657,7 +2657,7 @@
           <w:color w:val="555555"/>
           <w:sz w:val="21"/>
         </w:rPr>
-        <w:t>材料收集者：杜文杰，WX手机：19519196569，QQ:3478827729</w:t>
+        <w:t>材料收集者：杜文杰，微信/手机：19519196569，QQ:3478827729</w:t>
       </w:r>
     </w:p>
     <w:sectPr>
